--- a/docs/IFC최적화_최종정리_통합문서.docx
+++ b/docs/IFC최적화_최종정리_통합문서.docx
@@ -2,8 +2,6 @@
 <file path=word/document.xml><?xml version="1.0" encoding="utf-8"?>
 <w:document xmlns:wpc="http://schemas.microsoft.com/office/word/2010/wordprocessingCanvas" xmlns:mo="http://schemas.microsoft.com/office/mac/office/2008/main" xmlns:mc="http://schemas.openxmlformats.org/markup-compatibility/2006" xmlns:mv="urn:schemas-microsoft-com:mac:vml" xmlns:o="urn:schemas-microsoft-com:office:office" xmlns:r="http://schemas.openxmlformats.org/officeDocument/2006/relationships" xmlns:m="http://schemas.openxmlformats.org/officeDocument/2006/math" xmlns:v="urn:schemas-microsoft-com:vml" xmlns:wp14="http://schemas.microsoft.com/office/word/2010/wordprocessingDrawing" xmlns:wp="http://schemas.openxmlformats.org/drawingml/2006/wordprocessingDrawing" xmlns:w10="urn:schemas-microsoft-com:office:word" xmlns:w="http://schemas.openxmlformats.org/wordprocessingml/2006/main" xmlns:w14="http://schemas.microsoft.com/office/word/2010/wordml" xmlns:wpg="http://schemas.microsoft.com/office/word/2010/wordprocessingGroup" xmlns:wpi="http://schemas.microsoft.com/office/word/2010/wordprocessingInk" xmlns:wne="http://schemas.microsoft.com/office/word/2006/wordml" xmlns:wps="http://schemas.microsoft.com/office/word/2010/wordprocessingShape" mc:Ignorable="w14 wp14">
   <w:body>
-    <w:p/>
-    <w:p/>
     <w:p/>
     <w:p>
       <w:pPr>
@@ -11,153 +9,450 @@
       </w:pPr>
       <w:r>
         <w:rPr>
-          <w:rFonts w:ascii="맑은 고딕" w:hAnsi="맑은 고딕"/>
           <w:b/>
-          <w:i w:val="0"/>
-          <w:color w:val="1B3A5C"/>
-          <w:sz w:val="52"/>
+          <w:color w:val="1A237E"/>
+          <w:sz w:val="44"/>
         </w:rPr>
-        <w:t>모듈러 건축</w:t>
-        <w:br/>
-        <w:t>IFC 최적화 시스템</w:t>
+        <w:t>모듈러 건축 IFC 최적화 시스템</w:t>
       </w:r>
     </w:p>
-    <w:p/>
     <w:p>
       <w:pPr>
         <w:jc w:val="center"/>
       </w:pPr>
       <w:r>
         <w:rPr>
-          <w:rFonts w:ascii="맑은 고딕" w:hAnsi="맑은 고딕"/>
-          <w:b/>
-          <w:i w:val="0"/>
-          <w:color w:val="2E75B6"/>
-          <w:sz w:val="32"/>
+          <w:color w:val="555555"/>
+          <w:sz w:val="26"/>
         </w:rPr>
-        <w:t>최종 통합 문서</w:t>
+        <w:t>최종정리본 — 원리 · 로직 · 근거</w:t>
       </w:r>
     </w:p>
-    <w:p/>
     <w:p>
       <w:pPr>
         <w:jc w:val="center"/>
       </w:pPr>
       <w:r>
         <w:rPr>
-          <w:rFonts w:ascii="맑은 고딕" w:hAnsi="맑은 고딕"/>
-          <w:b w:val="0"/>
-          <w:i/>
-          <w:color w:val="555555"/>
-          <w:sz w:val="24"/>
+          <w:color w:val="777777"/>
+          <w:sz w:val="18"/>
         </w:rPr>
-        <w:t>구조도  |  발표 요약  |  시스템 설명서</w:t>
+        <w:t>작성일: 2026년 06월 18일    버전: v3.1    인천대학교 건축환경연구실</w:t>
       </w:r>
     </w:p>
     <w:p/>
+    <w:p>
+      <w:pPr>
+        <w:pStyle w:val="Heading1"/>
+      </w:pPr>
+      <w:r>
+        <w:t>① 시스템 전체 데이터 흐름</w:t>
+      </w:r>
+    </w:p>
+    <w:p>
+      <w:pPr>
+        <w:ind w:left="567"/>
+      </w:pPr>
+      <w:r>
+        <w:rPr>
+          <w:rFonts w:ascii="Courier New" w:hAnsi="Courier New"/>
+          <w:color w:val="1A237E"/>
+          <w:sz w:val="16"/>
+        </w:rPr>
+        <w:t>[ IFC 파일 (.ifc) ]</w:t>
+      </w:r>
+    </w:p>
+    <w:p>
+      <w:pPr>
+        <w:ind w:left="567"/>
+      </w:pPr>
+      <w:r>
+        <w:rPr>
+          <w:rFonts w:ascii="Courier New" w:hAnsi="Courier New"/>
+          <w:color w:val="1A237E"/>
+          <w:sz w:val="16"/>
+        </w:rPr>
+        <w:t xml:space="preserve">        │</w:t>
+      </w:r>
+    </w:p>
+    <w:p>
+      <w:pPr>
+        <w:ind w:left="567"/>
+      </w:pPr>
+      <w:r>
+        <w:rPr>
+          <w:rFonts w:ascii="Courier New" w:hAnsi="Courier New"/>
+          <w:color w:val="1A237E"/>
+          <w:sz w:val="16"/>
+        </w:rPr>
+        <w:t xml:space="preserve">        ▼  ifcopenshell.open()</w:t>
+      </w:r>
+    </w:p>
+    <w:p>
+      <w:pPr>
+        <w:ind w:left="567"/>
+      </w:pPr>
+      <w:r>
+        <w:rPr>
+          <w:rFonts w:ascii="Courier New" w:hAnsi="Courier New"/>
+          <w:color w:val="1A237E"/>
+          <w:sz w:val="16"/>
+        </w:rPr>
+        <w:t>[ ifc_verifier.py ]  ──────────────────────────────────────</w:t>
+      </w:r>
+    </w:p>
+    <w:p>
+      <w:pPr>
+        <w:ind w:left="567"/>
+      </w:pPr>
+      <w:r>
+        <w:rPr>
+          <w:rFonts w:ascii="Courier New" w:hAnsi="Courier New"/>
+          <w:color w:val="1A237E"/>
+          <w:sz w:val="16"/>
+        </w:rPr>
+        <w:t xml:space="preserve">  • IfcWall / IfcDoor / IfcWindow 추출                     │</w:t>
+      </w:r>
+    </w:p>
+    <w:p>
+      <w:pPr>
+        <w:ind w:left="567"/>
+      </w:pPr>
+      <w:r>
+        <w:rPr>
+          <w:rFonts w:ascii="Courier New" w:hAnsi="Courier New"/>
+          <w:color w:val="1A237E"/>
+          <w:sz w:val="16"/>
+        </w:rPr>
+        <w:t xml:space="preserve">  • 벽 치수 (L/H/T_mm): QSet → 형상(ExtrudedAreaSolid)    │</w:t>
+      </w:r>
+    </w:p>
+    <w:p>
+      <w:pPr>
+        <w:ind w:left="567"/>
+      </w:pPr>
+      <w:r>
+        <w:rPr>
+          <w:rFonts w:ascii="Courier New" w:hAnsi="Courier New"/>
+          <w:color w:val="1A237E"/>
+          <w:sz w:val="16"/>
+        </w:rPr>
+        <w:t xml:space="preserve">  • 개구부 위치: 역행렬 변환 (벽 로컬 좌표)               │</w:t>
+      </w:r>
+    </w:p>
+    <w:p>
+      <w:pPr>
+        <w:ind w:left="567"/>
+      </w:pPr>
+      <w:r>
+        <w:rPr>
+          <w:rFonts w:ascii="Courier New" w:hAnsi="Courier New"/>
+          <w:color w:val="1A237E"/>
+          <w:sz w:val="16"/>
+        </w:rPr>
+        <w:t xml:space="preserve">  • 층/공간: ContainedInStructure 역참조                   │</w:t>
+      </w:r>
+    </w:p>
+    <w:p>
+      <w:pPr>
+        <w:ind w:left="567"/>
+      </w:pPr>
+      <w:r>
+        <w:rPr>
+          <w:rFonts w:ascii="Courier New" w:hAnsi="Courier New"/>
+          <w:color w:val="1A237E"/>
+          <w:sz w:val="16"/>
+        </w:rPr>
+        <w:t xml:space="preserve">        │                                                   │</w:t>
+      </w:r>
+    </w:p>
+    <w:p>
+      <w:pPr>
+        <w:ind w:left="567"/>
+      </w:pPr>
+      <w:r>
+        <w:rPr>
+          <w:rFonts w:ascii="Courier New" w:hAnsi="Courier New"/>
+          <w:color w:val="1A237E"/>
+          <w:sz w:val="16"/>
+        </w:rPr>
+        <w:t xml:space="preserve">        │  + extract_by_regex()  ←─ 동일 IFC 파일 직접 읽기│</w:t>
+      </w:r>
+    </w:p>
+    <w:p>
+      <w:pPr>
+        <w:ind w:left="567"/>
+      </w:pPr>
+      <w:r>
+        <w:rPr>
+          <w:rFonts w:ascii="Courier New" w:hAnsi="Courier New"/>
+          <w:color w:val="1A237E"/>
+          <w:sz w:val="16"/>
+        </w:rPr>
+        <w:t xml:space="preserve">        │  (정규식 독립 파싱)                               │</w:t>
+      </w:r>
+    </w:p>
+    <w:p>
+      <w:pPr>
+        <w:ind w:left="567"/>
+      </w:pPr>
+      <w:r>
+        <w:rPr>
+          <w:rFonts w:ascii="Courier New" w:hAnsi="Courier New"/>
+          <w:color w:val="1A237E"/>
+          <w:sz w:val="16"/>
+        </w:rPr>
+        <w:t xml:space="preserve">        │  dual_verify() ← 두 결과 대조                    │</w:t>
+      </w:r>
+    </w:p>
+    <w:p>
+      <w:pPr>
+        <w:ind w:left="567"/>
+      </w:pPr>
+      <w:r>
+        <w:rPr>
+          <w:rFonts w:ascii="Courier New" w:hAnsi="Courier New"/>
+          <w:color w:val="1A237E"/>
+          <w:sz w:val="16"/>
+        </w:rPr>
+        <w:t xml:space="preserve">        │                                                   │</w:t>
+      </w:r>
+    </w:p>
+    <w:p>
+      <w:pPr>
+        <w:ind w:left="567"/>
+      </w:pPr>
+      <w:r>
+        <w:rPr>
+          <w:rFonts w:ascii="Courier New" w:hAnsi="Courier New"/>
+          <w:color w:val="1A237E"/>
+          <w:sz w:val="16"/>
+        </w:rPr>
+        <w:t xml:space="preserve">        ▼  export_simulator_walls()                         │</w:t>
+      </w:r>
+    </w:p>
+    <w:p>
+      <w:pPr>
+        <w:ind w:left="567"/>
+      </w:pPr>
+      <w:r>
+        <w:rPr>
+          <w:rFonts w:ascii="Courier New" w:hAnsi="Courier New"/>
+          <w:color w:val="1A237E"/>
+          <w:sz w:val="16"/>
+        </w:rPr>
+        <w:t>[ gypsum_optimizer_v3.py ]  ←──────────────────────────────┘</w:t>
+      </w:r>
+    </w:p>
+    <w:p>
+      <w:pPr>
+        <w:ind w:left="567"/>
+      </w:pPr>
+      <w:r>
+        <w:rPr>
+          <w:rFonts w:ascii="Courier New" w:hAnsi="Courier New"/>
+          <w:color w:val="1A237E"/>
+          <w:sz w:val="16"/>
+        </w:rPr>
+        <w:t xml:space="preserve">  • optimize_building(): 벽별 RTL 배치 계산</w:t>
+      </w:r>
+    </w:p>
+    <w:p>
+      <w:pPr>
+        <w:ind w:left="567"/>
+      </w:pPr>
+      <w:r>
+        <w:rPr>
+          <w:rFonts w:ascii="Courier New" w:hAnsi="Courier New"/>
+          <w:color w:val="1A237E"/>
+          <w:sz w:val="16"/>
+        </w:rPr>
+        <w:t xml:space="preserve">  • ReusePool: 자투리 저장 → 재사용 탐색</w:t>
+      </w:r>
+    </w:p>
+    <w:p>
+      <w:pPr>
+        <w:ind w:left="567"/>
+      </w:pPr>
+      <w:r>
+        <w:rPr>
+          <w:rFonts w:ascii="Courier New" w:hAnsi="Courier New"/>
+          <w:color w:val="1A237E"/>
+          <w:sz w:val="16"/>
+        </w:rPr>
+        <w:t xml:space="preserve">  • _placements_to_js_cells(): Python 셀 → JS 셀 형식 변환</w:t>
+      </w:r>
+    </w:p>
+    <w:p>
+      <w:pPr>
+        <w:ind w:left="567"/>
+      </w:pPr>
+      <w:r>
+        <w:rPr>
+          <w:rFonts w:ascii="Courier New" w:hAnsi="Courier New"/>
+          <w:color w:val="1A237E"/>
+          <w:sz w:val="16"/>
+        </w:rPr>
+        <w:t xml:space="preserve">        │</w:t>
+      </w:r>
+    </w:p>
+    <w:p>
+      <w:pPr>
+        <w:ind w:left="567"/>
+      </w:pPr>
+      <w:r>
+        <w:rPr>
+          <w:rFonts w:ascii="Courier New" w:hAnsi="Courier New"/>
+          <w:color w:val="1A237E"/>
+          <w:sz w:val="16"/>
+        </w:rPr>
+        <w:t xml:space="preserve">        ▼  make_simulator_html(opt_results=results)</w:t>
+      </w:r>
+    </w:p>
+    <w:p>
+      <w:pPr>
+        <w:ind w:left="567"/>
+      </w:pPr>
+      <w:r>
+        <w:rPr>
+          <w:rFonts w:ascii="Courier New" w:hAnsi="Courier New"/>
+          <w:color w:val="1A237E"/>
+          <w:sz w:val="16"/>
+        </w:rPr>
+        <w:t>[ simulator_ui.html ]  +  PRECOMPUTED JSON 주입</w:t>
+      </w:r>
+    </w:p>
+    <w:p>
+      <w:pPr>
+        <w:ind w:left="567"/>
+      </w:pPr>
+      <w:r>
+        <w:rPr>
+          <w:rFonts w:ascii="Courier New" w:hAnsi="Courier New"/>
+          <w:color w:val="1A237E"/>
+          <w:sz w:val="16"/>
+        </w:rPr>
+        <w:t xml:space="preserve">  • window.run() 오버라이드 → Python 결과 직접 렌더링</w:t>
+      </w:r>
+    </w:p>
+    <w:p>
+      <w:pPr>
+        <w:ind w:left="567"/>
+      </w:pPr>
+      <w:r>
+        <w:rPr>
+          <w:rFonts w:ascii="Courier New" w:hAnsi="Courier New"/>
+          <w:color w:val="1A237E"/>
+          <w:sz w:val="16"/>
+        </w:rPr>
+        <w:t xml:space="preserve">        │</w:t>
+      </w:r>
+    </w:p>
+    <w:p>
+      <w:pPr>
+        <w:ind w:left="567"/>
+      </w:pPr>
+      <w:r>
+        <w:rPr>
+          <w:rFonts w:ascii="Courier New" w:hAnsi="Courier New"/>
+          <w:color w:val="1A237E"/>
+          <w:sz w:val="16"/>
+        </w:rPr>
+        <w:t xml:space="preserve">        ▼</w:t>
+      </w:r>
+    </w:p>
+    <w:p>
+      <w:pPr>
+        <w:ind w:left="567"/>
+      </w:pPr>
+      <w:r>
+        <w:rPr>
+          <w:rFonts w:ascii="Courier New" w:hAnsi="Courier New"/>
+          <w:color w:val="1A237E"/>
+          <w:sz w:val="16"/>
+        </w:rPr>
+        <w:t>[ 출력: _검증보고서.html / _최적화결과.html / _시뮬레이터.html ]</w:t>
+      </w:r>
+    </w:p>
     <w:p/>
     <w:p>
       <w:pPr>
-        <w:jc w:val="center"/>
+        <w:pStyle w:val="Heading1"/>
       </w:pPr>
       <w:r>
-        <w:rPr>
-          <w:rFonts w:ascii="맑은 고딕" w:hAnsi="맑은 고딕"/>
-          <w:b w:val="0"/>
-          <w:i w:val="0"/>
-          <w:color w:val="777777"/>
-          <w:sz w:val="20"/>
-        </w:rPr>
-        <w:t>작성일: 2026년 06월 17일    버전: v3.0</w:t>
-        <w:br/>
-        <w:t>인천대학교 건축환경연구실</w:t>
+        <w:t>② IFC 검증 원리 및 이중검증 로직</w:t>
+      </w:r>
+    </w:p>
+    <w:p>
+      <w:pPr>
+        <w:pStyle w:val="Heading2"/>
+      </w:pPr>
+      <w:r>
+        <w:t>2-1. ifcopenshell 파싱 원리</w:t>
       </w:r>
     </w:p>
     <w:p>
       <w:r>
-        <w:br w:type="page"/>
-      </w:r>
-    </w:p>
-    <w:p>
-      <w:pPr>
-        <w:pStyle w:val="Heading1"/>
-        <w:spacing w:before="200" w:after="80"/>
-      </w:pPr>
-      <w:r>
-        <w:rPr>
-          <w:rFonts w:ascii="맑은 고딕" w:hAnsi="맑은 고딕"/>
-          <w:b/>
-          <w:color w:val="1B3A5C"/>
-          <w:sz w:val="30"/>
-        </w:rPr>
-        <w:t>① 시스템 최종 요약 (발표·보고용)</w:t>
-      </w:r>
-    </w:p>
-    <w:p>
-      <w:pPr>
-        <w:spacing w:after="120" w:before="40"/>
-      </w:pPr>
-      <w:r>
-        <w:rPr>
-          <w:rFonts w:ascii="맑은 고딕" w:hAnsi="맑은 고딕"/>
-          <w:b w:val="0"/>
-          <w:i w:val="0"/>
-          <w:sz w:val="20"/>
-        </w:rPr>
-        <w:t>본 시스템은 IFC 건축 모델에서 벽체 정보를 자동 추출해 석고보드·합판 시공 배치를 최적화하고, 결과를 인터랙티브 브라우저 시뮬레이터로 출력하는 자동화 도구입니다.</w:t>
+        <w:t>IFC 파일은 ISO-STEP(EXPRESS) 포맷으로 저장된 텍스트 데이터베이스입니다. ifcopenshell은 이 파일을 IFC 스키마(XSD)에 따라 파싱해 Python 객체 그래프로 변환합니다.</w:t>
       </w:r>
     </w:p>
     <w:tbl>
       <w:tblPr>
         <w:tblStyle w:val="TableGrid"/>
         <w:tblW w:type="auto" w:w="0"/>
-        <w:jc w:val="left"/>
         <w:tblLook w:firstColumn="1" w:firstRow="1" w:lastColumn="0" w:lastRow="0" w:noHBand="0" w:noVBand="1" w:val="04A0"/>
       </w:tblPr>
       <w:tblGrid>
-        <w:gridCol w:w="4703"/>
-        <w:gridCol w:w="4703"/>
+        <w:gridCol w:w="3041"/>
+        <w:gridCol w:w="3041"/>
+        <w:gridCol w:w="3041"/>
       </w:tblGrid>
       <w:tr>
         <w:tc>
           <w:tcPr>
-            <w:tcW w:type="dxa" w:w="1701"/>
-            <w:shd w:val="clear" w:color="auto" w:fill="154360"/>
+            <w:tcW w:type="dxa" w:w="3041"/>
+            <w:shd w:val="clear" w:color="auto" w:fill="1A237E"/>
           </w:tcPr>
           <w:p>
-            <w:pPr>
-              <w:jc w:val="center"/>
-            </w:pPr>
             <w:r>
               <w:rPr>
-                <w:rFonts w:ascii="맑은 고딕" w:hAnsi="맑은 고딕"/>
                 <w:b/>
-                <w:i w:val="0"/>
                 <w:color w:val="FFFFFF"/>
                 <w:sz w:val="18"/>
               </w:rPr>
-              <w:t>구분</w:t>
+              <w:t>추출 항목</w:t>
             </w:r>
           </w:p>
         </w:tc>
         <w:tc>
           <w:tcPr>
-            <w:tcW w:type="dxa" w:w="7087"/>
-            <w:shd w:val="clear" w:color="auto" w:fill="154360"/>
+            <w:tcW w:type="dxa" w:w="3041"/>
+            <w:shd w:val="clear" w:color="auto" w:fill="1A237E"/>
           </w:tcPr>
           <w:p>
-            <w:pPr>
-              <w:jc w:val="center"/>
-            </w:pPr>
             <w:r>
               <w:rPr>
-                <w:rFonts w:ascii="맑은 고딕" w:hAnsi="맑은 고딕"/>
                 <w:b/>
-                <w:i w:val="0"/>
                 <w:color w:val="FFFFFF"/>
                 <w:sz w:val="18"/>
               </w:rPr>
-              <w:t>내용</w:t>
+              <w:t>접근 방법</w:t>
+            </w:r>
+          </w:p>
+        </w:tc>
+        <w:tc>
+          <w:tcPr>
+            <w:tcW w:type="dxa" w:w="3041"/>
+            <w:shd w:val="clear" w:color="auto" w:fill="1A237E"/>
+          </w:tcPr>
+          <w:p>
+            <w:r>
+              <w:rPr>
+                <w:b/>
+                <w:color w:val="FFFFFF"/>
+                <w:sz w:val="18"/>
+              </w:rPr>
+              <w:t>근거</w:t>
             </w:r>
           </w:p>
         </w:tc>
@@ -165,35 +460,43 @@
       <w:tr>
         <w:tc>
           <w:tcPr>
-            <w:tcW w:type="dxa" w:w="1701"/>
+            <w:tcW w:type="dxa" w:w="3041"/>
             <w:shd w:val="clear" w:color="auto" w:fill="FFFFFF"/>
           </w:tcPr>
           <w:p>
             <w:r>
               <w:rPr>
-                <w:rFonts w:ascii="맑은 고딕" w:hAnsi="맑은 고딕"/>
-                <w:b w:val="0"/>
-                <w:i w:val="0"/>
                 <w:sz w:val="18"/>
               </w:rPr>
-              <w:t>개발 도구</w:t>
+              <w:t>벽 치수 (L/H)</w:t>
             </w:r>
           </w:p>
         </w:tc>
         <w:tc>
           <w:tcPr>
-            <w:tcW w:type="dxa" w:w="7087"/>
+            <w:tcW w:type="dxa" w:w="3041"/>
             <w:shd w:val="clear" w:color="auto" w:fill="FFFFFF"/>
           </w:tcPr>
           <w:p>
             <w:r>
               <w:rPr>
-                <w:rFonts w:ascii="맑은 고딕" w:hAnsi="맑은 고딕"/>
-                <w:b w:val="0"/>
-                <w:i w:val="0"/>
                 <w:sz w:val="18"/>
               </w:rPr>
-              <w:t>단일 EXE (Python + 승훈 시뮬레이터 UI 통합)  /  71 MB  /  설치 불필요</w:t>
+              <w:t>IfcElementQuantity → IfcQuantityLength</w:t>
+            </w:r>
+          </w:p>
+        </w:tc>
+        <w:tc>
+          <w:tcPr>
+            <w:tcW w:type="dxa" w:w="3041"/>
+            <w:shd w:val="clear" w:color="auto" w:fill="FFFFFF"/>
+          </w:tcPr>
+          <w:p>
+            <w:r>
+              <w:rPr>
+                <w:sz w:val="18"/>
+              </w:rPr>
+              <w:t>BIM 소프트웨어가 저장하는 공식 수량 데이터</w:t>
             </w:r>
           </w:p>
         </w:tc>
@@ -201,35 +504,43 @@
       <w:tr>
         <w:tc>
           <w:tcPr>
-            <w:tcW w:type="dxa" w:w="1701"/>
-            <w:shd w:val="clear" w:color="auto" w:fill="EBF5FB"/>
+            <w:tcW w:type="dxa" w:w="3041"/>
+            <w:shd w:val="clear" w:color="auto" w:fill="F5F5F5"/>
           </w:tcPr>
           <w:p>
             <w:r>
               <w:rPr>
-                <w:rFonts w:ascii="맑은 고딕" w:hAnsi="맑은 고딕"/>
-                <w:b w:val="0"/>
-                <w:i w:val="0"/>
                 <w:sz w:val="18"/>
               </w:rPr>
-              <w:t>입력</w:t>
+              <w:t>치수 (형상 보조)</w:t>
             </w:r>
           </w:p>
         </w:tc>
         <w:tc>
           <w:tcPr>
-            <w:tcW w:type="dxa" w:w="7087"/>
-            <w:shd w:val="clear" w:color="auto" w:fill="EBF5FB"/>
+            <w:tcW w:type="dxa" w:w="3041"/>
+            <w:shd w:val="clear" w:color="auto" w:fill="F5F5F5"/>
           </w:tcPr>
           <w:p>
             <w:r>
               <w:rPr>
-                <w:rFonts w:ascii="맑은 고딕" w:hAnsi="맑은 고딕"/>
-                <w:b w:val="0"/>
-                <w:i w:val="0"/>
                 <w:sz w:val="18"/>
               </w:rPr>
-              <w:t>IFC 파일 (.ifc)  →  자동 벽체 추출·검증</w:t>
+              <w:t>IfcExtrudedAreaSolid.Depth + IfcRectangleProfileDef</w:t>
+            </w:r>
+          </w:p>
+        </w:tc>
+        <w:tc>
+          <w:tcPr>
+            <w:tcW w:type="dxa" w:w="3041"/>
+            <w:shd w:val="clear" w:color="auto" w:fill="F5F5F5"/>
+          </w:tcPr>
+          <w:p>
+            <w:r>
+              <w:rPr>
+                <w:sz w:val="18"/>
+              </w:rPr>
+              <w:t>QSet 없을 때 형상 정보로 보완</w:t>
             </w:r>
           </w:p>
         </w:tc>
@@ -237,35 +548,43 @@
       <w:tr>
         <w:tc>
           <w:tcPr>
-            <w:tcW w:type="dxa" w:w="1701"/>
+            <w:tcW w:type="dxa" w:w="3041"/>
             <w:shd w:val="clear" w:color="auto" w:fill="FFFFFF"/>
           </w:tcPr>
           <w:p>
             <w:r>
               <w:rPr>
-                <w:rFonts w:ascii="맑은 고딕" w:hAnsi="맑은 고딕"/>
-                <w:b w:val="0"/>
-                <w:i w:val="0"/>
                 <w:sz w:val="18"/>
               </w:rPr>
-              <w:t>핵심 로직</w:t>
+              <w:t>개구부 위치</w:t>
             </w:r>
           </w:p>
         </w:tc>
         <w:tc>
           <w:tcPr>
-            <w:tcW w:type="dxa" w:w="7087"/>
+            <w:tcW w:type="dxa" w:w="3041"/>
             <w:shd w:val="clear" w:color="auto" w:fill="FFFFFF"/>
           </w:tcPr>
           <w:p>
             <w:r>
               <w:rPr>
-                <w:rFonts w:ascii="맑은 고딕" w:hAnsi="맑은 고딕"/>
-                <w:b w:val="0"/>
-                <w:i w:val="0"/>
                 <w:sz w:val="18"/>
               </w:rPr>
-              <w:t>M3 시공방식 RTL 배치 + 재사용(ReusePool) 최적화</w:t>
+              <w:t>벽 ObjectPlacement 역행렬 × 개구부 ObjectPlacement</w:t>
+            </w:r>
+          </w:p>
+        </w:tc>
+        <w:tc>
+          <w:tcPr>
+            <w:tcW w:type="dxa" w:w="3041"/>
+            <w:shd w:val="clear" w:color="auto" w:fill="FFFFFF"/>
+          </w:tcPr>
+          <w:p>
+            <w:r>
+              <w:rPr>
+                <w:sz w:val="18"/>
+              </w:rPr>
+              <w:t>IFC 좌표계: 전역→벽 로컬 변환</w:t>
             </w:r>
           </w:p>
         </w:tc>
@@ -273,143 +592,43 @@
       <w:tr>
         <w:tc>
           <w:tcPr>
-            <w:tcW w:type="dxa" w:w="1701"/>
-            <w:shd w:val="clear" w:color="auto" w:fill="EBF5FB"/>
+            <w:tcW w:type="dxa" w:w="3041"/>
+            <w:shd w:val="clear" w:color="auto" w:fill="F5F5F5"/>
           </w:tcPr>
           <w:p>
             <w:r>
               <w:rPr>
-                <w:rFonts w:ascii="맑은 고딕" w:hAnsi="맑은 고딕"/>
-                <w:b w:val="0"/>
-                <w:i w:val="0"/>
                 <w:sz w:val="18"/>
               </w:rPr>
-              <w:t>출력물</w:t>
+              <w:t>층 매핑</w:t>
             </w:r>
           </w:p>
         </w:tc>
         <w:tc>
           <w:tcPr>
-            <w:tcW w:type="dxa" w:w="7087"/>
-            <w:shd w:val="clear" w:color="auto" w:fill="EBF5FB"/>
+            <w:tcW w:type="dxa" w:w="3041"/>
+            <w:shd w:val="clear" w:color="auto" w:fill="F5F5F5"/>
           </w:tcPr>
           <w:p>
             <w:r>
               <w:rPr>
-                <w:rFonts w:ascii="맑은 고딕" w:hAnsi="맑은 고딕"/>
-                <w:b w:val="0"/>
-                <w:i w:val="0"/>
                 <w:sz w:val="18"/>
               </w:rPr>
-              <w:t>① IFC 검증 리포트  ② 최적화 배치도  ③ 인터랙티브 시뮬레이터 (3개 HTML)</w:t>
-            </w:r>
-          </w:p>
-        </w:tc>
-      </w:tr>
-      <w:tr>
-        <w:tc>
-          <w:tcPr>
-            <w:tcW w:type="dxa" w:w="1701"/>
-            <w:shd w:val="clear" w:color="auto" w:fill="FFFFFF"/>
-          </w:tcPr>
-          <w:p>
-            <w:r>
-              <w:rPr>
-                <w:rFonts w:ascii="맑은 고딕" w:hAnsi="맑은 고딕"/>
-                <w:b w:val="0"/>
-                <w:i w:val="0"/>
-                <w:sz w:val="18"/>
-              </w:rPr>
-              <w:t>재사용 효과</w:t>
+              <w:t>ContainedInStructure → IfcBuildingStorey</w:t>
             </w:r>
           </w:p>
         </w:tc>
         <w:tc>
           <w:tcPr>
-            <w:tcW w:type="dxa" w:w="7087"/>
-            <w:shd w:val="clear" w:color="auto" w:fill="FFFFFF"/>
+            <w:tcW w:type="dxa" w:w="3041"/>
+            <w:shd w:val="clear" w:color="auto" w:fill="F5F5F5"/>
           </w:tcPr>
           <w:p>
             <w:r>
               <w:rPr>
-                <w:rFonts w:ascii="맑은 고딕" w:hAnsi="맑은 고딕"/>
-                <w:b w:val="0"/>
-                <w:i w:val="0"/>
                 <w:sz w:val="18"/>
               </w:rPr>
-              <w:t>자투리(leftover) 보드를 같은 공간·층 내에서 재활용 → 로스율 감소</w:t>
-            </w:r>
-          </w:p>
-        </w:tc>
-      </w:tr>
-      <w:tr>
-        <w:tc>
-          <w:tcPr>
-            <w:tcW w:type="dxa" w:w="1701"/>
-            <w:shd w:val="clear" w:color="auto" w:fill="EBF5FB"/>
-          </w:tcPr>
-          <w:p>
-            <w:r>
-              <w:rPr>
-                <w:rFonts w:ascii="맑은 고딕" w:hAnsi="맑은 고딕"/>
-                <w:b w:val="0"/>
-                <w:i w:val="0"/>
-                <w:sz w:val="18"/>
-              </w:rPr>
-              <w:t>시뮬레이터</w:t>
-            </w:r>
-          </w:p>
-        </w:tc>
-        <w:tc>
-          <w:tcPr>
-            <w:tcW w:type="dxa" w:w="7087"/>
-            <w:shd w:val="clear" w:color="auto" w:fill="EBF5FB"/>
-          </w:tcPr>
-          <w:p>
-            <w:r>
-              <w:rPr>
-                <w:rFonts w:ascii="맑은 고딕" w:hAnsi="맑은 고딕"/>
-                <w:b w:val="0"/>
-                <w:i w:val="0"/>
-                <w:sz w:val="18"/>
-              </w:rPr>
-              <w:t>온장(🟢) · 직선절단(🟡) · 노치절단(🟣) · 재사용(🔵) 색상 구분 시각화</w:t>
-            </w:r>
-          </w:p>
-        </w:tc>
-      </w:tr>
-      <w:tr>
-        <w:tc>
-          <w:tcPr>
-            <w:tcW w:type="dxa" w:w="1701"/>
-            <w:shd w:val="clear" w:color="auto" w:fill="FFFFFF"/>
-          </w:tcPr>
-          <w:p>
-            <w:r>
-              <w:rPr>
-                <w:rFonts w:ascii="맑은 고딕" w:hAnsi="맑은 고딕"/>
-                <w:b w:val="0"/>
-                <w:i w:val="0"/>
-                <w:sz w:val="18"/>
-              </w:rPr>
-              <w:t>배포 방법</w:t>
-            </w:r>
-          </w:p>
-        </w:tc>
-        <w:tc>
-          <w:tcPr>
-            <w:tcW w:type="dxa" w:w="7087"/>
-            <w:shd w:val="clear" w:color="auto" w:fill="FFFFFF"/>
-          </w:tcPr>
-          <w:p>
-            <w:r>
-              <w:rPr>
-                <w:rFonts w:ascii="맑은 고딕" w:hAnsi="맑은 고딕"/>
-                <w:b w:val="0"/>
-                <w:i w:val="0"/>
-                <w:sz w:val="18"/>
-              </w:rPr>
-              <w:t>EXE 1개 복사만으로 어떤 Windows PC에서도 실행 가능 (OneDrive 공유 가능)</w:t>
+              <w:t>IFC 공간구조 계층(Site&gt;Building&gt;Storey)</w:t>
             </w:r>
           </w:p>
         </w:tc>
@@ -419,184 +638,19 @@
     <w:p>
       <w:pPr>
         <w:pStyle w:val="Heading2"/>
-        <w:spacing w:before="120" w:after="80"/>
       </w:pPr>
       <w:r>
-        <w:rPr>
-          <w:rFonts w:ascii="맑은 고딕" w:hAnsi="맑은 고딕"/>
-          <w:b/>
-          <w:color w:val="154360"/>
-          <w:sz w:val="24"/>
-        </w:rPr>
-        <w:t>3가지 핵심 개선사항</w:t>
-      </w:r>
-    </w:p>
-    <w:tbl>
-      <w:tblPr>
-        <w:tblStyle w:val="TableGrid"/>
-        <w:tblW w:type="auto" w:w="0"/>
-        <w:jc w:val="left"/>
-        <w:tblLook w:firstColumn="1" w:firstRow="1" w:lastColumn="0" w:lastRow="0" w:noHBand="0" w:noVBand="1" w:val="04A0"/>
-      </w:tblPr>
-      <w:tblGrid>
-        <w:gridCol w:w="3135"/>
-        <w:gridCol w:w="3135"/>
-        <w:gridCol w:w="3135"/>
-      </w:tblGrid>
-      <w:tr>
-        <w:tc>
-          <w:tcPr>
-            <w:tcW w:type="dxa" w:w="2835"/>
-            <w:shd w:val="clear" w:color="auto" w:fill="1A5276"/>
-          </w:tcPr>
-          <w:p>
-            <w:pPr>
-              <w:jc w:val="center"/>
-            </w:pPr>
-            <w:r>
-              <w:rPr>
-                <w:rFonts w:ascii="맑은 고딕" w:hAnsi="맑은 고딕"/>
-                <w:b/>
-                <w:i w:val="0"/>
-                <w:color w:val="FFFFFF"/>
-                <w:sz w:val="20"/>
-              </w:rPr>
-              <w:t>🔄 RTL 배치</w:t>
-              <w:br/>
-              <w:t>(M3 시공방식)</w:t>
-            </w:r>
-            <w:r>
-              <w:rPr>
-                <w:rFonts w:ascii="맑은 고딕" w:hAnsi="맑은 고딕"/>
-                <w:b w:val="0"/>
-                <w:i w:val="0"/>
-                <w:color w:val="D0E8FF"/>
-                <w:sz w:val="18"/>
-              </w:rPr>
-              <w:br/>
-              <w:br/>
-              <w:t>오른쪽 끝부터 배치</w:t>
-              <w:br/>
-              <w:t>→ 자투리 위치 균일화</w:t>
-              <w:br/>
-              <w:t>→ 재사용 효율 극대화</w:t>
-            </w:r>
-          </w:p>
-        </w:tc>
-        <w:tc>
-          <w:tcPr>
-            <w:tcW w:type="dxa" w:w="2835"/>
-            <w:shd w:val="clear" w:color="auto" w:fill="145A32"/>
-          </w:tcPr>
-          <w:p>
-            <w:pPr>
-              <w:jc w:val="center"/>
-            </w:pPr>
-            <w:r>
-              <w:rPr>
-                <w:rFonts w:ascii="맑은 고딕" w:hAnsi="맑은 고딕"/>
-                <w:b/>
-                <w:i w:val="0"/>
-                <w:color w:val="FFFFFF"/>
-                <w:sz w:val="20"/>
-              </w:rPr>
-              <w:t>♻️ ReusePool</w:t>
-              <w:br/>
-              <w:t>(재사용 로직)</w:t>
-            </w:r>
-            <w:r>
-              <w:rPr>
-                <w:rFonts w:ascii="맑은 고딕" w:hAnsi="맑은 고딕"/>
-                <w:b w:val="0"/>
-                <w:i w:val="0"/>
-                <w:color w:val="D0E8FF"/>
-                <w:sz w:val="18"/>
-              </w:rPr>
-              <w:br/>
-              <w:br/>
-              <w:t>폭≥300mm / 높이≥450mm</w:t>
-              <w:br/>
-              <w:t>자투리 자동 저장→재활용</w:t>
-              <w:br/>
-              <w:t>같은 공간→층 순서 탐색</w:t>
-            </w:r>
-          </w:p>
-        </w:tc>
-        <w:tc>
-          <w:tcPr>
-            <w:tcW w:type="dxa" w:w="2835"/>
-            <w:shd w:val="clear" w:color="auto" w:fill="4A235B"/>
-          </w:tcPr>
-          <w:p>
-            <w:pPr>
-              <w:jc w:val="center"/>
-            </w:pPr>
-            <w:r>
-              <w:rPr>
-                <w:rFonts w:ascii="맑은 고딕" w:hAnsi="맑은 고딕"/>
-                <w:b/>
-                <w:i w:val="0"/>
-                <w:color w:val="FFFFFF"/>
-                <w:sz w:val="20"/>
-              </w:rPr>
-              <w:t>🖥️ Python→UI 통합</w:t>
-              <w:br/>
-              <w:t>(시뮬레이터)</w:t>
-            </w:r>
-            <w:r>
-              <w:rPr>
-                <w:rFonts w:ascii="맑은 고딕" w:hAnsi="맑은 고딕"/>
-                <w:b w:val="0"/>
-                <w:i w:val="0"/>
-                <w:color w:val="D0E8FF"/>
-                <w:sz w:val="18"/>
-              </w:rPr>
-              <w:br/>
-              <w:br/>
-              <w:t>승훈 JS 계산 대신</w:t>
-              <w:br/>
-              <w:t>Python 결과 직접 표시</w:t>
-              <w:br/>
-              <w:t>재사용 셀(🔵) 시각화</w:t>
-            </w:r>
-          </w:p>
-        </w:tc>
-      </w:tr>
-    </w:tbl>
-    <w:p>
-      <w:r>
-        <w:br w:type="page"/>
+        <w:t>2-2. 정규식 파싱 원리 및 근거</w:t>
       </w:r>
     </w:p>
     <w:p>
-      <w:pPr>
-        <w:pStyle w:val="Heading1"/>
-        <w:spacing w:before="200" w:after="80"/>
-      </w:pPr>
       <w:r>
-        <w:rPr>
-          <w:rFonts w:ascii="맑은 고딕" w:hAnsi="맑은 고딕"/>
-          <w:b/>
-          <w:color w:val="1B3A5C"/>
-          <w:sz w:val="30"/>
-        </w:rPr>
-        <w:t>② 시스템 전체 구조도</w:t>
+        <w:t>IFC STEP 파일은 '#번호=IFC엔티티명(인자...)' 형식의 텍스트이므로, ifcopenshell 없이도 정규식으로 직접 읽을 수 있습니다. 두 방법이 완전히 독립적으로 동작하기 때문에 결과 일치 = 신뢰도 검증이 됩니다.</w:t>
       </w:r>
     </w:p>
     <w:p>
-      <w:pPr>
-        <w:spacing w:after="80" w:before="40"/>
-        <w:jc w:val="center"/>
-      </w:pPr>
       <w:r>
-        <w:rPr>
-          <w:rFonts w:ascii="맑은 고딕" w:hAnsi="맑은 고딕"/>
-          <w:b/>
-          <w:i w:val="0"/>
-          <w:color w:val="1B3A5C"/>
-          <w:sz w:val="20"/>
-        </w:rPr>
-        <w:t>[ 입력 ]</w:t>
+        <w:t>정규식 패턴 설계 근거:</w:t>
       </w:r>
     </w:p>
     <w:tbl>
@@ -606,46 +660,249 @@
         <w:tblLook w:firstColumn="1" w:firstRow="1" w:lastColumn="0" w:lastRow="0" w:noHBand="0" w:noVBand="1" w:val="04A0"/>
       </w:tblPr>
       <w:tblGrid>
-        <w:gridCol w:w="9406"/>
+        <w:gridCol w:w="3041"/>
+        <w:gridCol w:w="3041"/>
+        <w:gridCol w:w="3041"/>
       </w:tblGrid>
       <w:tr>
         <w:tc>
           <w:tcPr>
-            <w:tcW w:type="dxa" w:w="8787"/>
-            <w:shd w:val="clear" w:color="auto" w:fill="1B3A5C"/>
+            <w:tcW w:type="dxa" w:w="3041"/>
+            <w:shd w:val="clear" w:color="auto" w:fill="1A237E"/>
           </w:tcPr>
           <w:p>
-            <w:pPr>
-              <w:jc w:val="center"/>
-            </w:pPr>
             <w:r>
               <w:rPr>
-                <w:rFonts w:ascii="맑은 고딕" w:hAnsi="맑은 고딕"/>
                 <w:b/>
-                <w:i w:val="0"/>
                 <w:color w:val="FFFFFF"/>
-                <w:sz w:val="22"/>
+                <w:sz w:val="18"/>
               </w:rPr>
-              <w:t>📂  IFC 파일 (.ifc)  +  설정 선택 (자재 / 공법 / 재사용)</w:t>
+              <w:t>대상</w:t>
+            </w:r>
+          </w:p>
+        </w:tc>
+        <w:tc>
+          <w:tcPr>
+            <w:tcW w:type="dxa" w:w="3041"/>
+            <w:shd w:val="clear" w:color="auto" w:fill="1A237E"/>
+          </w:tcPr>
+          <w:p>
+            <w:r>
+              <w:rPr>
+                <w:b/>
+                <w:color w:val="FFFFFF"/>
+                <w:sz w:val="18"/>
+              </w:rPr>
+              <w:t>정규식 패턴</w:t>
+            </w:r>
+          </w:p>
+        </w:tc>
+        <w:tc>
+          <w:tcPr>
+            <w:tcW w:type="dxa" w:w="3041"/>
+            <w:shd w:val="clear" w:color="auto" w:fill="1A237E"/>
+          </w:tcPr>
+          <w:p>
+            <w:r>
+              <w:rPr>
+                <w:b/>
+                <w:color w:val="FFFFFF"/>
+                <w:sz w:val="18"/>
+              </w:rPr>
+              <w:t>근거</w:t>
+            </w:r>
+          </w:p>
+        </w:tc>
+      </w:tr>
+      <w:tr>
+        <w:tc>
+          <w:tcPr>
+            <w:tcW w:type="dxa" w:w="3041"/>
+            <w:shd w:val="clear" w:color="auto" w:fill="FFFFFF"/>
+          </w:tcPr>
+          <w:p>
+            <w:r>
+              <w:rPr>
+                <w:sz w:val="18"/>
+              </w:rPr>
+              <w:t>엔티티 수량</w:t>
+            </w:r>
+          </w:p>
+        </w:tc>
+        <w:tc>
+          <w:tcPr>
+            <w:tcW w:type="dxa" w:w="3041"/>
+            <w:shd w:val="clear" w:color="auto" w:fill="FFFFFF"/>
+          </w:tcPr>
+          <w:p>
+            <w:r>
+              <w:rPr>
+                <w:sz w:val="18"/>
+              </w:rPr>
+              <w:t>=IFCWALL(?:STANDARDCASE|ELEMENTEDCASE)?\(</w:t>
+            </w:r>
+          </w:p>
+        </w:tc>
+        <w:tc>
+          <w:tcPr>
+            <w:tcW w:type="dxa" w:w="3041"/>
+            <w:shd w:val="clear" w:color="auto" w:fill="FFFFFF"/>
+          </w:tcPr>
+          <w:p>
+            <w:r>
+              <w:rPr>
+                <w:sz w:val="18"/>
+              </w:rPr>
+              <w:t>IFC 서브타입 모두 포함 (표준·비표준)</w:t>
+            </w:r>
+          </w:p>
+        </w:tc>
+      </w:tr>
+      <w:tr>
+        <w:tc>
+          <w:tcPr>
+            <w:tcW w:type="dxa" w:w="3041"/>
+            <w:shd w:val="clear" w:color="auto" w:fill="F5F5F5"/>
+          </w:tcPr>
+          <w:p>
+            <w:r>
+              <w:rPr>
+                <w:sz w:val="18"/>
+              </w:rPr>
+              <w:t>GlobalId (22자 GUID)</w:t>
+            </w:r>
+          </w:p>
+        </w:tc>
+        <w:tc>
+          <w:tcPr>
+            <w:tcW w:type="dxa" w:w="3041"/>
+            <w:shd w:val="clear" w:color="auto" w:fill="F5F5F5"/>
+          </w:tcPr>
+          <w:p>
+            <w:r>
+              <w:rPr>
+                <w:sz w:val="18"/>
+              </w:rPr>
+              <w:t>=IFCWALL[^(]*\(\s*'([0-9A-Za-z_$]{22})'</w:t>
+            </w:r>
+          </w:p>
+        </w:tc>
+        <w:tc>
+          <w:tcPr>
+            <w:tcW w:type="dxa" w:w="3041"/>
+            <w:shd w:val="clear" w:color="auto" w:fill="F5F5F5"/>
+          </w:tcPr>
+          <w:p>
+            <w:r>
+              <w:rPr>
+                <w:sz w:val="18"/>
+              </w:rPr>
+              <w:t>IFC GlobalId는 항상 첫 번째 인자, 22자 Base64 인코딩</w:t>
+            </w:r>
+          </w:p>
+        </w:tc>
+      </w:tr>
+      <w:tr>
+        <w:tc>
+          <w:tcPr>
+            <w:tcW w:type="dxa" w:w="3041"/>
+            <w:shd w:val="clear" w:color="auto" w:fill="FFFFFF"/>
+          </w:tcPr>
+          <w:p>
+            <w:r>
+              <w:rPr>
+                <w:sz w:val="18"/>
+              </w:rPr>
+              <w:t>치수 값</w:t>
+            </w:r>
+          </w:p>
+        </w:tc>
+        <w:tc>
+          <w:tcPr>
+            <w:tcW w:type="dxa" w:w="3041"/>
+            <w:shd w:val="clear" w:color="auto" w:fill="FFFFFF"/>
+          </w:tcPr>
+          <w:p>
+            <w:r>
+              <w:rPr>
+                <w:sz w:val="18"/>
+              </w:rPr>
+              <w:t>IFCQUANTITYLENGTH\s*\('높이'[^)]*,([\d.]+)</w:t>
+            </w:r>
+          </w:p>
+        </w:tc>
+        <w:tc>
+          <w:tcPr>
+            <w:tcW w:type="dxa" w:w="3041"/>
+            <w:shd w:val="clear" w:color="auto" w:fill="FFFFFF"/>
+          </w:tcPr>
+          <w:p>
+            <w:r>
+              <w:rPr>
+                <w:sz w:val="18"/>
+              </w:rPr>
+              <w:t>IfcQuantityLength의 4번째 인자가 수치값</w:t>
+            </w:r>
+          </w:p>
+        </w:tc>
+      </w:tr>
+      <w:tr>
+        <w:tc>
+          <w:tcPr>
+            <w:tcW w:type="dxa" w:w="3041"/>
+            <w:shd w:val="clear" w:color="auto" w:fill="F5F5F5"/>
+          </w:tcPr>
+          <w:p>
+            <w:r>
+              <w:rPr>
+                <w:sz w:val="18"/>
+              </w:rPr>
+              <w:t>개구부-벽 연결 수</w:t>
+            </w:r>
+          </w:p>
+        </w:tc>
+        <w:tc>
+          <w:tcPr>
+            <w:tcW w:type="dxa" w:w="3041"/>
+            <w:shd w:val="clear" w:color="auto" w:fill="F5F5F5"/>
+          </w:tcPr>
+          <w:p>
+            <w:r>
+              <w:rPr>
+                <w:sz w:val="18"/>
+              </w:rPr>
+              <w:t>=IFCRELVOIDSELEMENT\(</w:t>
+            </w:r>
+          </w:p>
+        </w:tc>
+        <w:tc>
+          <w:tcPr>
+            <w:tcW w:type="dxa" w:w="3041"/>
+            <w:shd w:val="clear" w:color="auto" w:fill="F5F5F5"/>
+          </w:tcPr>
+          <w:p>
+            <w:r>
+              <w:rPr>
+                <w:sz w:val="18"/>
+              </w:rPr>
+              <w:t>개구부 수와 1:1 대응이어야 정상</w:t>
             </w:r>
           </w:p>
         </w:tc>
       </w:tr>
     </w:tbl>
+    <w:p/>
     <w:p>
       <w:pPr>
-        <w:spacing w:before="0" w:after="0"/>
-        <w:jc w:val="center"/>
+        <w:pStyle w:val="Heading2"/>
       </w:pPr>
       <w:r>
-        <w:rPr>
-          <w:rFonts w:ascii="맑은 고딕" w:hAnsi="맑은 고딕"/>
-          <w:b w:val="0"/>
-          <w:i w:val="0"/>
-          <w:color w:val="2E75B6"/>
-          <w:sz w:val="22"/>
-        </w:rPr>
-        <w:t>▼</w:t>
+        <w:t>2-3. 3단계 대조 로직</w:t>
+      </w:r>
+    </w:p>
+    <w:p>
+      <w:r>
+        <w:t>단순 수량 비교 → GlobalId 목록 비교 → 치수 분포 비교 순으로 신뢰도를 높입니다:</w:t>
       </w:r>
     </w:p>
     <w:tbl>
@@ -655,54 +912,677 @@
         <w:tblLook w:firstColumn="1" w:firstRow="1" w:lastColumn="0" w:lastRow="0" w:noHBand="0" w:noVBand="1" w:val="04A0"/>
       </w:tblPr>
       <w:tblGrid>
-        <w:gridCol w:w="9406"/>
+        <w:gridCol w:w="3041"/>
+        <w:gridCol w:w="3041"/>
+        <w:gridCol w:w="3041"/>
       </w:tblGrid>
       <w:tr>
         <w:tc>
           <w:tcPr>
-            <w:tcW w:type="dxa" w:w="8787"/>
-            <w:shd w:val="clear" w:color="auto" w:fill="1A5276"/>
+            <w:tcW w:type="dxa" w:w="3041"/>
+            <w:shd w:val="clear" w:color="auto" w:fill="1A237E"/>
           </w:tcPr>
           <w:p>
             <w:r>
               <w:rPr>
-                <w:rFonts w:ascii="맑은 고딕" w:hAnsi="맑은 고딕"/>
                 <w:b/>
-                <w:i w:val="0"/>
                 <w:color w:val="FFFFFF"/>
-                <w:sz w:val="20"/>
+                <w:sz w:val="18"/>
               </w:rPr>
-              <w:t>① IFC 검증  [ifc_verifier.py]</w:t>
+              <w:t>단계</w:t>
             </w:r>
+          </w:p>
+        </w:tc>
+        <w:tc>
+          <w:tcPr>
+            <w:tcW w:type="dxa" w:w="3041"/>
+            <w:shd w:val="clear" w:color="auto" w:fill="1A237E"/>
+          </w:tcPr>
+          <w:p>
             <w:r>
               <w:rPr>
-                <w:rFonts w:ascii="맑은 고딕" w:hAnsi="맑은 고딕"/>
-                <w:b w:val="0"/>
-                <w:i w:val="0"/>
-                <w:color w:val="D8E8FF"/>
+                <w:b/>
+                <w:color w:val="FFFFFF"/>
                 <w:sz w:val="18"/>
               </w:rPr>
+              <w:t>로직 및 근거</w:t>
+            </w:r>
+          </w:p>
+        </w:tc>
+        <w:tc>
+          <w:tcPr>
+            <w:tcW w:type="dxa" w:w="3041"/>
+            <w:shd w:val="clear" w:color="auto" w:fill="1A237E"/>
+          </w:tcPr>
+          <w:p>
+            <w:r>
+              <w:rPr>
+                <w:b/>
+                <w:color w:val="FFFFFF"/>
+                <w:sz w:val="18"/>
+              </w:rPr>
+              <w:t>감지 가능한 문제</w:t>
+            </w:r>
+          </w:p>
+        </w:tc>
+      </w:tr>
+      <w:tr>
+        <w:tc>
+          <w:tcPr>
+            <w:tcW w:type="dxa" w:w="3041"/>
+            <w:shd w:val="clear" w:color="auto" w:fill="FFFFFF"/>
+          </w:tcPr>
+          <w:p>
+            <w:r>
+              <w:rPr>
+                <w:sz w:val="18"/>
+              </w:rPr>
+              <w:t>1단계 — 수량 대조</w:t>
+            </w:r>
+          </w:p>
+        </w:tc>
+        <w:tc>
+          <w:tcPr>
+            <w:tcW w:type="dxa" w:w="3041"/>
+            <w:shd w:val="clear" w:color="auto" w:fill="FFFFFF"/>
+          </w:tcPr>
+          <w:p>
+            <w:r>
+              <w:rPr>
+                <w:sz w:val="18"/>
+              </w:rPr>
+              <w:t>len(ifcopenshell 결과) == regex 카운트</w:t>
               <w:br/>
-              <w:t xml:space="preserve">   → IfcWall 추출 → 치수 파싱 → 개구부 좌표 보정 → 검증 HTML 출력</w:t>
+              <w:t>근거: 가장 단순한 1차 검증. 불일치면 즉시 파일 이상 신호.</w:t>
+            </w:r>
+          </w:p>
+        </w:tc>
+        <w:tc>
+          <w:tcPr>
+            <w:tcW w:type="dxa" w:w="3041"/>
+            <w:shd w:val="clear" w:color="auto" w:fill="FFFFFF"/>
+          </w:tcPr>
+          <w:p>
+            <w:r>
+              <w:rPr>
+                <w:sz w:val="18"/>
+              </w:rPr>
+              <w:t>엔티티 수가 다르면 누락·중복 요소 의심</w:t>
+            </w:r>
+          </w:p>
+        </w:tc>
+      </w:tr>
+      <w:tr>
+        <w:tc>
+          <w:tcPr>
+            <w:tcW w:type="dxa" w:w="3041"/>
+            <w:shd w:val="clear" w:color="auto" w:fill="F5F5F5"/>
+          </w:tcPr>
+          <w:p>
+            <w:r>
+              <w:rPr>
+                <w:sz w:val="18"/>
+              </w:rPr>
+              <w:t>2단계 — GlobalId 목록 대조</w:t>
+            </w:r>
+          </w:p>
+        </w:tc>
+        <w:tc>
+          <w:tcPr>
+            <w:tcW w:type="dxa" w:w="3041"/>
+            <w:shd w:val="clear" w:color="auto" w:fill="F5F5F5"/>
+          </w:tcPr>
+          <w:p>
+            <w:r>
+              <w:rPr>
+                <w:sz w:val="18"/>
+              </w:rPr>
+              <w:t>set(ifs_guids) △ set(regex_guids) → 차집합 계산</w:t>
+              <w:br/>
+              <w:t>근거: 수량이 같아도 다른 요소가 들어갔을 수 있음. ID로 정확히 식별.</w:t>
+            </w:r>
+          </w:p>
+        </w:tc>
+        <w:tc>
+          <w:tcPr>
+            <w:tcW w:type="dxa" w:w="3041"/>
+            <w:shd w:val="clear" w:color="auto" w:fill="F5F5F5"/>
+          </w:tcPr>
+          <w:p>
+            <w:r>
+              <w:rPr>
+                <w:sz w:val="18"/>
+              </w:rPr>
+              <w:t>누락 ID → BIM 뷰어 검색으로 요소 직접 확인 가능</w:t>
+            </w:r>
+          </w:p>
+        </w:tc>
+      </w:tr>
+      <w:tr>
+        <w:tc>
+          <w:tcPr>
+            <w:tcW w:type="dxa" w:w="3041"/>
+            <w:shd w:val="clear" w:color="auto" w:fill="FFFFFF"/>
+          </w:tcPr>
+          <w:p>
+            <w:r>
+              <w:rPr>
+                <w:sz w:val="18"/>
+              </w:rPr>
+              <w:t>3단계 — 치수 분포 대조</w:t>
+            </w:r>
+          </w:p>
+        </w:tc>
+        <w:tc>
+          <w:tcPr>
+            <w:tcW w:type="dxa" w:w="3041"/>
+            <w:shd w:val="clear" w:color="auto" w:fill="FFFFFF"/>
+          </w:tcPr>
+          <w:p>
+            <w:r>
+              <w:rPr>
+                <w:sz w:val="18"/>
+              </w:rPr>
+              <w:t>avg(ifs H_mm) vs avg(regex IfcQuantityLength '높이' 값) ±10%</w:t>
+              <w:br/>
+              <w:t>근거: 단위 혼용(m/mm) 버그가 있으면 평균값이 1000배 차이남.</w:t>
+            </w:r>
+          </w:p>
+        </w:tc>
+        <w:tc>
+          <w:tcPr>
+            <w:tcW w:type="dxa" w:w="3041"/>
+            <w:shd w:val="clear" w:color="auto" w:fill="FFFFFF"/>
+          </w:tcPr>
+          <w:p>
+            <w:r>
+              <w:rPr>
+                <w:sz w:val="18"/>
+              </w:rPr>
+              <w:t>단위 오류, 치수 추출 실패 검출</w:t>
             </w:r>
           </w:p>
         </w:tc>
       </w:tr>
     </w:tbl>
+    <w:p/>
     <w:p>
       <w:pPr>
-        <w:spacing w:before="0" w:after="0"/>
-        <w:jc w:val="center"/>
+        <w:pStyle w:val="Heading1"/>
+      </w:pPr>
+      <w:r>
+        <w:t>③ RTL 배치 알고리즘 — 원리 및 근거</w:t>
+      </w:r>
+    </w:p>
+    <w:p>
+      <w:pPr>
+        <w:pStyle w:val="Heading2"/>
+      </w:pPr>
+      <w:r>
+        <w:t>3-1. RTL(Right-To-Left)이란</w:t>
+      </w:r>
+    </w:p>
+    <w:p>
+      <w:r>
+        <w:t>M3 시공방식에서 석고보드는 벽의 오른쪽 끝부터 왼쪽으로 순서대로 부착합니다. 자투리(잘린 보드 조각)가 항상 벽의 왼쪽(시작점)에 위치하게 됩니다.</w:t>
+      </w:r>
+    </w:p>
+    <w:p>
+      <w:r>
+        <w:t>RTL을 채택하는 근거:</w:t>
+      </w:r>
+    </w:p>
+    <w:p>
+      <w:pPr>
+        <w:pStyle w:val="ListBullet"/>
+        <w:ind w:left="283"/>
+      </w:pPr>
+      <w:r>
+        <w:t>자투리 위치 예측 가능: 항상 왼쪽 끝 → 다음 벽 재사용 계획이 쉬움</w:t>
+      </w:r>
+    </w:p>
+    <w:p>
+      <w:pPr>
+        <w:pStyle w:val="ListBullet"/>
+        <w:ind w:left="283"/>
+      </w:pPr>
+      <w:r>
+        <w:t>현장 일관성: 작업자가 오른쪽부터 시작하는 규칙을 숙지하면 실수 감소</w:t>
+      </w:r>
+    </w:p>
+    <w:p>
+      <w:pPr>
+        <w:pStyle w:val="ListBullet"/>
+        <w:ind w:left="283"/>
+      </w:pPr>
+      <w:r>
+        <w:t>시각적 통일성: 자투리가 코너·개구부 쪽에 몰리지 않아 마감선 정리 용이</w:t>
+      </w:r>
+    </w:p>
+    <w:p>
+      <w:pPr>
+        <w:pStyle w:val="Heading2"/>
+      </w:pPr>
+      <w:r>
+        <w:t>3-2. 이음새 계산 (_seam_positions_rtl)</w:t>
+      </w:r>
+    </w:p>
+    <w:p>
+      <w:r>
+        <w:t>이음새(seam) = 보드와 보드 사이 수직 경계선의 x 좌표 목록입니다.</w:t>
+      </w:r>
+    </w:p>
+    <w:p>
+      <w:pPr>
+        <w:ind w:left="567"/>
       </w:pPr>
       <w:r>
         <w:rPr>
-          <w:rFonts w:ascii="맑은 고딕" w:hAnsi="맑은 고딕"/>
-          <w:b w:val="0"/>
-          <w:i w:val="0"/>
-          <w:color w:val="2E75B6"/>
-          <w:sz w:val="22"/>
+          <w:rFonts w:ascii="Courier New" w:hAnsi="Courier New"/>
+          <w:color w:val="1A237E"/>
+          <w:sz w:val="16"/>
         </w:rPr>
-        <w:t>▼</w:t>
+        <w:t>def _seam_positions_rtl(wall_L, board_W, stud_pitch=450):</w:t>
+      </w:r>
+    </w:p>
+    <w:p>
+      <w:pPr>
+        <w:ind w:left="567"/>
+      </w:pPr>
+      <w:r>
+        <w:rPr>
+          <w:rFonts w:ascii="Courier New" w:hAnsi="Courier New"/>
+          <w:color w:val="1A237E"/>
+          <w:sz w:val="16"/>
+        </w:rPr>
+        <w:t xml:space="preserve">    # 오른쪽 끝 기준 → 왼쪽으로 board_W씩</w:t>
+      </w:r>
+    </w:p>
+    <w:p>
+      <w:pPr>
+        <w:ind w:left="567"/>
+      </w:pPr>
+      <w:r>
+        <w:rPr>
+          <w:rFonts w:ascii="Courier New" w:hAnsi="Courier New"/>
+          <w:color w:val="1A237E"/>
+          <w:sz w:val="16"/>
+        </w:rPr>
+        <w:t xml:space="preserve">    seams = []</w:t>
+      </w:r>
+    </w:p>
+    <w:p>
+      <w:pPr>
+        <w:ind w:left="567"/>
+      </w:pPr>
+      <w:r>
+        <w:rPr>
+          <w:rFonts w:ascii="Courier New" w:hAnsi="Courier New"/>
+          <w:color w:val="1A237E"/>
+          <w:sz w:val="16"/>
+        </w:rPr>
+        <w:t xml:space="preserve">    x = wall_L  # 오른쪽 끝에서 시작</w:t>
+      </w:r>
+    </w:p>
+    <w:p>
+      <w:pPr>
+        <w:ind w:left="567"/>
+      </w:pPr>
+      <w:r>
+        <w:rPr>
+          <w:rFonts w:ascii="Courier New" w:hAnsi="Courier New"/>
+          <w:color w:val="1A237E"/>
+          <w:sz w:val="16"/>
+        </w:rPr>
+        <w:t xml:space="preserve">    while x &gt; 0:</w:t>
+      </w:r>
+    </w:p>
+    <w:p>
+      <w:pPr>
+        <w:ind w:left="567"/>
+      </w:pPr>
+      <w:r>
+        <w:rPr>
+          <w:rFonts w:ascii="Courier New" w:hAnsi="Courier New"/>
+          <w:color w:val="1A237E"/>
+          <w:sz w:val="16"/>
+        </w:rPr>
+        <w:t xml:space="preserve">        x -= board_W</w:t>
+      </w:r>
+    </w:p>
+    <w:p>
+      <w:pPr>
+        <w:ind w:left="567"/>
+      </w:pPr>
+      <w:r>
+        <w:rPr>
+          <w:rFonts w:ascii="Courier New" w:hAnsi="Courier New"/>
+          <w:color w:val="1A237E"/>
+          <w:sz w:val="16"/>
+        </w:rPr>
+        <w:t xml:space="preserve">        if x &gt; 0:</w:t>
+      </w:r>
+    </w:p>
+    <w:p>
+      <w:pPr>
+        <w:ind w:left="567"/>
+      </w:pPr>
+      <w:r>
+        <w:rPr>
+          <w:rFonts w:ascii="Courier New" w:hAnsi="Courier New"/>
+          <w:color w:val="1A237E"/>
+          <w:sz w:val="16"/>
+        </w:rPr>
+        <w:t xml:space="preserve">            seams.append(x)  # 각재 피치(450mm)에 맞춤</w:t>
+      </w:r>
+    </w:p>
+    <w:p>
+      <w:pPr>
+        <w:ind w:left="567"/>
+      </w:pPr>
+      <w:r>
+        <w:rPr>
+          <w:rFonts w:ascii="Courier New" w:hAnsi="Courier New"/>
+          <w:color w:val="1A237E"/>
+          <w:sz w:val="16"/>
+        </w:rPr>
+        <w:t xml:space="preserve">    return sorted(seams)</w:t>
+      </w:r>
+    </w:p>
+    <w:p>
+      <w:pPr>
+        <w:pStyle w:val="ListBullet"/>
+        <w:ind w:left="283"/>
+      </w:pPr>
+      <w:r>
+        <w:t>각재(스터드) 피치 450mm: M3 기준 — 보드 이음새는 반드시 각재 위에 위치</w:t>
+      </w:r>
+    </w:p>
+    <w:p>
+      <w:pPr>
+        <w:pStyle w:val="ListBullet"/>
+        <w:ind w:left="283"/>
+      </w:pPr>
+      <w:r>
+        <w:t>오른쪽 끝의 자투리 폭 = wall_L mod board_W → 이 값이 300mm 이상이면 재사용 가능</w:t>
+      </w:r>
+    </w:p>
+    <w:p>
+      <w:pPr>
+        <w:pStyle w:val="Heading2"/>
+      </w:pPr>
+      <w:r>
+        <w:t>3-3. SYM(대칭) 배치 비교</w:t>
+      </w:r>
+    </w:p>
+    <w:p>
+      <w:r>
+        <w:t>개구부(문·창)가 있는 벽에서는 RTL 외에 SYM(개구부 중심 대칭) 배치도 계산합니다. 두 방식의 자재 손실률을 비교해 낮은 쪽을 채택합니다.</w:t>
+      </w:r>
+    </w:p>
+    <w:p>
+      <w:pPr>
+        <w:ind w:left="567"/>
+      </w:pPr>
+      <w:r>
+        <w:rPr>
+          <w:rFonts w:ascii="Courier New" w:hAnsi="Courier New"/>
+          <w:color w:val="1A237E"/>
+          <w:sz w:val="16"/>
+        </w:rPr>
+        <w:t>loss_rtl = _col_waste_rate(rtl_plan)</w:t>
+      </w:r>
+    </w:p>
+    <w:p>
+      <w:pPr>
+        <w:ind w:left="567"/>
+      </w:pPr>
+      <w:r>
+        <w:rPr>
+          <w:rFonts w:ascii="Courier New" w:hAnsi="Courier New"/>
+          <w:color w:val="1A237E"/>
+          <w:sz w:val="16"/>
+        </w:rPr>
+        <w:t>loss_sym = _col_waste_rate(sym_plan)</w:t>
+      </w:r>
+    </w:p>
+    <w:p>
+      <w:pPr>
+        <w:ind w:left="567"/>
+      </w:pPr>
+      <w:r>
+        <w:rPr>
+          <w:rFonts w:ascii="Courier New" w:hAnsi="Courier New"/>
+          <w:color w:val="1A237E"/>
+          <w:sz w:val="16"/>
+        </w:rPr>
+        <w:t>chosen   = sym_plan if loss_sym &lt; loss_rtl else rtl_plan</w:t>
+      </w:r>
+    </w:p>
+    <w:p>
+      <w:pPr>
+        <w:ind w:left="283" w:right="283"/>
+      </w:pPr>
+      <w:r>
+        <w:rPr>
+          <w:color w:val="553300"/>
+          <w:sz w:val="18"/>
+        </w:rPr>
+        <w:t>▶ SYM 채택 근거: 개구부 중심에 이음새를 맞추면 양쪽 보드 크기가 대칭이 되어 균열 발생 시 대칭 응력 분산 효과. KCS 석고보드 시공 기준 참조.</w:t>
+      </w:r>
+    </w:p>
+    <w:p>
+      <w:pPr>
+        <w:pStyle w:val="Heading1"/>
+      </w:pPr>
+      <w:r>
+        <w:t>④ ReusePool — 자투리 재사용 로직 및 근거</w:t>
+      </w:r>
+    </w:p>
+    <w:p>
+      <w:pPr>
+        <w:pStyle w:val="Heading2"/>
+      </w:pPr>
+      <w:r>
+        <w:t>4-1. 왜 자투리를 재사용하는가</w:t>
+      </w:r>
+    </w:p>
+    <w:p>
+      <w:r>
+        <w:t>900×1800mm 보드를 절단하면 잘린 나머지(leftover)가 발생합니다. 모듈러 건축은 동일 형태의 벽이 반복되므로 자투리 크기도 반복됩니다. ReusePool은 이 자투리를 버리지 않고 저장해 다른 벽에 사용합니다.</w:t>
+      </w:r>
+    </w:p>
+    <w:p>
+      <w:pPr>
+        <w:pStyle w:val="ListBullet"/>
+        <w:ind w:left="283"/>
+      </w:pPr>
+      <w:r>
+        <w:t>기대 효과: 온장 보드 발주 수량 감소, 현장 폐기물 감소</w:t>
+      </w:r>
+    </w:p>
+    <w:p>
+      <w:pPr>
+        <w:pStyle w:val="ListBullet"/>
+        <w:ind w:left="283"/>
+      </w:pPr>
+      <w:r>
+        <w:t>M3 시공기준 반영: 최소 재사용 크기 폭 300mm, 높이 450mm (각재 피치 이상)</w:t>
+      </w:r>
+    </w:p>
+    <w:p>
+      <w:pPr>
+        <w:pStyle w:val="Heading2"/>
+      </w:pPr>
+      <w:r>
+        <w:t>4-2. ReusePool 동작 흐름</w:t>
+      </w:r>
+    </w:p>
+    <w:p>
+      <w:pPr>
+        <w:ind w:left="567"/>
+      </w:pPr>
+      <w:r>
+        <w:rPr>
+          <w:rFonts w:ascii="Courier New" w:hAnsi="Courier New"/>
+          <w:color w:val="1A237E"/>
+          <w:sz w:val="16"/>
+        </w:rPr>
+        <w:t># 자투리 저장 (절단 후 남은 조각)</w:t>
+      </w:r>
+    </w:p>
+    <w:p>
+      <w:pPr>
+        <w:ind w:left="567"/>
+      </w:pPr>
+      <w:r>
+        <w:rPr>
+          <w:rFonts w:ascii="Courier New" w:hAnsi="Courier New"/>
+          <w:color w:val="1A237E"/>
+          <w:sz w:val="16"/>
+        </w:rPr>
+        <w:t>pool.add(piece, space_id, floor_id)</w:t>
+      </w:r>
+    </w:p>
+    <w:p>
+      <w:pPr>
+        <w:ind w:left="567"/>
+      </w:pPr>
+      <w:r>
+        <w:rPr>
+          <w:rFonts w:ascii="Courier New" w:hAnsi="Courier New"/>
+          <w:color w:val="1A237E"/>
+          <w:sz w:val="16"/>
+        </w:rPr>
+      </w:r>
+    </w:p>
+    <w:p>
+      <w:pPr>
+        <w:ind w:left="567"/>
+      </w:pPr>
+      <w:r>
+        <w:rPr>
+          <w:rFonts w:ascii="Courier New" w:hAnsi="Courier New"/>
+          <w:color w:val="1A237E"/>
+          <w:sz w:val="16"/>
+        </w:rPr>
+        <w:t># 재사용 탐색 순서 (같은 공간 → 같은 층 → 전체)</w:t>
+      </w:r>
+    </w:p>
+    <w:p>
+      <w:pPr>
+        <w:ind w:left="567"/>
+      </w:pPr>
+      <w:r>
+        <w:rPr>
+          <w:rFonts w:ascii="Courier New" w:hAnsi="Courier New"/>
+          <w:color w:val="1A237E"/>
+          <w:sz w:val="16"/>
+        </w:rPr>
+        <w:t>candidate = pool.find_fit(need_w, need_h, space_id)  # 1순위</w:t>
+      </w:r>
+    </w:p>
+    <w:p>
+      <w:pPr>
+        <w:ind w:left="567"/>
+      </w:pPr>
+      <w:r>
+        <w:rPr>
+          <w:rFonts w:ascii="Courier New" w:hAnsi="Courier New"/>
+          <w:color w:val="1A237E"/>
+          <w:sz w:val="16"/>
+        </w:rPr>
+        <w:t>if not candidate:</w:t>
+      </w:r>
+    </w:p>
+    <w:p>
+      <w:pPr>
+        <w:ind w:left="567"/>
+      </w:pPr>
+      <w:r>
+        <w:rPr>
+          <w:rFonts w:ascii="Courier New" w:hAnsi="Courier New"/>
+          <w:color w:val="1A237E"/>
+          <w:sz w:val="16"/>
+        </w:rPr>
+        <w:t xml:space="preserve">    candidate = pool.find_fit(need_w, need_h, floor_id=floor_id)  # 2순위</w:t>
+      </w:r>
+    </w:p>
+    <w:p>
+      <w:pPr>
+        <w:ind w:left="567"/>
+      </w:pPr>
+      <w:r>
+        <w:rPr>
+          <w:rFonts w:ascii="Courier New" w:hAnsi="Courier New"/>
+          <w:color w:val="1A237E"/>
+          <w:sz w:val="16"/>
+        </w:rPr>
+      </w:r>
+    </w:p>
+    <w:p>
+      <w:pPr>
+        <w:ind w:left="567"/>
+      </w:pPr>
+      <w:r>
+        <w:rPr>
+          <w:rFonts w:ascii="Courier New" w:hAnsi="Courier New"/>
+          <w:color w:val="1A237E"/>
+          <w:sz w:val="16"/>
+        </w:rPr>
+        <w:t># 자투리가 필요 크기보다 크면 재절단하여 사용</w:t>
+      </w:r>
+    </w:p>
+    <w:p>
+      <w:pPr>
+        <w:ind w:left="567"/>
+      </w:pPr>
+      <w:r>
+        <w:rPr>
+          <w:rFonts w:ascii="Courier New" w:hAnsi="Courier New"/>
+          <w:color w:val="1A237E"/>
+          <w:sz w:val="16"/>
+        </w:rPr>
+        <w:t>if candidate.w &gt; need_w or candidate.h &gt; need_h:</w:t>
+      </w:r>
+    </w:p>
+    <w:p>
+      <w:pPr>
+        <w:ind w:left="567"/>
+      </w:pPr>
+      <w:r>
+        <w:rPr>
+          <w:rFonts w:ascii="Courier New" w:hAnsi="Courier New"/>
+          <w:color w:val="1A237E"/>
+          <w:sz w:val="16"/>
+        </w:rPr>
+        <w:t xml:space="preserve">    used, new_leftover = candidate.cut_to(need_w, need_h)</w:t>
+      </w:r>
+    </w:p>
+    <w:p>
+      <w:pPr>
+        <w:ind w:left="567"/>
+      </w:pPr>
+      <w:r>
+        <w:rPr>
+          <w:rFonts w:ascii="Courier New" w:hAnsi="Courier New"/>
+          <w:color w:val="1A237E"/>
+          <w:sz w:val="16"/>
+        </w:rPr>
+        <w:t xml:space="preserve">    pool.add(new_leftover, ...)  # 재절단 후 남은 것 다시 풀에 저장</w:t>
+      </w:r>
+    </w:p>
+    <w:p>
+      <w:pPr>
+        <w:pStyle w:val="Heading2"/>
+      </w:pPr>
+      <w:r>
+        <w:t>4-3. 최적화 정렬 순서</w:t>
+      </w:r>
+    </w:p>
+    <w:p>
+      <w:r>
+        <w:t>벽 처리 순서가 재사용 효율에 직접 영향합니다:</w:t>
       </w:r>
     </w:p>
     <w:tbl>
@@ -712,54 +1592,512 @@
         <w:tblLook w:firstColumn="1" w:firstRow="1" w:lastColumn="0" w:lastRow="0" w:noHBand="0" w:noVBand="1" w:val="04A0"/>
       </w:tblPr>
       <w:tblGrid>
-        <w:gridCol w:w="9406"/>
+        <w:gridCol w:w="4561"/>
+        <w:gridCol w:w="4561"/>
       </w:tblGrid>
       <w:tr>
         <w:tc>
           <w:tcPr>
-            <w:tcW w:type="dxa" w:w="8787"/>
-            <w:shd w:val="clear" w:color="auto" w:fill="145A32"/>
+            <w:tcW w:type="dxa" w:w="4561"/>
+            <w:shd w:val="clear" w:color="auto" w:fill="1A237E"/>
           </w:tcPr>
           <w:p>
             <w:r>
               <w:rPr>
-                <w:rFonts w:ascii="맑은 고딕" w:hAnsi="맑은 고딕"/>
                 <w:b/>
-                <w:i w:val="0"/>
                 <w:color w:val="FFFFFF"/>
-                <w:sz w:val="20"/>
+                <w:sz w:val="18"/>
               </w:rPr>
-              <w:t>② 최적화 엔진  [gypsum_optimizer_v3.py]</w:t>
+              <w:t>정렬 기준</w:t>
             </w:r>
+          </w:p>
+        </w:tc>
+        <w:tc>
+          <w:tcPr>
+            <w:tcW w:type="dxa" w:w="4561"/>
+            <w:shd w:val="clear" w:color="auto" w:fill="1A237E"/>
+          </w:tcPr>
+          <w:p>
             <w:r>
               <w:rPr>
-                <w:rFonts w:ascii="맑은 고딕" w:hAnsi="맑은 고딕"/>
-                <w:b w:val="0"/>
-                <w:i w:val="0"/>
-                <w:color w:val="D8E8FF"/>
+                <w:b/>
+                <w:color w:val="FFFFFF"/>
                 <w:sz w:val="18"/>
               </w:rPr>
-              <w:br/>
-              <w:t xml:space="preserve">   → RTL 배치 + SYM 비교 + ReusePool 재사용 → 전 벽체 placements 생성</w:t>
+              <w:t>이유</w:t>
+            </w:r>
+          </w:p>
+        </w:tc>
+      </w:tr>
+      <w:tr>
+        <w:tc>
+          <w:tcPr>
+            <w:tcW w:type="dxa" w:w="4561"/>
+            <w:shd w:val="clear" w:color="auto" w:fill="FFFFFF"/>
+          </w:tcPr>
+          <w:p>
+            <w:r>
+              <w:rPr>
+                <w:sz w:val="18"/>
+              </w:rPr>
+              <w:t>1차: floor_id (층 기준)</w:t>
+            </w:r>
+          </w:p>
+        </w:tc>
+        <w:tc>
+          <w:tcPr>
+            <w:tcW w:type="dxa" w:w="4561"/>
+            <w:shd w:val="clear" w:color="auto" w:fill="FFFFFF"/>
+          </w:tcPr>
+          <w:p>
+            <w:r>
+              <w:rPr>
+                <w:sz w:val="18"/>
+              </w:rPr>
+              <w:t>같은 층끼리 묶어야 자투리가 같은 층 내에서 소비됨</w:t>
+            </w:r>
+          </w:p>
+        </w:tc>
+      </w:tr>
+      <w:tr>
+        <w:tc>
+          <w:tcPr>
+            <w:tcW w:type="dxa" w:w="4561"/>
+            <w:shd w:val="clear" w:color="auto" w:fill="F5F5F5"/>
+          </w:tcPr>
+          <w:p>
+            <w:r>
+              <w:rPr>
+                <w:sz w:val="18"/>
+              </w:rPr>
+              <w:t>2차: -(L×H) (넓은 벽 우선)</w:t>
+            </w:r>
+          </w:p>
+        </w:tc>
+        <w:tc>
+          <w:tcPr>
+            <w:tcW w:type="dxa" w:w="4561"/>
+            <w:shd w:val="clear" w:color="auto" w:fill="F5F5F5"/>
+          </w:tcPr>
+          <w:p>
+            <w:r>
+              <w:rPr>
+                <w:sz w:val="18"/>
+              </w:rPr>
+              <w:t>큰 벽을 먼저 처리 → 큰 자투리 먼저 생성 → 풀 충전 극대화</w:t>
             </w:r>
           </w:p>
         </w:tc>
       </w:tr>
     </w:tbl>
+    <w:p/>
     <w:p>
       <w:pPr>
-        <w:spacing w:before="0" w:after="0"/>
-        <w:jc w:val="center"/>
+        <w:pStyle w:val="Heading1"/>
+      </w:pPr>
+      <w:r>
+        <w:t>⑤ Python 결과를 시뮬레이터 JS에 연결하는 방법</w:t>
+      </w:r>
+    </w:p>
+    <w:p>
+      <w:pPr>
+        <w:pStyle w:val="Heading2"/>
+      </w:pPr>
+      <w:r>
+        <w:t>5-1. 문제: 두 코드베이스의 언어 장벽</w:t>
+      </w:r>
+    </w:p>
+    <w:p>
+      <w:r>
+        <w:t>최적화 엔진(Python)과 시뮬레이터 UI(JavaScript HTML)는 서로 다른 언어입니다. Python 서버를 별도로 실행하지 않고 단일 HTML 파일로 배포하기 위해 '빌드 타임 주입' 방식을 채택했습니다.</w:t>
+      </w:r>
+    </w:p>
+    <w:p>
+      <w:pPr>
+        <w:pStyle w:val="Heading2"/>
+      </w:pPr>
+      <w:r>
+        <w:t>5-2. PRECOMPUTED JSON 주입 방식</w:t>
+      </w:r>
+    </w:p>
+    <w:p>
+      <w:r>
+        <w:t>make_simulator_html()이 호출될 때 Python 최적화 결과를 JavaScript 변수로 직렬화해 HTML의 &lt;/body&gt; 직전에 삽입합니다.</w:t>
+      </w:r>
+    </w:p>
+    <w:p>
+      <w:pPr>
+        <w:ind w:left="567"/>
       </w:pPr>
       <w:r>
         <w:rPr>
-          <w:rFonts w:ascii="맑은 고딕" w:hAnsi="맑은 고딕"/>
-          <w:b w:val="0"/>
-          <w:i w:val="0"/>
-          <w:color w:val="2E75B6"/>
-          <w:sz w:val="22"/>
+          <w:rFonts w:ascii="Courier New" w:hAnsi="Courier New"/>
+          <w:color w:val="1A237E"/>
+          <w:sz w:val="16"/>
         </w:rPr>
-        <w:t>▼</w:t>
+        <w:t># Python → JSON 직렬화</w:t>
+      </w:r>
+    </w:p>
+    <w:p>
+      <w:pPr>
+        <w:ind w:left="567"/>
+      </w:pPr>
+      <w:r>
+        <w:rPr>
+          <w:rFonts w:ascii="Courier New" w:hAnsi="Courier New"/>
+          <w:color w:val="1A237E"/>
+          <w:sz w:val="16"/>
+        </w:rPr>
+        <w:t>var PRECOMPUTED = {</w:t>
+      </w:r>
+    </w:p>
+    <w:p>
+      <w:pPr>
+        <w:ind w:left="567"/>
+      </w:pPr>
+      <w:r>
+        <w:rPr>
+          <w:rFonts w:ascii="Courier New" w:hAnsi="Courier New"/>
+          <w:color w:val="1A237E"/>
+          <w:sz w:val="16"/>
+        </w:rPr>
+        <w:t xml:space="preserve">  '벽이름A': {</w:t>
+      </w:r>
+    </w:p>
+    <w:p>
+      <w:pPr>
+        <w:ind w:left="567"/>
+      </w:pPr>
+      <w:r>
+        <w:rPr>
+          <w:rFonts w:ascii="Courier New" w:hAnsi="Courier New"/>
+          <w:color w:val="1A237E"/>
+          <w:sz w:val="16"/>
+        </w:rPr>
+        <w:t xml:space="preserve">    cells_L1: [{x,y,w,h,type,code,...}],  // Layer 1 셀 배열</w:t>
+      </w:r>
+    </w:p>
+    <w:p>
+      <w:pPr>
+        <w:ind w:left="567"/>
+      </w:pPr>
+      <w:r>
+        <w:rPr>
+          <w:rFonts w:ascii="Courier New" w:hAnsi="Courier New"/>
+          <w:color w:val="1A237E"/>
+          <w:sz w:val="16"/>
+        </w:rPr>
+        <w:t xml:space="preserve">    cells_L2: [...],                        // Layer 2 (2P 공법)</w:t>
+      </w:r>
+    </w:p>
+    <w:p>
+      <w:pPr>
+        <w:ind w:left="567"/>
+      </w:pPr>
+      <w:r>
+        <w:rPr>
+          <w:rFonts w:ascii="Courier New" w:hAnsi="Courier New"/>
+          <w:color w:val="1A237E"/>
+          <w:sz w:val="16"/>
+        </w:rPr>
+        <w:t xml:space="preserve">    nF:3, nE:2, nN:1, nR:1,                // 온장/절단/노치/재사용 수</w:t>
+      </w:r>
+    </w:p>
+    <w:p>
+      <w:pPr>
+        <w:ind w:left="567"/>
+      </w:pPr>
+      <w:r>
+        <w:rPr>
+          <w:rFonts w:ascii="Courier New" w:hAnsi="Courier New"/>
+          <w:color w:val="1A237E"/>
+          <w:sz w:val="16"/>
+        </w:rPr>
+        <w:t xml:space="preserve">    tot:7, lr:0.05, gs:8, bw:900, bh:1800  // 총 수, 손실률 등</w:t>
+      </w:r>
+    </w:p>
+    <w:p>
+      <w:pPr>
+        <w:ind w:left="567"/>
+      </w:pPr>
+      <w:r>
+        <w:rPr>
+          <w:rFonts w:ascii="Courier New" w:hAnsi="Courier New"/>
+          <w:color w:val="1A237E"/>
+          <w:sz w:val="16"/>
+        </w:rPr>
+        <w:t xml:space="preserve">  },</w:t>
+      </w:r>
+    </w:p>
+    <w:p>
+      <w:pPr>
+        <w:ind w:left="567"/>
+      </w:pPr>
+      <w:r>
+        <w:rPr>
+          <w:rFonts w:ascii="Courier New" w:hAnsi="Courier New"/>
+          <w:color w:val="1A237E"/>
+          <w:sz w:val="16"/>
+        </w:rPr>
+        <w:t xml:space="preserve">  '벽이름B': { ... }</w:t>
+      </w:r>
+    </w:p>
+    <w:p>
+      <w:pPr>
+        <w:ind w:left="567"/>
+      </w:pPr>
+      <w:r>
+        <w:rPr>
+          <w:rFonts w:ascii="Courier New" w:hAnsi="Courier New"/>
+          <w:color w:val="1A237E"/>
+          <w:sz w:val="16"/>
+        </w:rPr>
+        <w:t>};</w:t>
+      </w:r>
+    </w:p>
+    <w:p>
+      <w:pPr>
+        <w:pStyle w:val="Heading2"/>
+      </w:pPr>
+      <w:r>
+        <w:t>5-3. window.run() 오버라이드</w:t>
+      </w:r>
+    </w:p>
+    <w:p>
+      <w:r>
+        <w:t>원본 run() 함수가 실행될 때 PRECOMPUTED에 해당 벽 데이터가 있으면 Python 결과를 사용하고, 없으면 원본 JS 계산 로직을 fallback으로 사용합니다.</w:t>
+      </w:r>
+    </w:p>
+    <w:p>
+      <w:pPr>
+        <w:ind w:left="567"/>
+      </w:pPr>
+      <w:r>
+        <w:rPr>
+          <w:rFonts w:ascii="Courier New" w:hAnsi="Courier New"/>
+          <w:color w:val="1A237E"/>
+          <w:sz w:val="16"/>
+        </w:rPr>
+        <w:t>window.run = function() {</w:t>
+      </w:r>
+    </w:p>
+    <w:p>
+      <w:pPr>
+        <w:ind w:left="567"/>
+      </w:pPr>
+      <w:r>
+        <w:rPr>
+          <w:rFonts w:ascii="Courier New" w:hAnsi="Courier New"/>
+          <w:color w:val="1A237E"/>
+          <w:sz w:val="16"/>
+        </w:rPr>
+        <w:t xml:space="preserve">  var pc = PRECOMPUTED[G.wall.wall_id];</w:t>
+      </w:r>
+    </w:p>
+    <w:p>
+      <w:pPr>
+        <w:ind w:left="567"/>
+      </w:pPr>
+      <w:r>
+        <w:rPr>
+          <w:rFonts w:ascii="Courier New" w:hAnsi="Courier New"/>
+          <w:color w:val="1A237E"/>
+          <w:sz w:val="16"/>
+        </w:rPr>
+        <w:t xml:space="preserve">  if (pc) {</w:t>
+      </w:r>
+    </w:p>
+    <w:p>
+      <w:pPr>
+        <w:ind w:left="567"/>
+      </w:pPr>
+      <w:r>
+        <w:rPr>
+          <w:rFonts w:ascii="Courier New" w:hAnsi="Courier New"/>
+          <w:color w:val="1A237E"/>
+          <w:sz w:val="16"/>
+        </w:rPr>
+        <w:t xml:space="preserve">    G.cells = pc.cells_L1;       // Python 셀 사용</w:t>
+      </w:r>
+    </w:p>
+    <w:p>
+      <w:pPr>
+        <w:ind w:left="567"/>
+      </w:pPr>
+      <w:r>
+        <w:rPr>
+          <w:rFonts w:ascii="Courier New" w:hAnsi="Courier New"/>
+          <w:color w:val="1A237E"/>
+          <w:sz w:val="16"/>
+        </w:rPr>
+        <w:t xml:space="preserve">    G.result = { nF:pc.nF, ... }; // Python 집계값 사용</w:t>
+      </w:r>
+    </w:p>
+    <w:p>
+      <w:pPr>
+        <w:ind w:left="567"/>
+      </w:pPr>
+      <w:r>
+        <w:rPr>
+          <w:rFonts w:ascii="Courier New" w:hAnsi="Courier New"/>
+          <w:color w:val="1A237E"/>
+          <w:sz w:val="16"/>
+        </w:rPr>
+        <w:t xml:space="preserve">    drawAll(); upMetrics();        // 시뮬레이터 화면 갱신</w:t>
+      </w:r>
+    </w:p>
+    <w:p>
+      <w:pPr>
+        <w:ind w:left="567"/>
+      </w:pPr>
+      <w:r>
+        <w:rPr>
+          <w:rFonts w:ascii="Courier New" w:hAnsi="Courier New"/>
+          <w:color w:val="1A237E"/>
+          <w:sz w:val="16"/>
+        </w:rPr>
+        <w:t xml:space="preserve">  } else {</w:t>
+      </w:r>
+    </w:p>
+    <w:p>
+      <w:pPr>
+        <w:ind w:left="567"/>
+      </w:pPr>
+      <w:r>
+        <w:rPr>
+          <w:rFonts w:ascii="Courier New" w:hAnsi="Courier New"/>
+          <w:color w:val="1A237E"/>
+          <w:sz w:val="16"/>
+        </w:rPr>
+        <w:t xml:space="preserve">    _oRun.call(this);  // 원본 JS fallback</w:t>
+      </w:r>
+    </w:p>
+    <w:p>
+      <w:pPr>
+        <w:ind w:left="567"/>
+      </w:pPr>
+      <w:r>
+        <w:rPr>
+          <w:rFonts w:ascii="Courier New" w:hAnsi="Courier New"/>
+          <w:color w:val="1A237E"/>
+          <w:sz w:val="16"/>
+        </w:rPr>
+        <w:t xml:space="preserve">  }</w:t>
+      </w:r>
+    </w:p>
+    <w:p>
+      <w:pPr>
+        <w:ind w:left="567"/>
+      </w:pPr>
+      <w:r>
+        <w:rPr>
+          <w:rFonts w:ascii="Courier New" w:hAnsi="Courier New"/>
+          <w:color w:val="1A237E"/>
+          <w:sz w:val="16"/>
+        </w:rPr>
+        <w:t>};</w:t>
+      </w:r>
+    </w:p>
+    <w:p>
+      <w:pPr>
+        <w:ind w:left="283" w:right="283"/>
+      </w:pPr>
+      <w:r>
+        <w:rPr>
+          <w:color w:val="553300"/>
+          <w:sz w:val="18"/>
+        </w:rPr>
+        <w:t>▶ 이 방식의 장점: 단일 HTML 파일로 배포 가능(서버 불필요), Python 결과가 없는 벽은 원본 시뮬레이터가 동작해 하위 호환성 유지.</w:t>
+      </w:r>
+    </w:p>
+    <w:p>
+      <w:pPr>
+        <w:pStyle w:val="Heading2"/>
+      </w:pPr>
+      <w:r>
+        <w:t>5-4. 좌표계 통일 — x좌표 중심점 변환</w:t>
+      </w:r>
+    </w:p>
+    <w:p>
+      <w:r>
+        <w:t>IFC 개구부 x좌표는 왼쪽 끝(left-edge) 기준이고, 승훈 시뮬레이터 JS는 중심점(center-x) 기준입니다. export_simulator_walls()에서 변환합니다:</w:t>
+      </w:r>
+    </w:p>
+    <w:p>
+      <w:pPr>
+        <w:ind w:left="567"/>
+      </w:pPr>
+      <w:r>
+        <w:rPr>
+          <w:rFonts w:ascii="Courier New" w:hAnsi="Courier New"/>
+          <w:color w:val="1A237E"/>
+          <w:sz w:val="16"/>
+        </w:rPr>
+        <w:t># IFC (left-edge) → JS (center-x)</w:t>
+      </w:r>
+    </w:p>
+    <w:p>
+      <w:pPr>
+        <w:ind w:left="567"/>
+      </w:pPr>
+      <w:r>
+        <w:rPr>
+          <w:rFonts w:ascii="Courier New" w:hAnsi="Courier New"/>
+          <w:color w:val="1A237E"/>
+          <w:sz w:val="16"/>
+        </w:rPr>
+        <w:t>x_center = ox_left_edge + ow / 2</w:t>
+      </w:r>
+    </w:p>
+    <w:p>
+      <w:pPr>
+        <w:ind w:left="567"/>
+      </w:pPr>
+      <w:r>
+        <w:rPr>
+          <w:rFonts w:ascii="Courier New" w:hAnsi="Courier New"/>
+          <w:color w:val="1A237E"/>
+          <w:sz w:val="16"/>
+        </w:rPr>
+      </w:r>
+    </w:p>
+    <w:p>
+      <w:pPr>
+        <w:ind w:left="567"/>
+      </w:pPr>
+      <w:r>
+        <w:rPr>
+          <w:rFonts w:ascii="Courier New" w:hAnsi="Courier New"/>
+          <w:color w:val="1A237E"/>
+          <w:sz w:val="16"/>
+        </w:rPr>
+        <w:t># JS에서 다시 left-edge로 복원:</w:t>
+      </w:r>
+    </w:p>
+    <w:p>
+      <w:pPr>
+        <w:ind w:left="567"/>
+      </w:pPr>
+      <w:r>
+        <w:rPr>
+          <w:rFonts w:ascii="Courier New" w:hAnsi="Courier New"/>
+          <w:color w:val="1A237E"/>
+          <w:sz w:val="16"/>
+        </w:rPr>
+        <w:t>oLeft = o.x - Math.round(o.width / 2)</w:t>
+      </w:r>
+    </w:p>
+    <w:p>
+      <w:pPr>
+        <w:pStyle w:val="Heading1"/>
+      </w:pPr>
+      <w:r>
+        <w:t>⑥ 보드 셀 분류 로직 (Python → JS 타입 변환)</w:t>
+      </w:r>
+    </w:p>
+    <w:p>
+      <w:r>
+        <w:t>Python 최적화 결과의 배치 type을 시뮬레이터 JS cell type으로 변환합니다.</w:t>
       </w:r>
     </w:p>
     <w:tbl>
@@ -769,284 +2107,56 @@
         <w:tblLook w:firstColumn="1" w:firstRow="1" w:lastColumn="0" w:lastRow="0" w:noHBand="0" w:noVBand="1" w:val="04A0"/>
       </w:tblPr>
       <w:tblGrid>
-        <w:gridCol w:w="9406"/>
+        <w:gridCol w:w="3041"/>
+        <w:gridCol w:w="3041"/>
+        <w:gridCol w:w="3041"/>
       </w:tblGrid>
       <w:tr>
         <w:tc>
           <w:tcPr>
-            <w:tcW w:type="dxa" w:w="8787"/>
-            <w:shd w:val="clear" w:color="auto" w:fill="4A235B"/>
+            <w:tcW w:type="dxa" w:w="3041"/>
+            <w:shd w:val="clear" w:color="auto" w:fill="1A237E"/>
           </w:tcPr>
           <w:p>
             <w:r>
               <w:rPr>
-                <w:rFonts w:ascii="맑은 고딕" w:hAnsi="맑은 고딕"/>
                 <w:b/>
-                <w:i w:val="0"/>
-                <w:color w:val="FFFFFF"/>
-                <w:sz w:val="20"/>
-              </w:rPr>
-              <w:t>③ 결과 HTML 생성</w:t>
-            </w:r>
-            <w:r>
-              <w:rPr>
-                <w:rFonts w:ascii="맑은 고딕" w:hAnsi="맑은 고딕"/>
-                <w:b w:val="0"/>
-                <w:i w:val="0"/>
-                <w:color w:val="D8E8FF"/>
-                <w:sz w:val="18"/>
-              </w:rPr>
-              <w:br/>
-              <w:t xml:space="preserve">   → 검증 리포트 / 최적화 배치도 / 시뮬레이터 HTML 저장</w:t>
-            </w:r>
-          </w:p>
-        </w:tc>
-      </w:tr>
-    </w:tbl>
-    <w:p>
-      <w:pPr>
-        <w:spacing w:before="0" w:after="0"/>
-        <w:jc w:val="center"/>
-      </w:pPr>
-      <w:r>
-        <w:rPr>
-          <w:rFonts w:ascii="맑은 고딕" w:hAnsi="맑은 고딕"/>
-          <w:b w:val="0"/>
-          <w:i w:val="0"/>
-          <w:color w:val="2E75B6"/>
-          <w:sz w:val="22"/>
-        </w:rPr>
-        <w:t>▼</w:t>
-      </w:r>
-    </w:p>
-    <w:p>
-      <w:pPr>
-        <w:spacing w:after="80" w:before="40"/>
-        <w:jc w:val="center"/>
-      </w:pPr>
-      <w:r>
-        <w:rPr>
-          <w:rFonts w:ascii="맑은 고딕" w:hAnsi="맑은 고딕"/>
-          <w:b/>
-          <w:i w:val="0"/>
-          <w:color w:val="1B3A5C"/>
-          <w:sz w:val="20"/>
-        </w:rPr>
-        <w:t>[ 출력물 ]</w:t>
-      </w:r>
-    </w:p>
-    <w:tbl>
-      <w:tblPr>
-        <w:tblStyle w:val="TableGrid"/>
-        <w:tblW w:type="auto" w:w="0"/>
-        <w:jc w:val="left"/>
-        <w:tblLook w:firstColumn="1" w:firstRow="1" w:lastColumn="0" w:lastRow="0" w:noHBand="0" w:noVBand="1" w:val="04A0"/>
-      </w:tblPr>
-      <w:tblGrid>
-        <w:gridCol w:w="3135"/>
-        <w:gridCol w:w="3135"/>
-        <w:gridCol w:w="3135"/>
-      </w:tblGrid>
-      <w:tr>
-        <w:tc>
-          <w:tcPr>
-            <w:tcW w:type="dxa" w:w="2835"/>
-            <w:shd w:val="clear" w:color="auto" w:fill="1A3A4A"/>
-          </w:tcPr>
-          <w:p>
-            <w:pPr>
-              <w:jc w:val="center"/>
-            </w:pPr>
-            <w:r>
-              <w:rPr>
-                <w:rFonts w:ascii="맑은 고딕" w:hAnsi="맑은 고딕"/>
-                <w:b/>
-                <w:i w:val="0"/>
                 <w:color w:val="FFFFFF"/>
                 <w:sz w:val="18"/>
               </w:rPr>
-              <w:t>검증 리포트</w:t>
-              <w:br/>
-              <w:t>*_검증결과.html</w:t>
-            </w:r>
-            <w:r>
-              <w:rPr>
-                <w:rFonts w:ascii="맑은 고딕" w:hAnsi="맑은 고딕"/>
-                <w:b w:val="0"/>
-                <w:i w:val="0"/>
-                <w:color w:val="AADDCC"/>
-                <w:sz w:val="16"/>
-              </w:rPr>
-              <w:br/>
-              <w:t>벽체별 오류·경고</w:t>
-              <w:br/>
-              <w:t>치수·개구부 현황</w:t>
+              <w:t>Python type</w:t>
             </w:r>
           </w:p>
         </w:tc>
         <w:tc>
           <w:tcPr>
-            <w:tcW w:type="dxa" w:w="2835"/>
-            <w:shd w:val="clear" w:color="auto" w:fill="1A3A2A"/>
+            <w:tcW w:type="dxa" w:w="3041"/>
+            <w:shd w:val="clear" w:color="auto" w:fill="1A237E"/>
           </w:tcPr>
           <w:p>
-            <w:pPr>
-              <w:jc w:val="center"/>
-            </w:pPr>
             <w:r>
               <w:rPr>
-                <w:rFonts w:ascii="맑은 고딕" w:hAnsi="맑은 고딕"/>
                 <w:b/>
-                <w:i w:val="0"/>
                 <w:color w:val="FFFFFF"/>
                 <w:sz w:val="18"/>
               </w:rPr>
-              <w:t>최적화 리포트</w:t>
-              <w:br/>
-              <w:t>*_최적화결과.html</w:t>
-            </w:r>
-            <w:r>
-              <w:rPr>
-                <w:rFonts w:ascii="맑은 고딕" w:hAnsi="맑은 고딕"/>
-                <w:b w:val="0"/>
-                <w:i w:val="0"/>
-                <w:color w:val="AADDCC"/>
-                <w:sz w:val="16"/>
-              </w:rPr>
-              <w:br/>
-              <w:t>벽별 배치 SVG</w:t>
-              <w:br/>
-              <w:t>전체 집계 통계</w:t>
+              <w:t>JS cell type</w:t>
             </w:r>
           </w:p>
         </w:tc>
         <w:tc>
           <w:tcPr>
-            <w:tcW w:type="dxa" w:w="2835"/>
-            <w:shd w:val="clear" w:color="auto" w:fill="3A1A4A"/>
+            <w:tcW w:type="dxa" w:w="3041"/>
+            <w:shd w:val="clear" w:color="auto" w:fill="1A237E"/>
           </w:tcPr>
           <w:p>
-            <w:pPr>
-              <w:jc w:val="center"/>
-            </w:pPr>
             <w:r>
               <w:rPr>
-                <w:rFonts w:ascii="맑은 고딕" w:hAnsi="맑은 고딕"/>
                 <w:b/>
-                <w:i w:val="0"/>
                 <w:color w:val="FFFFFF"/>
                 <w:sz w:val="18"/>
               </w:rPr>
-              <w:t>시뮬레이터</w:t>
-              <w:br/>
-              <w:t>*_시뮬레이터.html</w:t>
-            </w:r>
-            <w:r>
-              <w:rPr>
-                <w:rFonts w:ascii="맑은 고딕" w:hAnsi="맑은 고딕"/>
-                <w:b w:val="0"/>
-                <w:i w:val="0"/>
-                <w:color w:val="AADDCC"/>
-                <w:sz w:val="16"/>
-              </w:rPr>
-              <w:br/>
-              <w:t>Python 결과 통합</w:t>
-              <w:br/>
-              <w:t>인터랙티브 UI 🔵🟡🟢🟣</w:t>
-            </w:r>
-          </w:p>
-        </w:tc>
-      </w:tr>
-    </w:tbl>
-    <w:p/>
-    <w:p>
-      <w:pPr>
-        <w:pStyle w:val="Heading2"/>
-        <w:spacing w:before="120" w:after="80"/>
-      </w:pPr>
-      <w:r>
-        <w:rPr>
-          <w:rFonts w:ascii="맑은 고딕" w:hAnsi="맑은 고딕"/>
-          <w:b/>
-          <w:color w:val="154360"/>
-          <w:sz w:val="24"/>
-        </w:rPr>
-        <w:t>시뮬레이터 내부 구조 (Python ↔ JS 연결)</w:t>
-      </w:r>
-    </w:p>
-    <w:tbl>
-      <w:tblPr>
-        <w:tblStyle w:val="TableGrid"/>
-        <w:tblW w:type="auto" w:w="0"/>
-        <w:jc w:val="left"/>
-        <w:tblLook w:firstColumn="1" w:firstRow="1" w:lastColumn="0" w:lastRow="0" w:noHBand="0" w:noVBand="1" w:val="04A0"/>
-      </w:tblPr>
-      <w:tblGrid>
-        <w:gridCol w:w="3135"/>
-        <w:gridCol w:w="3135"/>
-        <w:gridCol w:w="3135"/>
-      </w:tblGrid>
-      <w:tr>
-        <w:tc>
-          <w:tcPr>
-            <w:tcW w:type="dxa" w:w="1984"/>
-            <w:shd w:val="clear" w:color="auto" w:fill="4A235B"/>
-          </w:tcPr>
-          <w:p>
-            <w:pPr>
-              <w:jc w:val="center"/>
-            </w:pPr>
-            <w:r>
-              <w:rPr>
-                <w:rFonts w:ascii="맑은 고딕" w:hAnsi="맑은 고딕"/>
-                <w:b/>
-                <w:i w:val="0"/>
-                <w:color w:val="FFFFFF"/>
-                <w:sz w:val="18"/>
-              </w:rPr>
-              <w:t>구성요소</w:t>
-            </w:r>
-          </w:p>
-        </w:tc>
-        <w:tc>
-          <w:tcPr>
-            <w:tcW w:type="dxa" w:w="3969"/>
-            <w:shd w:val="clear" w:color="auto" w:fill="4A235B"/>
-          </w:tcPr>
-          <w:p>
-            <w:pPr>
-              <w:jc w:val="center"/>
-            </w:pPr>
-            <w:r>
-              <w:rPr>
-                <w:rFonts w:ascii="맑은 고딕" w:hAnsi="맑은 고딕"/>
-                <w:b/>
-                <w:i w:val="0"/>
-                <w:color w:val="FFFFFF"/>
-                <w:sz w:val="18"/>
-              </w:rPr>
-              <w:t>역할</w:t>
-            </w:r>
-          </w:p>
-        </w:tc>
-        <w:tc>
-          <w:tcPr>
-            <w:tcW w:type="dxa" w:w="2835"/>
-            <w:shd w:val="clear" w:color="auto" w:fill="4A235B"/>
-          </w:tcPr>
-          <w:p>
-            <w:pPr>
-              <w:jc w:val="center"/>
-            </w:pPr>
-            <w:r>
-              <w:rPr>
-                <w:rFonts w:ascii="맑은 고딕" w:hAnsi="맑은 고딕"/>
-                <w:b/>
-                <w:i w:val="0"/>
-                <w:color w:val="FFFFFF"/>
-                <w:sz w:val="18"/>
-              </w:rPr>
-              <w:t>기술</w:t>
+              <w:t>조건 및 근거</w:t>
             </w:r>
           </w:p>
         </w:tc>
@@ -1054,1978 +2164,12 @@
       <w:tr>
         <w:tc>
           <w:tcPr>
-            <w:tcW w:type="dxa" w:w="1984"/>
+            <w:tcW w:type="dxa" w:w="3041"/>
             <w:shd w:val="clear" w:color="auto" w:fill="FFFFFF"/>
           </w:tcPr>
           <w:p>
             <w:r>
               <w:rPr>
-                <w:rFonts w:ascii="맑은 고딕" w:hAnsi="맑은 고딕"/>
-                <w:b w:val="0"/>
-                <w:i w:val="0"/>
-                <w:sz w:val="18"/>
-              </w:rPr>
-              <w:t>simulator_ui.html</w:t>
-            </w:r>
-          </w:p>
-        </w:tc>
-        <w:tc>
-          <w:tcPr>
-            <w:tcW w:type="dxa" w:w="3969"/>
-            <w:shd w:val="clear" w:color="auto" w:fill="FFFFFF"/>
-          </w:tcPr>
-          <w:p>
-            <w:r>
-              <w:rPr>
-                <w:rFonts w:ascii="맑은 고딕" w:hAnsi="맑은 고딕"/>
-                <w:b w:val="0"/>
-                <w:i w:val="0"/>
-                <w:sz w:val="18"/>
-              </w:rPr>
-              <w:t>승훈 시뮬레이터 UI 템플릿 (EXE에 번들)</w:t>
-            </w:r>
-          </w:p>
-        </w:tc>
-        <w:tc>
-          <w:tcPr>
-            <w:tcW w:type="dxa" w:w="2835"/>
-            <w:shd w:val="clear" w:color="auto" w:fill="FFFFFF"/>
-          </w:tcPr>
-          <w:p>
-            <w:r>
-              <w:rPr>
-                <w:rFonts w:ascii="맑은 고딕" w:hAnsi="맑은 고딕"/>
-                <w:b w:val="0"/>
-                <w:i w:val="0"/>
-                <w:sz w:val="18"/>
-              </w:rPr>
-              <w:t>HTML/CSS/Canvas JS</w:t>
-            </w:r>
-          </w:p>
-        </w:tc>
-      </w:tr>
-      <w:tr>
-        <w:tc>
-          <w:tcPr>
-            <w:tcW w:type="dxa" w:w="1984"/>
-            <w:shd w:val="clear" w:color="auto" w:fill="EBF5FB"/>
-          </w:tcPr>
-          <w:p>
-            <w:r>
-              <w:rPr>
-                <w:rFonts w:ascii="맑은 고딕" w:hAnsi="맑은 고딕"/>
-                <w:b w:val="0"/>
-                <w:i w:val="0"/>
-                <w:sz w:val="18"/>
-              </w:rPr>
-              <w:t>var IFC=[...]</w:t>
-            </w:r>
-          </w:p>
-        </w:tc>
-        <w:tc>
-          <w:tcPr>
-            <w:tcW w:type="dxa" w:w="3969"/>
-            <w:shd w:val="clear" w:color="auto" w:fill="EBF5FB"/>
-          </w:tcPr>
-          <w:p>
-            <w:r>
-              <w:rPr>
-                <w:rFonts w:ascii="맑은 고딕" w:hAnsi="맑은 고딕"/>
-                <w:b w:val="0"/>
-                <w:i w:val="0"/>
-                <w:sz w:val="18"/>
-              </w:rPr>
-              <w:t>벽체 목록 데이터 주입 (플레이스홀더 교체)</w:t>
-            </w:r>
-          </w:p>
-        </w:tc>
-        <w:tc>
-          <w:tcPr>
-            <w:tcW w:type="dxa" w:w="2835"/>
-            <w:shd w:val="clear" w:color="auto" w:fill="EBF5FB"/>
-          </w:tcPr>
-          <w:p>
-            <w:r>
-              <w:rPr>
-                <w:rFonts w:ascii="맑은 고딕" w:hAnsi="맑은 고딕"/>
-                <w:b w:val="0"/>
-                <w:i w:val="0"/>
-                <w:sz w:val="18"/>
-              </w:rPr>
-              <w:t>Python → JSON</w:t>
-            </w:r>
-          </w:p>
-        </w:tc>
-      </w:tr>
-      <w:tr>
-        <w:tc>
-          <w:tcPr>
-            <w:tcW w:type="dxa" w:w="1984"/>
-            <w:shd w:val="clear" w:color="auto" w:fill="FFFFFF"/>
-          </w:tcPr>
-          <w:p>
-            <w:r>
-              <w:rPr>
-                <w:rFonts w:ascii="맑은 고딕" w:hAnsi="맑은 고딕"/>
-                <w:b w:val="0"/>
-                <w:i w:val="0"/>
-                <w:sz w:val="18"/>
-              </w:rPr>
-              <w:t>var PRECOMPUTED={...}</w:t>
-            </w:r>
-          </w:p>
-        </w:tc>
-        <w:tc>
-          <w:tcPr>
-            <w:tcW w:type="dxa" w:w="3969"/>
-            <w:shd w:val="clear" w:color="auto" w:fill="FFFFFF"/>
-          </w:tcPr>
-          <w:p>
-            <w:r>
-              <w:rPr>
-                <w:rFonts w:ascii="맑은 고딕" w:hAnsi="맑은 고딕"/>
-                <w:b w:val="0"/>
-                <w:i w:val="0"/>
-                <w:sz w:val="18"/>
-              </w:rPr>
-              <w:t>Python 최적화 결과 주입 (&lt;/body&gt; 직전 삽입)</w:t>
-            </w:r>
-          </w:p>
-        </w:tc>
-        <w:tc>
-          <w:tcPr>
-            <w:tcW w:type="dxa" w:w="2835"/>
-            <w:shd w:val="clear" w:color="auto" w:fill="FFFFFF"/>
-          </w:tcPr>
-          <w:p>
-            <w:r>
-              <w:rPr>
-                <w:rFonts w:ascii="맑은 고딕" w:hAnsi="맑은 고딕"/>
-                <w:b w:val="0"/>
-                <w:i w:val="0"/>
-                <w:sz w:val="18"/>
-              </w:rPr>
-              <w:t>Python → JSON</w:t>
-            </w:r>
-          </w:p>
-        </w:tc>
-      </w:tr>
-      <w:tr>
-        <w:tc>
-          <w:tcPr>
-            <w:tcW w:type="dxa" w:w="1984"/>
-            <w:shd w:val="clear" w:color="auto" w:fill="EBF5FB"/>
-          </w:tcPr>
-          <w:p>
-            <w:r>
-              <w:rPr>
-                <w:rFonts w:ascii="맑은 고딕" w:hAnsi="맑은 고딕"/>
-                <w:b w:val="0"/>
-                <w:i w:val="0"/>
-                <w:sz w:val="18"/>
-              </w:rPr>
-              <w:t>window.run() 오버라이드</w:t>
-            </w:r>
-          </w:p>
-        </w:tc>
-        <w:tc>
-          <w:tcPr>
-            <w:tcW w:type="dxa" w:w="3969"/>
-            <w:shd w:val="clear" w:color="auto" w:fill="EBF5FB"/>
-          </w:tcPr>
-          <w:p>
-            <w:r>
-              <w:rPr>
-                <w:rFonts w:ascii="맑은 고딕" w:hAnsi="맑은 고딕"/>
-                <w:b w:val="0"/>
-                <w:i w:val="0"/>
-                <w:sz w:val="18"/>
-              </w:rPr>
-              <w:t>placeGrid() 대신 PRECOMPUTED 셀 사용</w:t>
-            </w:r>
-          </w:p>
-        </w:tc>
-        <w:tc>
-          <w:tcPr>
-            <w:tcW w:type="dxa" w:w="2835"/>
-            <w:shd w:val="clear" w:color="auto" w:fill="EBF5FB"/>
-          </w:tcPr>
-          <w:p>
-            <w:r>
-              <w:rPr>
-                <w:rFonts w:ascii="맑은 고딕" w:hAnsi="맑은 고딕"/>
-                <w:b w:val="0"/>
-                <w:i w:val="0"/>
-                <w:sz w:val="18"/>
-              </w:rPr>
-              <w:t>JS 함수 오버라이드</w:t>
-            </w:r>
-          </w:p>
-        </w:tc>
-      </w:tr>
-      <w:tr>
-        <w:tc>
-          <w:tcPr>
-            <w:tcW w:type="dxa" w:w="1984"/>
-            <w:shd w:val="clear" w:color="auto" w:fill="FFFFFF"/>
-          </w:tcPr>
-          <w:p>
-            <w:r>
-              <w:rPr>
-                <w:rFonts w:ascii="맑은 고딕" w:hAnsi="맑은 고딕"/>
-                <w:b w:val="0"/>
-                <w:i w:val="0"/>
-                <w:sz w:val="18"/>
-              </w:rPr>
-              <w:t>window.drawAll() 오버라이드</w:t>
-            </w:r>
-          </w:p>
-        </w:tc>
-        <w:tc>
-          <w:tcPr>
-            <w:tcW w:type="dxa" w:w="3969"/>
-            <w:shd w:val="clear" w:color="auto" w:fill="FFFFFF"/>
-          </w:tcPr>
-          <w:p>
-            <w:r>
-              <w:rPr>
-                <w:rFonts w:ascii="맑은 고딕" w:hAnsi="맑은 고딕"/>
-                <w:b w:val="0"/>
-                <w:i w:val="0"/>
-                <w:sz w:val="18"/>
-              </w:rPr>
-              <w:t>2P 2겹에서 G._L2(Python Layer2) 사용</w:t>
-            </w:r>
-          </w:p>
-        </w:tc>
-        <w:tc>
-          <w:tcPr>
-            <w:tcW w:type="dxa" w:w="2835"/>
-            <w:shd w:val="clear" w:color="auto" w:fill="FFFFFF"/>
-          </w:tcPr>
-          <w:p>
-            <w:r>
-              <w:rPr>
-                <w:rFonts w:ascii="맑은 고딕" w:hAnsi="맑은 고딕"/>
-                <w:b w:val="0"/>
-                <w:i w:val="0"/>
-                <w:sz w:val="18"/>
-              </w:rPr>
-              <w:t>JS 함수 오버라이드</w:t>
-            </w:r>
-          </w:p>
-        </w:tc>
-      </w:tr>
-      <w:tr>
-        <w:tc>
-          <w:tcPr>
-            <w:tcW w:type="dxa" w:w="1984"/>
-            <w:shd w:val="clear" w:color="auto" w:fill="EBF5FB"/>
-          </w:tcPr>
-          <w:p>
-            <w:r>
-              <w:rPr>
-                <w:rFonts w:ascii="맑은 고딕" w:hAnsi="맑은 고딕"/>
-                <w:b w:val="0"/>
-                <w:i w:val="0"/>
-                <w:sz w:val="18"/>
-              </w:rPr>
-              <w:t>drawCV() 색상 패치</w:t>
-            </w:r>
-          </w:p>
-        </w:tc>
-        <w:tc>
-          <w:tcPr>
-            <w:tcW w:type="dxa" w:w="3969"/>
-            <w:shd w:val="clear" w:color="auto" w:fill="EBF5FB"/>
-          </w:tcPr>
-          <w:p>
-            <w:r>
-              <w:rPr>
-                <w:rFonts w:ascii="맑은 고딕" w:hAnsi="맑은 고딕"/>
-                <w:b w:val="0"/>
-                <w:i w:val="0"/>
-                <w:sz w:val="18"/>
-              </w:rPr>
-              <w:t>reuse 타입 → 파랑(#0A2040/#3A8EFF)</w:t>
-            </w:r>
-          </w:p>
-        </w:tc>
-        <w:tc>
-          <w:tcPr>
-            <w:tcW w:type="dxa" w:w="2835"/>
-            <w:shd w:val="clear" w:color="auto" w:fill="EBF5FB"/>
-          </w:tcPr>
-          <w:p>
-            <w:r>
-              <w:rPr>
-                <w:rFonts w:ascii="맑은 고딕" w:hAnsi="맑은 고딕"/>
-                <w:b w:val="0"/>
-                <w:i w:val="0"/>
-                <w:sz w:val="18"/>
-              </w:rPr>
-              <w:t>템플릿 내 JS</w:t>
-            </w:r>
-          </w:p>
-        </w:tc>
-      </w:tr>
-    </w:tbl>
-    <w:p>
-      <w:r>
-        <w:br w:type="page"/>
-      </w:r>
-    </w:p>
-    <w:p>
-      <w:pPr>
-        <w:pStyle w:val="Heading1"/>
-        <w:spacing w:before="200" w:after="80"/>
-      </w:pPr>
-      <w:r>
-        <w:rPr>
-          <w:rFonts w:ascii="맑은 고딕" w:hAnsi="맑은 고딕"/>
-          <w:b/>
-          <w:color w:val="1B3A5C"/>
-          <w:sz w:val="30"/>
-        </w:rPr>
-        <w:t>③ 모듈별 역할 구조도</w:t>
-      </w:r>
-    </w:p>
-    <w:tbl>
-      <w:tblPr>
-        <w:tblStyle w:val="TableGrid"/>
-        <w:tblW w:type="auto" w:w="0"/>
-        <w:jc w:val="left"/>
-        <w:tblLook w:firstColumn="1" w:firstRow="1" w:lastColumn="0" w:lastRow="0" w:noHBand="0" w:noVBand="1" w:val="04A0"/>
-      </w:tblPr>
-      <w:tblGrid>
-        <w:gridCol w:w="3135"/>
-        <w:gridCol w:w="3135"/>
-        <w:gridCol w:w="3135"/>
-      </w:tblGrid>
-      <w:tr>
-        <w:tc>
-          <w:tcPr>
-            <w:tcW w:type="dxa" w:w="1984"/>
-            <w:shd w:val="clear" w:color="auto" w:fill="154360"/>
-          </w:tcPr>
-          <w:p>
-            <w:pPr>
-              <w:jc w:val="center"/>
-            </w:pPr>
-            <w:r>
-              <w:rPr>
-                <w:rFonts w:ascii="맑은 고딕" w:hAnsi="맑은 고딕"/>
-                <w:b/>
-                <w:i w:val="0"/>
-                <w:color w:val="FFFFFF"/>
-                <w:sz w:val="18"/>
-              </w:rPr>
-              <w:t>모듈 / 파일</w:t>
-            </w:r>
-          </w:p>
-        </w:tc>
-        <w:tc>
-          <w:tcPr>
-            <w:tcW w:type="dxa" w:w="2835"/>
-            <w:shd w:val="clear" w:color="auto" w:fill="154360"/>
-          </w:tcPr>
-          <w:p>
-            <w:pPr>
-              <w:jc w:val="center"/>
-            </w:pPr>
-            <w:r>
-              <w:rPr>
-                <w:rFonts w:ascii="맑은 고딕" w:hAnsi="맑은 고딕"/>
-                <w:b/>
-                <w:i w:val="0"/>
-                <w:color w:val="FFFFFF"/>
-                <w:sz w:val="18"/>
-              </w:rPr>
-              <w:t>주요 함수</w:t>
-            </w:r>
-          </w:p>
-        </w:tc>
-        <w:tc>
-          <w:tcPr>
-            <w:tcW w:type="dxa" w:w="3969"/>
-            <w:shd w:val="clear" w:color="auto" w:fill="154360"/>
-          </w:tcPr>
-          <w:p>
-            <w:pPr>
-              <w:jc w:val="center"/>
-            </w:pPr>
-            <w:r>
-              <w:rPr>
-                <w:rFonts w:ascii="맑은 고딕" w:hAnsi="맑은 고딕"/>
-                <w:b/>
-                <w:i w:val="0"/>
-                <w:color w:val="FFFFFF"/>
-                <w:sz w:val="18"/>
-              </w:rPr>
-              <w:t>역할</w:t>
-            </w:r>
-          </w:p>
-        </w:tc>
-      </w:tr>
-      <w:tr>
-        <w:tc>
-          <w:tcPr>
-            <w:tcW w:type="dxa" w:w="1984"/>
-            <w:shd w:val="clear" w:color="auto" w:fill="FFFFFF"/>
-          </w:tcPr>
-          <w:p>
-            <w:r>
-              <w:rPr>
-                <w:rFonts w:ascii="맑은 고딕" w:hAnsi="맑은 고딕"/>
-                <w:b w:val="0"/>
-                <w:i w:val="0"/>
-                <w:sz w:val="18"/>
-              </w:rPr>
-              <w:t>ifc_pipeline.py</w:t>
-              <w:br/>
-              <w:t>(오케스트레이터)</w:t>
-            </w:r>
-          </w:p>
-        </w:tc>
-        <w:tc>
-          <w:tcPr>
-            <w:tcW w:type="dxa" w:w="2835"/>
-            <w:shd w:val="clear" w:color="auto" w:fill="FFFFFF"/>
-          </w:tcPr>
-          <w:p>
-            <w:r>
-              <w:rPr>
-                <w:rFonts w:ascii="맑은 고딕" w:hAnsi="맑은 고딕"/>
-                <w:b w:val="0"/>
-                <w:i w:val="0"/>
-                <w:sz w:val="18"/>
-              </w:rPr>
-              <w:t>main()</w:t>
-              <w:br/>
-              <w:t>_walls_for_optimizer()</w:t>
-              <w:br/>
-              <w:t>_simulator_template_path()</w:t>
-            </w:r>
-          </w:p>
-        </w:tc>
-        <w:tc>
-          <w:tcPr>
-            <w:tcW w:type="dxa" w:w="3969"/>
-            <w:shd w:val="clear" w:color="auto" w:fill="FFFFFF"/>
-          </w:tcPr>
-          <w:p>
-            <w:r>
-              <w:rPr>
-                <w:rFonts w:ascii="맑은 고딕" w:hAnsi="맑은 고딕"/>
-                <w:b w:val="0"/>
-                <w:i w:val="0"/>
-                <w:sz w:val="18"/>
-              </w:rPr>
-              <w:t>전체 흐름 제어</w:t>
-              <w:br/>
-              <w:t>GUI → 검증 → 최적화 → HTML 출력</w:t>
-              <w:br/>
-              <w:t>순서: 10단계 진행 표시</w:t>
-            </w:r>
-          </w:p>
-        </w:tc>
-      </w:tr>
-      <w:tr>
-        <w:tc>
-          <w:tcPr>
-            <w:tcW w:type="dxa" w:w="1984"/>
-            <w:shd w:val="clear" w:color="auto" w:fill="EBF5FB"/>
-          </w:tcPr>
-          <w:p>
-            <w:r>
-              <w:rPr>
-                <w:rFonts w:ascii="맑은 고딕" w:hAnsi="맑은 고딕"/>
-                <w:b w:val="0"/>
-                <w:i w:val="0"/>
-                <w:sz w:val="18"/>
-              </w:rPr>
-              <w:t>ifc_verifier.py</w:t>
-              <w:br/>
-              <w:t>(IFC 파싱/검증)</w:t>
-            </w:r>
-          </w:p>
-        </w:tc>
-        <w:tc>
-          <w:tcPr>
-            <w:tcW w:type="dxa" w:w="2835"/>
-            <w:shd w:val="clear" w:color="auto" w:fill="EBF5FB"/>
-          </w:tcPr>
-          <w:p>
-            <w:r>
-              <w:rPr>
-                <w:rFonts w:ascii="맑은 고딕" w:hAnsi="맑은 고딕"/>
-                <w:b w:val="0"/>
-                <w:i w:val="0"/>
-                <w:sz w:val="18"/>
-              </w:rPr>
-              <w:t>IFCVerifier.extract_all()</w:t>
-              <w:br/>
-              <w:t>export_simulator_walls()</w:t>
-            </w:r>
-          </w:p>
-        </w:tc>
-        <w:tc>
-          <w:tcPr>
-            <w:tcW w:type="dxa" w:w="3969"/>
-            <w:shd w:val="clear" w:color="auto" w:fill="EBF5FB"/>
-          </w:tcPr>
-          <w:p>
-            <w:r>
-              <w:rPr>
-                <w:rFonts w:ascii="맑은 고딕" w:hAnsi="맑은 고딕"/>
-                <w:b w:val="0"/>
-                <w:i w:val="0"/>
-                <w:sz w:val="18"/>
-              </w:rPr>
-              <w:t>ifcopenshell로 IFC 파싱</w:t>
-              <w:br/>
-              <w:t>벽체 치수·개구부 추출 및 단위 보정</w:t>
-              <w:br/>
-              <w:t>wall_id=name 기준 (optimizer와 일치)</w:t>
-            </w:r>
-          </w:p>
-        </w:tc>
-      </w:tr>
-      <w:tr>
-        <w:tc>
-          <w:tcPr>
-            <w:tcW w:type="dxa" w:w="1984"/>
-            <w:shd w:val="clear" w:color="auto" w:fill="FFFFFF"/>
-          </w:tcPr>
-          <w:p>
-            <w:r>
-              <w:rPr>
-                <w:rFonts w:ascii="맑은 고딕" w:hAnsi="맑은 고딕"/>
-                <w:b w:val="0"/>
-                <w:i w:val="0"/>
-                <w:sz w:val="18"/>
-              </w:rPr>
-              <w:t>gypsum_optimizer_v3.py</w:t>
-              <w:br/>
-              <w:t>(배치 최적화 엔진)</w:t>
-            </w:r>
-          </w:p>
-        </w:tc>
-        <w:tc>
-          <w:tcPr>
-            <w:tcW w:type="dxa" w:w="2835"/>
-            <w:shd w:val="clear" w:color="auto" w:fill="FFFFFF"/>
-          </w:tcPr>
-          <w:p>
-            <w:r>
-              <w:rPr>
-                <w:rFonts w:ascii="맑은 고딕" w:hAnsi="맑은 고딕"/>
-                <w:b w:val="0"/>
-                <w:i w:val="0"/>
-                <w:sz w:val="18"/>
-              </w:rPr>
-              <w:t>optimize_building()</w:t>
-              <w:br/>
-              <w:t>optimize_wall()</w:t>
-              <w:br/>
-              <w:t>build_column_plan()</w:t>
-              <w:br/>
-              <w:t>_process_cell()</w:t>
-              <w:br/>
-              <w:t>ReusePool</w:t>
-              <w:br/>
-              <w:t>_placements_to_js_cells()</w:t>
-              <w:br/>
-              <w:t>make_simulator_html()</w:t>
-            </w:r>
-          </w:p>
-        </w:tc>
-        <w:tc>
-          <w:tcPr>
-            <w:tcW w:type="dxa" w:w="3969"/>
-            <w:shd w:val="clear" w:color="auto" w:fill="FFFFFF"/>
-          </w:tcPr>
-          <w:p>
-            <w:r>
-              <w:rPr>
-                <w:rFonts w:ascii="맑은 고딕" w:hAnsi="맑은 고딕"/>
-                <w:b w:val="0"/>
-                <w:i w:val="0"/>
-                <w:sz w:val="18"/>
-              </w:rPr>
-              <w:t>RTL/SYM 배치 비교 선택</w:t>
-              <w:br/>
-              <w:t>개구부 처리 (위/아래 분리)</w:t>
-              <w:br/>
-              <w:t>자투리 재사용 (by_space→by_floor)</w:t>
-              <w:br/>
-              <w:t>Python cells → 승훈 JS 형식 변환</w:t>
-              <w:br/>
-              <w:t>PRECOMPUTED JSON 생성 및 HTML 주입</w:t>
-            </w:r>
-          </w:p>
-        </w:tc>
-      </w:tr>
-      <w:tr>
-        <w:tc>
-          <w:tcPr>
-            <w:tcW w:type="dxa" w:w="1984"/>
-            <w:shd w:val="clear" w:color="auto" w:fill="EBF5FB"/>
-          </w:tcPr>
-          <w:p>
-            <w:r>
-              <w:rPr>
-                <w:rFonts w:ascii="맑은 고딕" w:hAnsi="맑은 고딕"/>
-                <w:b w:val="0"/>
-                <w:i w:val="0"/>
-                <w:sz w:val="18"/>
-              </w:rPr>
-              <w:t>simulator_ui.html</w:t>
-              <w:br/>
-              <w:t>(승훈 시뮬레이터 UI)</w:t>
-            </w:r>
-          </w:p>
-        </w:tc>
-        <w:tc>
-          <w:tcPr>
-            <w:tcW w:type="dxa" w:w="2835"/>
-            <w:shd w:val="clear" w:color="auto" w:fill="EBF5FB"/>
-          </w:tcPr>
-          <w:p>
-            <w:r>
-              <w:rPr>
-                <w:rFonts w:ascii="맑은 고딕" w:hAnsi="맑은 고딕"/>
-                <w:b w:val="0"/>
-                <w:i w:val="0"/>
-                <w:sz w:val="18"/>
-              </w:rPr>
-              <w:t>placeGrid() → run() (오버라이드)</w:t>
-              <w:br/>
-              <w:t>drawCV() → drawAll() (오버라이드)</w:t>
-              <w:br/>
-              <w:t>upMetrics(), upBoards()</w:t>
-            </w:r>
-          </w:p>
-        </w:tc>
-        <w:tc>
-          <w:tcPr>
-            <w:tcW w:type="dxa" w:w="3969"/>
-            <w:shd w:val="clear" w:color="auto" w:fill="EBF5FB"/>
-          </w:tcPr>
-          <w:p>
-            <w:r>
-              <w:rPr>
-                <w:rFonts w:ascii="맑은 고딕" w:hAnsi="맑은 고딕"/>
-                <w:b w:val="0"/>
-                <w:i w:val="0"/>
-                <w:sz w:val="18"/>
-              </w:rPr>
-              <w:t>캔버스 기반 배치 시각화</w:t>
-              <w:br/>
-              <w:t>Python PRECOMPUTED 있으면 사용</w:t>
-              <w:br/>
-              <w:t>색상: 🟢온장 🟡직선 🟣노치 🔵재사용</w:t>
-            </w:r>
-          </w:p>
-        </w:tc>
-      </w:tr>
-    </w:tbl>
-    <w:p/>
-    <w:p>
-      <w:pPr>
-        <w:pStyle w:val="Heading2"/>
-        <w:spacing w:before="120" w:after="80"/>
-      </w:pPr>
-      <w:r>
-        <w:rPr>
-          <w:rFonts w:ascii="맑은 고딕" w:hAnsi="맑은 고딕"/>
-          <w:b/>
-          <w:color w:val="154360"/>
-          <w:sz w:val="24"/>
-        </w:rPr>
-        <w:t>데이터 흐름 요약</w:t>
-      </w:r>
-    </w:p>
-    <w:tbl>
-      <w:tblPr>
-        <w:tblStyle w:val="TableGrid"/>
-        <w:tblW w:type="auto" w:w="0"/>
-        <w:jc w:val="left"/>
-        <w:tblLook w:firstColumn="1" w:firstRow="1" w:lastColumn="0" w:lastRow="0" w:noHBand="0" w:noVBand="1" w:val="04A0"/>
-      </w:tblPr>
-      <w:tblGrid>
-        <w:gridCol w:w="3135"/>
-        <w:gridCol w:w="3135"/>
-        <w:gridCol w:w="3135"/>
-      </w:tblGrid>
-      <w:tr>
-        <w:tc>
-          <w:tcPr>
-            <w:tcW w:type="dxa" w:w="1417"/>
-            <w:shd w:val="clear" w:color="auto" w:fill="1A5276"/>
-          </w:tcPr>
-          <w:p>
-            <w:pPr>
-              <w:jc w:val="center"/>
-            </w:pPr>
-            <w:r>
-              <w:rPr>
-                <w:rFonts w:ascii="맑은 고딕" w:hAnsi="맑은 고딕"/>
-                <w:b/>
-                <w:i w:val="0"/>
-                <w:color w:val="FFFFFF"/>
-                <w:sz w:val="18"/>
-              </w:rPr>
-              <w:t>단계</w:t>
-            </w:r>
-          </w:p>
-        </w:tc>
-        <w:tc>
-          <w:tcPr>
-            <w:tcW w:type="dxa" w:w="3969"/>
-            <w:shd w:val="clear" w:color="auto" w:fill="1A5276"/>
-          </w:tcPr>
-          <w:p>
-            <w:pPr>
-              <w:jc w:val="center"/>
-            </w:pPr>
-            <w:r>
-              <w:rPr>
-                <w:rFonts w:ascii="맑은 고딕" w:hAnsi="맑은 고딕"/>
-                <w:b/>
-                <w:i w:val="0"/>
-                <w:color w:val="FFFFFF"/>
-                <w:sz w:val="18"/>
-              </w:rPr>
-              <w:t>데이터 형식</w:t>
-            </w:r>
-          </w:p>
-        </w:tc>
-        <w:tc>
-          <w:tcPr>
-            <w:tcW w:type="dxa" w:w="3402"/>
-            <w:shd w:val="clear" w:color="auto" w:fill="1A5276"/>
-          </w:tcPr>
-          <w:p>
-            <w:pPr>
-              <w:jc w:val="center"/>
-            </w:pPr>
-            <w:r>
-              <w:rPr>
-                <w:rFonts w:ascii="맑은 고딕" w:hAnsi="맑은 고딕"/>
-                <w:b/>
-                <w:i w:val="0"/>
-                <w:color w:val="FFFFFF"/>
-                <w:sz w:val="18"/>
-              </w:rPr>
-              <w:t>변환 함수</w:t>
-            </w:r>
-          </w:p>
-        </w:tc>
-      </w:tr>
-      <w:tr>
-        <w:tc>
-          <w:tcPr>
-            <w:tcW w:type="dxa" w:w="1417"/>
-            <w:shd w:val="clear" w:color="auto" w:fill="FFFFFF"/>
-          </w:tcPr>
-          <w:p>
-            <w:r>
-              <w:rPr>
-                <w:rFonts w:ascii="맑은 고딕" w:hAnsi="맑은 고딕"/>
-                <w:b w:val="0"/>
-                <w:i w:val="0"/>
-                <w:sz w:val="18"/>
-              </w:rPr>
-              <w:t>IFC 파일</w:t>
-            </w:r>
-          </w:p>
-        </w:tc>
-        <w:tc>
-          <w:tcPr>
-            <w:tcW w:type="dxa" w:w="3969"/>
-            <w:shd w:val="clear" w:color="auto" w:fill="FFFFFF"/>
-          </w:tcPr>
-          <w:p>
-            <w:r>
-              <w:rPr>
-                <w:rFonts w:ascii="맑은 고딕" w:hAnsi="맑은 고딕"/>
-                <w:b w:val="0"/>
-                <w:i w:val="0"/>
-                <w:sz w:val="18"/>
-              </w:rPr>
-              <w:t>IfcWall 엔티티</w:t>
-            </w:r>
-          </w:p>
-        </w:tc>
-        <w:tc>
-          <w:tcPr>
-            <w:tcW w:type="dxa" w:w="3402"/>
-            <w:shd w:val="clear" w:color="auto" w:fill="FFFFFF"/>
-          </w:tcPr>
-          <w:p>
-            <w:r>
-              <w:rPr>
-                <w:rFonts w:ascii="맑은 고딕" w:hAnsi="맑은 고딕"/>
-                <w:b w:val="0"/>
-                <w:i w:val="0"/>
-                <w:sz w:val="18"/>
-              </w:rPr>
-              <w:t>ifcopenshell.open()</w:t>
-            </w:r>
-          </w:p>
-        </w:tc>
-      </w:tr>
-      <w:tr>
-        <w:tc>
-          <w:tcPr>
-            <w:tcW w:type="dxa" w:w="1417"/>
-            <w:shd w:val="clear" w:color="auto" w:fill="EBF5FB"/>
-          </w:tcPr>
-          <w:p>
-            <w:r>
-              <w:rPr>
-                <w:rFonts w:ascii="맑은 고딕" w:hAnsi="맑은 고딕"/>
-                <w:b w:val="0"/>
-                <w:i w:val="0"/>
-                <w:sz w:val="18"/>
-              </w:rPr>
-              <w:t>→ 검증 결과</w:t>
-            </w:r>
-          </w:p>
-        </w:tc>
-        <w:tc>
-          <w:tcPr>
-            <w:tcW w:type="dxa" w:w="3969"/>
-            <w:shd w:val="clear" w:color="auto" w:fill="EBF5FB"/>
-          </w:tcPr>
-          <w:p>
-            <w:r>
-              <w:rPr>
-                <w:rFonts w:ascii="맑은 고딕" w:hAnsi="맑은 고딕"/>
-                <w:b w:val="0"/>
-                <w:i w:val="0"/>
-                <w:sz w:val="18"/>
-              </w:rPr>
-              <w:t>{'walls':[{id,name,storey,L_mm,H_mm,openings,...}]}</w:t>
-            </w:r>
-          </w:p>
-        </w:tc>
-        <w:tc>
-          <w:tcPr>
-            <w:tcW w:type="dxa" w:w="3402"/>
-            <w:shd w:val="clear" w:color="auto" w:fill="EBF5FB"/>
-          </w:tcPr>
-          <w:p>
-            <w:r>
-              <w:rPr>
-                <w:rFonts w:ascii="맑은 고딕" w:hAnsi="맑은 고딕"/>
-                <w:b w:val="0"/>
-                <w:i w:val="0"/>
-                <w:sz w:val="18"/>
-              </w:rPr>
-              <w:t>extract_all()</w:t>
-            </w:r>
-          </w:p>
-        </w:tc>
-      </w:tr>
-      <w:tr>
-        <w:tc>
-          <w:tcPr>
-            <w:tcW w:type="dxa" w:w="1417"/>
-            <w:shd w:val="clear" w:color="auto" w:fill="FFFFFF"/>
-          </w:tcPr>
-          <w:p>
-            <w:r>
-              <w:rPr>
-                <w:rFonts w:ascii="맑은 고딕" w:hAnsi="맑은 고딕"/>
-                <w:b w:val="0"/>
-                <w:i w:val="0"/>
-                <w:sz w:val="18"/>
-              </w:rPr>
-              <w:t>→ 최적화 입력</w:t>
-            </w:r>
-          </w:p>
-        </w:tc>
-        <w:tc>
-          <w:tcPr>
-            <w:tcW w:type="dxa" w:w="3969"/>
-            <w:shd w:val="clear" w:color="auto" w:fill="FFFFFF"/>
-          </w:tcPr>
-          <w:p>
-            <w:r>
-              <w:rPr>
-                <w:rFonts w:ascii="맑은 고딕" w:hAnsi="맑은 고딕"/>
-                <w:b w:val="0"/>
-                <w:i w:val="0"/>
-                <w:sz w:val="18"/>
-              </w:rPr>
-              <w:t>[{wall_id,L,H,ops:[{ox,ow,oy,oh}],...}]</w:t>
-            </w:r>
-          </w:p>
-        </w:tc>
-        <w:tc>
-          <w:tcPr>
-            <w:tcW w:type="dxa" w:w="3402"/>
-            <w:shd w:val="clear" w:color="auto" w:fill="FFFFFF"/>
-          </w:tcPr>
-          <w:p>
-            <w:r>
-              <w:rPr>
-                <w:rFonts w:ascii="맑은 고딕" w:hAnsi="맑은 고딕"/>
-                <w:b w:val="0"/>
-                <w:i w:val="0"/>
-                <w:sz w:val="18"/>
-              </w:rPr>
-              <w:t>_walls_for_optimizer()</w:t>
-            </w:r>
-          </w:p>
-        </w:tc>
-      </w:tr>
-      <w:tr>
-        <w:tc>
-          <w:tcPr>
-            <w:tcW w:type="dxa" w:w="1417"/>
-            <w:shd w:val="clear" w:color="auto" w:fill="EBF5FB"/>
-          </w:tcPr>
-          <w:p>
-            <w:r>
-              <w:rPr>
-                <w:rFonts w:ascii="맑은 고딕" w:hAnsi="맑은 고딕"/>
-                <w:b w:val="0"/>
-                <w:i w:val="0"/>
-                <w:sz w:val="18"/>
-              </w:rPr>
-              <w:t>→ 최적화 결과</w:t>
-            </w:r>
-          </w:p>
-        </w:tc>
-        <w:tc>
-          <w:tcPr>
-            <w:tcW w:type="dxa" w:w="3969"/>
-            <w:shd w:val="clear" w:color="auto" w:fill="EBF5FB"/>
-          </w:tcPr>
-          <w:p>
-            <w:r>
-              <w:rPr>
-                <w:rFonts w:ascii="맑은 고딕" w:hAnsi="맑은 고딕"/>
-                <w:b w:val="0"/>
-                <w:i w:val="0"/>
-                <w:sz w:val="18"/>
-              </w:rPr>
-              <w:t>[{wall_id,placements,boards,reuse_in,loss_pct,...}]</w:t>
-            </w:r>
-          </w:p>
-        </w:tc>
-        <w:tc>
-          <w:tcPr>
-            <w:tcW w:type="dxa" w:w="3402"/>
-            <w:shd w:val="clear" w:color="auto" w:fill="EBF5FB"/>
-          </w:tcPr>
-          <w:p>
-            <w:r>
-              <w:rPr>
-                <w:rFonts w:ascii="맑은 고딕" w:hAnsi="맑은 고딕"/>
-                <w:b w:val="0"/>
-                <w:i w:val="0"/>
-                <w:sz w:val="18"/>
-              </w:rPr>
-              <w:t>optimize_building()</w:t>
-            </w:r>
-          </w:p>
-        </w:tc>
-      </w:tr>
-      <w:tr>
-        <w:tc>
-          <w:tcPr>
-            <w:tcW w:type="dxa" w:w="1417"/>
-            <w:shd w:val="clear" w:color="auto" w:fill="FFFFFF"/>
-          </w:tcPr>
-          <w:p>
-            <w:r>
-              <w:rPr>
-                <w:rFonts w:ascii="맑은 고딕" w:hAnsi="맑은 고딕"/>
-                <w:b w:val="0"/>
-                <w:i w:val="0"/>
-                <w:sz w:val="18"/>
-              </w:rPr>
-              <w:t>→ 시뮬 벽 데이터</w:t>
-            </w:r>
-          </w:p>
-        </w:tc>
-        <w:tc>
-          <w:tcPr>
-            <w:tcW w:type="dxa" w:w="3969"/>
-            <w:shd w:val="clear" w:color="auto" w:fill="FFFFFF"/>
-          </w:tcPr>
-          <w:p>
-            <w:r>
-              <w:rPr>
-                <w:rFonts w:ascii="맑은 고딕" w:hAnsi="맑은 고딕"/>
-                <w:b w:val="0"/>
-                <w:i w:val="0"/>
-                <w:sz w:val="18"/>
-              </w:rPr>
-              <w:t>[{wall_id,name,storey,length,height,openings(center-x)}]</w:t>
-            </w:r>
-          </w:p>
-        </w:tc>
-        <w:tc>
-          <w:tcPr>
-            <w:tcW w:type="dxa" w:w="3402"/>
-            <w:shd w:val="clear" w:color="auto" w:fill="FFFFFF"/>
-          </w:tcPr>
-          <w:p>
-            <w:r>
-              <w:rPr>
-                <w:rFonts w:ascii="맑은 고딕" w:hAnsi="맑은 고딕"/>
-                <w:b w:val="0"/>
-                <w:i w:val="0"/>
-                <w:sz w:val="18"/>
-              </w:rPr>
-              <w:t>export_simulator_walls()</w:t>
-            </w:r>
-          </w:p>
-        </w:tc>
-      </w:tr>
-      <w:tr>
-        <w:tc>
-          <w:tcPr>
-            <w:tcW w:type="dxa" w:w="1417"/>
-            <w:shd w:val="clear" w:color="auto" w:fill="EBF5FB"/>
-          </w:tcPr>
-          <w:p>
-            <w:r>
-              <w:rPr>
-                <w:rFonts w:ascii="맑은 고딕" w:hAnsi="맑은 고딕"/>
-                <w:b w:val="0"/>
-                <w:i w:val="0"/>
-                <w:sz w:val="18"/>
-              </w:rPr>
-              <w:t>→ JS cells</w:t>
-            </w:r>
-          </w:p>
-        </w:tc>
-        <w:tc>
-          <w:tcPr>
-            <w:tcW w:type="dxa" w:w="3969"/>
-            <w:shd w:val="clear" w:color="auto" w:fill="EBF5FB"/>
-          </w:tcPr>
-          <w:p>
-            <w:r>
-              <w:rPr>
-                <w:rFonts w:ascii="맑은 고딕" w:hAnsi="맑은 고딕"/>
-                <w:b w:val="0"/>
-                <w:i w:val="0"/>
-                <w:sz w:val="18"/>
-              </w:rPr>
-              <w:t>[{x,y,w,h,type,code,...}] (full/edge_cut/notch/reuse)</w:t>
-            </w:r>
-          </w:p>
-        </w:tc>
-        <w:tc>
-          <w:tcPr>
-            <w:tcW w:type="dxa" w:w="3402"/>
-            <w:shd w:val="clear" w:color="auto" w:fill="EBF5FB"/>
-          </w:tcPr>
-          <w:p>
-            <w:r>
-              <w:rPr>
-                <w:rFonts w:ascii="맑은 고딕" w:hAnsi="맑은 고딕"/>
-                <w:b w:val="0"/>
-                <w:i w:val="0"/>
-                <w:sz w:val="18"/>
-              </w:rPr>
-              <w:t>_placements_to_js_cells()</w:t>
-            </w:r>
-          </w:p>
-        </w:tc>
-      </w:tr>
-      <w:tr>
-        <w:tc>
-          <w:tcPr>
-            <w:tcW w:type="dxa" w:w="1417"/>
-            <w:shd w:val="clear" w:color="auto" w:fill="FFFFFF"/>
-          </w:tcPr>
-          <w:p>
-            <w:r>
-              <w:rPr>
-                <w:rFonts w:ascii="맑은 고딕" w:hAnsi="맑은 고딕"/>
-                <w:b w:val="0"/>
-                <w:i w:val="0"/>
-                <w:sz w:val="18"/>
-              </w:rPr>
-              <w:t>→ HTML 주입</w:t>
-            </w:r>
-          </w:p>
-        </w:tc>
-        <w:tc>
-          <w:tcPr>
-            <w:tcW w:type="dxa" w:w="3969"/>
-            <w:shd w:val="clear" w:color="auto" w:fill="FFFFFF"/>
-          </w:tcPr>
-          <w:p>
-            <w:r>
-              <w:rPr>
-                <w:rFonts w:ascii="맑은 고딕" w:hAnsi="맑은 고딕"/>
-                <w:b w:val="0"/>
-                <w:i w:val="0"/>
-                <w:sz w:val="18"/>
-              </w:rPr>
-              <w:t>var PRECOMPUTED={wall_id:{cells_L1,ops,nF,nE,nN,nR,...}}</w:t>
-            </w:r>
-          </w:p>
-        </w:tc>
-        <w:tc>
-          <w:tcPr>
-            <w:tcW w:type="dxa" w:w="3402"/>
-            <w:shd w:val="clear" w:color="auto" w:fill="FFFFFF"/>
-          </w:tcPr>
-          <w:p>
-            <w:r>
-              <w:rPr>
-                <w:rFonts w:ascii="맑은 고딕" w:hAnsi="맑은 고딕"/>
-                <w:b w:val="0"/>
-                <w:i w:val="0"/>
-                <w:sz w:val="18"/>
-              </w:rPr>
-              <w:t>_sim_js_patch()</w:t>
-            </w:r>
-          </w:p>
-        </w:tc>
-      </w:tr>
-    </w:tbl>
-    <w:p>
-      <w:r>
-        <w:br w:type="page"/>
-      </w:r>
-    </w:p>
-    <w:p>
-      <w:pPr>
-        <w:pStyle w:val="Heading1"/>
-        <w:spacing w:before="200" w:after="80"/>
-      </w:pPr>
-      <w:r>
-        <w:rPr>
-          <w:rFonts w:ascii="맑은 고딕" w:hAnsi="맑은 고딕"/>
-          <w:b/>
-          <w:color w:val="1B3A5C"/>
-          <w:sz w:val="30"/>
-        </w:rPr>
-        <w:t>④ 시스템 상세 설명서</w:t>
-      </w:r>
-    </w:p>
-    <w:p>
-      <w:pPr>
-        <w:pStyle w:val="Heading2"/>
-        <w:spacing w:before="120" w:after="80"/>
-      </w:pPr>
-      <w:r>
-        <w:rPr>
-          <w:rFonts w:ascii="맑은 고딕" w:hAnsi="맑은 고딕"/>
-          <w:b/>
-          <w:color w:val="154360"/>
-          <w:sz w:val="24"/>
-        </w:rPr>
-        <w:t>4-1. EXE 실행 파이프라인 (10단계)</w:t>
-      </w:r>
-    </w:p>
-    <w:tbl>
-      <w:tblPr>
-        <w:tblStyle w:val="TableGrid"/>
-        <w:tblW w:type="auto" w:w="0"/>
-        <w:jc w:val="left"/>
-        <w:tblLook w:firstColumn="1" w:firstRow="1" w:lastColumn="0" w:lastRow="0" w:noHBand="0" w:noVBand="1" w:val="04A0"/>
-      </w:tblPr>
-      <w:tblGrid>
-        <w:gridCol w:w="3135"/>
-        <w:gridCol w:w="3135"/>
-        <w:gridCol w:w="3135"/>
-      </w:tblGrid>
-      <w:tr>
-        <w:tc>
-          <w:tcPr>
-            <w:tcW w:type="dxa" w:w="1134"/>
-            <w:shd w:val="clear" w:color="auto" w:fill="1B3A5C"/>
-          </w:tcPr>
-          <w:p>
-            <w:pPr>
-              <w:jc w:val="center"/>
-            </w:pPr>
-            <w:r>
-              <w:rPr>
-                <w:rFonts w:ascii="맑은 고딕" w:hAnsi="맑은 고딕"/>
-                <w:b/>
-                <w:i w:val="0"/>
-                <w:color w:val="FFFFFF"/>
-                <w:sz w:val="18"/>
-              </w:rPr>
-              <w:t>단계</w:t>
-            </w:r>
-          </w:p>
-        </w:tc>
-        <w:tc>
-          <w:tcPr>
-            <w:tcW w:type="dxa" w:w="4535"/>
-            <w:shd w:val="clear" w:color="auto" w:fill="1B3A5C"/>
-          </w:tcPr>
-          <w:p>
-            <w:pPr>
-              <w:jc w:val="center"/>
-            </w:pPr>
-            <w:r>
-              <w:rPr>
-                <w:rFonts w:ascii="맑은 고딕" w:hAnsi="맑은 고딕"/>
-                <w:b/>
-                <w:i w:val="0"/>
-                <w:color w:val="FFFFFF"/>
-                <w:sz w:val="18"/>
-              </w:rPr>
-              <w:t>처리 내용</w:t>
-            </w:r>
-          </w:p>
-        </w:tc>
-        <w:tc>
-          <w:tcPr>
-            <w:tcW w:type="dxa" w:w="3118"/>
-            <w:shd w:val="clear" w:color="auto" w:fill="1B3A5C"/>
-          </w:tcPr>
-          <w:p>
-            <w:pPr>
-              <w:jc w:val="center"/>
-            </w:pPr>
-            <w:r>
-              <w:rPr>
-                <w:rFonts w:ascii="맑은 고딕" w:hAnsi="맑은 고딕"/>
-                <w:b/>
-                <w:i w:val="0"/>
-                <w:color w:val="FFFFFF"/>
-                <w:sz w:val="18"/>
-              </w:rPr>
-              <w:t>담당 모듈</w:t>
-            </w:r>
-          </w:p>
-        </w:tc>
-      </w:tr>
-      <w:tr>
-        <w:tc>
-          <w:tcPr>
-            <w:tcW w:type="dxa" w:w="1134"/>
-            <w:shd w:val="clear" w:color="auto" w:fill="FFFFFF"/>
-          </w:tcPr>
-          <w:p>
-            <w:r>
-              <w:rPr>
-                <w:rFonts w:ascii="맑은 고딕" w:hAnsi="맑은 고딕"/>
-                <w:b w:val="0"/>
-                <w:i w:val="0"/>
-                <w:sz w:val="18"/>
-              </w:rPr>
-              <w:t>① IFC 파일 선택</w:t>
-            </w:r>
-          </w:p>
-        </w:tc>
-        <w:tc>
-          <w:tcPr>
-            <w:tcW w:type="dxa" w:w="4535"/>
-            <w:shd w:val="clear" w:color="auto" w:fill="FFFFFF"/>
-          </w:tcPr>
-          <w:p>
-            <w:r>
-              <w:rPr>
-                <w:rFonts w:ascii="맑은 고딕" w:hAnsi="맑은 고딕"/>
-                <w:b w:val="0"/>
-                <w:i w:val="0"/>
-                <w:sz w:val="18"/>
-              </w:rPr>
-              <w:t>tkinter GUI 파일 다이얼로그</w:t>
-            </w:r>
-          </w:p>
-        </w:tc>
-        <w:tc>
-          <w:tcPr>
-            <w:tcW w:type="dxa" w:w="3118"/>
-            <w:shd w:val="clear" w:color="auto" w:fill="FFFFFF"/>
-          </w:tcPr>
-          <w:p>
-            <w:r>
-              <w:rPr>
-                <w:rFonts w:ascii="맑은 고딕" w:hAnsi="맑은 고딕"/>
-                <w:b w:val="0"/>
-                <w:i w:val="0"/>
-                <w:sz w:val="18"/>
-              </w:rPr>
-              <w:t>ifc_pipeline.py</w:t>
-            </w:r>
-          </w:p>
-        </w:tc>
-      </w:tr>
-      <w:tr>
-        <w:tc>
-          <w:tcPr>
-            <w:tcW w:type="dxa" w:w="1134"/>
-            <w:shd w:val="clear" w:color="auto" w:fill="EBF5FB"/>
-          </w:tcPr>
-          <w:p>
-            <w:r>
-              <w:rPr>
-                <w:rFonts w:ascii="맑은 고딕" w:hAnsi="맑은 고딕"/>
-                <w:b w:val="0"/>
-                <w:i w:val="0"/>
-                <w:sz w:val="18"/>
-              </w:rPr>
-              <w:t>② 설정 입력</w:t>
-            </w:r>
-          </w:p>
-        </w:tc>
-        <w:tc>
-          <w:tcPr>
-            <w:tcW w:type="dxa" w:w="4535"/>
-            <w:shd w:val="clear" w:color="auto" w:fill="EBF5FB"/>
-          </w:tcPr>
-          <w:p>
-            <w:r>
-              <w:rPr>
-                <w:rFonts w:ascii="맑은 고딕" w:hAnsi="맑은 고딕"/>
-                <w:b w:val="0"/>
-                <w:i w:val="0"/>
-                <w:sz w:val="18"/>
-              </w:rPr>
-              <w:t>자재/공법/재사용 여부 선택</w:t>
-            </w:r>
-          </w:p>
-        </w:tc>
-        <w:tc>
-          <w:tcPr>
-            <w:tcW w:type="dxa" w:w="3118"/>
-            <w:shd w:val="clear" w:color="auto" w:fill="EBF5FB"/>
-          </w:tcPr>
-          <w:p>
-            <w:r>
-              <w:rPr>
-                <w:rFonts w:ascii="맑은 고딕" w:hAnsi="맑은 고딕"/>
-                <w:b w:val="0"/>
-                <w:i w:val="0"/>
-                <w:sz w:val="18"/>
-              </w:rPr>
-              <w:t>ifc_pipeline.py</w:t>
-            </w:r>
-          </w:p>
-        </w:tc>
-      </w:tr>
-      <w:tr>
-        <w:tc>
-          <w:tcPr>
-            <w:tcW w:type="dxa" w:w="1134"/>
-            <w:shd w:val="clear" w:color="auto" w:fill="FFFFFF"/>
-          </w:tcPr>
-          <w:p>
-            <w:r>
-              <w:rPr>
-                <w:rFonts w:ascii="맑은 고딕" w:hAnsi="맑은 고딕"/>
-                <w:b w:val="0"/>
-                <w:i w:val="0"/>
-                <w:sz w:val="18"/>
-              </w:rPr>
-              <w:t>③ IFC 로드</w:t>
-            </w:r>
-          </w:p>
-        </w:tc>
-        <w:tc>
-          <w:tcPr>
-            <w:tcW w:type="dxa" w:w="4535"/>
-            <w:shd w:val="clear" w:color="auto" w:fill="FFFFFF"/>
-          </w:tcPr>
-          <w:p>
-            <w:r>
-              <w:rPr>
-                <w:rFonts w:ascii="맑은 고딕" w:hAnsi="맑은 고딕"/>
-                <w:b w:val="0"/>
-                <w:i w:val="0"/>
-                <w:sz w:val="18"/>
-              </w:rPr>
-              <w:t>ifcopenshell 파싱</w:t>
-            </w:r>
-          </w:p>
-        </w:tc>
-        <w:tc>
-          <w:tcPr>
-            <w:tcW w:type="dxa" w:w="3118"/>
-            <w:shd w:val="clear" w:color="auto" w:fill="FFFFFF"/>
-          </w:tcPr>
-          <w:p>
-            <w:r>
-              <w:rPr>
-                <w:rFonts w:ascii="맑은 고딕" w:hAnsi="맑은 고딕"/>
-                <w:b w:val="0"/>
-                <w:i w:val="0"/>
-                <w:sz w:val="18"/>
-              </w:rPr>
-              <w:t>ifc_verifier.py</w:t>
-            </w:r>
-          </w:p>
-        </w:tc>
-      </w:tr>
-      <w:tr>
-        <w:tc>
-          <w:tcPr>
-            <w:tcW w:type="dxa" w:w="1134"/>
-            <w:shd w:val="clear" w:color="auto" w:fill="EBF5FB"/>
-          </w:tcPr>
-          <w:p>
-            <w:r>
-              <w:rPr>
-                <w:rFonts w:ascii="맑은 고딕" w:hAnsi="맑은 고딕"/>
-                <w:b w:val="0"/>
-                <w:i w:val="0"/>
-                <w:sz w:val="18"/>
-              </w:rPr>
-              <w:t>④ 벽체 검증</w:t>
-            </w:r>
-          </w:p>
-        </w:tc>
-        <w:tc>
-          <w:tcPr>
-            <w:tcW w:type="dxa" w:w="4535"/>
-            <w:shd w:val="clear" w:color="auto" w:fill="EBF5FB"/>
-          </w:tcPr>
-          <w:p>
-            <w:r>
-              <w:rPr>
-                <w:rFonts w:ascii="맑은 고딕" w:hAnsi="맑은 고딕"/>
-                <w:b w:val="0"/>
-                <w:i w:val="0"/>
-                <w:sz w:val="18"/>
-              </w:rPr>
-              <w:t>치수·개구부 검증, 단위 보정</w:t>
-            </w:r>
-          </w:p>
-        </w:tc>
-        <w:tc>
-          <w:tcPr>
-            <w:tcW w:type="dxa" w:w="3118"/>
-            <w:shd w:val="clear" w:color="auto" w:fill="EBF5FB"/>
-          </w:tcPr>
-          <w:p>
-            <w:r>
-              <w:rPr>
-                <w:rFonts w:ascii="맑은 고딕" w:hAnsi="맑은 고딕"/>
-                <w:b w:val="0"/>
-                <w:i w:val="0"/>
-                <w:sz w:val="18"/>
-              </w:rPr>
-              <w:t>ifc_verifier.py</w:t>
-            </w:r>
-          </w:p>
-        </w:tc>
-      </w:tr>
-      <w:tr>
-        <w:tc>
-          <w:tcPr>
-            <w:tcW w:type="dxa" w:w="1134"/>
-            <w:shd w:val="clear" w:color="auto" w:fill="FFFFFF"/>
-          </w:tcPr>
-          <w:p>
-            <w:r>
-              <w:rPr>
-                <w:rFonts w:ascii="맑은 고딕" w:hAnsi="맑은 고딕"/>
-                <w:b w:val="0"/>
-                <w:i w:val="0"/>
-                <w:sz w:val="18"/>
-              </w:rPr>
-              <w:t>⑤ 검증 HTML</w:t>
-            </w:r>
-          </w:p>
-        </w:tc>
-        <w:tc>
-          <w:tcPr>
-            <w:tcW w:type="dxa" w:w="4535"/>
-            <w:shd w:val="clear" w:color="auto" w:fill="FFFFFF"/>
-          </w:tcPr>
-          <w:p>
-            <w:r>
-              <w:rPr>
-                <w:rFonts w:ascii="맑은 고딕" w:hAnsi="맑은 고딕"/>
-                <w:b w:val="0"/>
-                <w:i w:val="0"/>
-                <w:sz w:val="18"/>
-              </w:rPr>
-              <w:t>오류/경고 리포트 + 브라우저 오픈</w:t>
-            </w:r>
-          </w:p>
-        </w:tc>
-        <w:tc>
-          <w:tcPr>
-            <w:tcW w:type="dxa" w:w="3118"/>
-            <w:shd w:val="clear" w:color="auto" w:fill="FFFFFF"/>
-          </w:tcPr>
-          <w:p>
-            <w:r>
-              <w:rPr>
-                <w:rFonts w:ascii="맑은 고딕" w:hAnsi="맑은 고딕"/>
-                <w:b w:val="0"/>
-                <w:i w:val="0"/>
-                <w:sz w:val="18"/>
-              </w:rPr>
-              <w:t>ifc_verifier.py</w:t>
-            </w:r>
-          </w:p>
-        </w:tc>
-      </w:tr>
-      <w:tr>
-        <w:tc>
-          <w:tcPr>
-            <w:tcW w:type="dxa" w:w="1134"/>
-            <w:shd w:val="clear" w:color="auto" w:fill="EBF5FB"/>
-          </w:tcPr>
-          <w:p>
-            <w:r>
-              <w:rPr>
-                <w:rFonts w:ascii="맑은 고딕" w:hAnsi="맑은 고딕"/>
-                <w:b w:val="0"/>
-                <w:i w:val="0"/>
-                <w:sz w:val="18"/>
-              </w:rPr>
-              <w:t>⑥ 최적화 변환</w:t>
-            </w:r>
-          </w:p>
-        </w:tc>
-        <w:tc>
-          <w:tcPr>
-            <w:tcW w:type="dxa" w:w="4535"/>
-            <w:shd w:val="clear" w:color="auto" w:fill="EBF5FB"/>
-          </w:tcPr>
-          <w:p>
-            <w:r>
-              <w:rPr>
-                <w:rFonts w:ascii="맑은 고딕" w:hAnsi="맑은 고딕"/>
-                <w:b w:val="0"/>
-                <w:i w:val="0"/>
-                <w:sz w:val="18"/>
-              </w:rPr>
-              <w:t>_walls_for_optimizer()</w:t>
-            </w:r>
-          </w:p>
-        </w:tc>
-        <w:tc>
-          <w:tcPr>
-            <w:tcW w:type="dxa" w:w="3118"/>
-            <w:shd w:val="clear" w:color="auto" w:fill="EBF5FB"/>
-          </w:tcPr>
-          <w:p>
-            <w:r>
-              <w:rPr>
-                <w:rFonts w:ascii="맑은 고딕" w:hAnsi="맑은 고딕"/>
-                <w:b w:val="0"/>
-                <w:i w:val="0"/>
-                <w:sz w:val="18"/>
-              </w:rPr>
-              <w:t>ifc_pipeline.py</w:t>
-            </w:r>
-          </w:p>
-        </w:tc>
-      </w:tr>
-      <w:tr>
-        <w:tc>
-          <w:tcPr>
-            <w:tcW w:type="dxa" w:w="1134"/>
-            <w:shd w:val="clear" w:color="auto" w:fill="FFFFFF"/>
-          </w:tcPr>
-          <w:p>
-            <w:r>
-              <w:rPr>
-                <w:rFonts w:ascii="맑은 고딕" w:hAnsi="맑은 고딕"/>
-                <w:b w:val="0"/>
-                <w:i w:val="0"/>
-                <w:sz w:val="18"/>
-              </w:rPr>
-              <w:t>⑦ 석고보드 최적화</w:t>
-            </w:r>
-          </w:p>
-        </w:tc>
-        <w:tc>
-          <w:tcPr>
-            <w:tcW w:type="dxa" w:w="4535"/>
-            <w:shd w:val="clear" w:color="auto" w:fill="FFFFFF"/>
-          </w:tcPr>
-          <w:p>
-            <w:r>
-              <w:rPr>
-                <w:rFonts w:ascii="맑은 고딕" w:hAnsi="맑은 고딕"/>
-                <w:b w:val="0"/>
-                <w:i w:val="0"/>
-                <w:sz w:val="18"/>
-              </w:rPr>
-              <w:t>optimize_building() RTL+Reuse</w:t>
-            </w:r>
-          </w:p>
-        </w:tc>
-        <w:tc>
-          <w:tcPr>
-            <w:tcW w:type="dxa" w:w="3118"/>
-            <w:shd w:val="clear" w:color="auto" w:fill="FFFFFF"/>
-          </w:tcPr>
-          <w:p>
-            <w:r>
-              <w:rPr>
-                <w:rFonts w:ascii="맑은 고딕" w:hAnsi="맑은 고딕"/>
-                <w:b w:val="0"/>
-                <w:i w:val="0"/>
-                <w:sz w:val="18"/>
-              </w:rPr>
-              <w:t>gypsum_optimizer_v3.py</w:t>
-            </w:r>
-          </w:p>
-        </w:tc>
-      </w:tr>
-      <w:tr>
-        <w:tc>
-          <w:tcPr>
-            <w:tcW w:type="dxa" w:w="1134"/>
-            <w:shd w:val="clear" w:color="auto" w:fill="EBF5FB"/>
-          </w:tcPr>
-          <w:p>
-            <w:r>
-              <w:rPr>
-                <w:rFonts w:ascii="맑은 고딕" w:hAnsi="맑은 고딕"/>
-                <w:b w:val="0"/>
-                <w:i w:val="0"/>
-                <w:sz w:val="18"/>
-              </w:rPr>
-              <w:t>⑧ 최적화 HTML</w:t>
-            </w:r>
-          </w:p>
-        </w:tc>
-        <w:tc>
-          <w:tcPr>
-            <w:tcW w:type="dxa" w:w="4535"/>
-            <w:shd w:val="clear" w:color="auto" w:fill="EBF5FB"/>
-          </w:tcPr>
-          <w:p>
-            <w:r>
-              <w:rPr>
-                <w:rFonts w:ascii="맑은 고딕" w:hAnsi="맑은 고딕"/>
-                <w:b w:val="0"/>
-                <w:i w:val="0"/>
-                <w:sz w:val="18"/>
-              </w:rPr>
-              <w:t>make_opt_html() 배치도 리포트</w:t>
-            </w:r>
-          </w:p>
-        </w:tc>
-        <w:tc>
-          <w:tcPr>
-            <w:tcW w:type="dxa" w:w="3118"/>
-            <w:shd w:val="clear" w:color="auto" w:fill="EBF5FB"/>
-          </w:tcPr>
-          <w:p>
-            <w:r>
-              <w:rPr>
-                <w:rFonts w:ascii="맑은 고딕" w:hAnsi="맑은 고딕"/>
-                <w:b w:val="0"/>
-                <w:i w:val="0"/>
-                <w:sz w:val="18"/>
-              </w:rPr>
-              <w:t>gypsum_optimizer_v3.py</w:t>
-            </w:r>
-          </w:p>
-        </w:tc>
-      </w:tr>
-      <w:tr>
-        <w:tc>
-          <w:tcPr>
-            <w:tcW w:type="dxa" w:w="1134"/>
-            <w:shd w:val="clear" w:color="auto" w:fill="FFFFFF"/>
-          </w:tcPr>
-          <w:p>
-            <w:r>
-              <w:rPr>
-                <w:rFonts w:ascii="맑은 고딕" w:hAnsi="맑은 고딕"/>
-                <w:b w:val="0"/>
-                <w:i w:val="0"/>
-                <w:sz w:val="18"/>
-              </w:rPr>
-              <w:t>⑨ 시뮬레이터 HTML</w:t>
-            </w:r>
-          </w:p>
-        </w:tc>
-        <w:tc>
-          <w:tcPr>
-            <w:tcW w:type="dxa" w:w="4535"/>
-            <w:shd w:val="clear" w:color="auto" w:fill="FFFFFF"/>
-          </w:tcPr>
-          <w:p>
-            <w:r>
-              <w:rPr>
-                <w:rFonts w:ascii="맑은 고딕" w:hAnsi="맑은 고딕"/>
-                <w:b w:val="0"/>
-                <w:i w:val="0"/>
-                <w:sz w:val="18"/>
-              </w:rPr>
-              <w:t>make_simulator_html() PRECOMPUTED 주입</w:t>
-            </w:r>
-          </w:p>
-        </w:tc>
-        <w:tc>
-          <w:tcPr>
-            <w:tcW w:type="dxa" w:w="3118"/>
-            <w:shd w:val="clear" w:color="auto" w:fill="FFFFFF"/>
-          </w:tcPr>
-          <w:p>
-            <w:r>
-              <w:rPr>
-                <w:rFonts w:ascii="맑은 고딕" w:hAnsi="맑은 고딕"/>
-                <w:b w:val="0"/>
-                <w:i w:val="0"/>
-                <w:sz w:val="18"/>
-              </w:rPr>
-              <w:t>gypsum_optimizer_v3.py</w:t>
-            </w:r>
-          </w:p>
-        </w:tc>
-      </w:tr>
-      <w:tr>
-        <w:tc>
-          <w:tcPr>
-            <w:tcW w:type="dxa" w:w="1134"/>
-            <w:shd w:val="clear" w:color="auto" w:fill="EBF5FB"/>
-          </w:tcPr>
-          <w:p>
-            <w:r>
-              <w:rPr>
-                <w:rFonts w:ascii="맑은 고딕" w:hAnsi="맑은 고딕"/>
-                <w:b w:val="0"/>
-                <w:i w:val="0"/>
-                <w:sz w:val="18"/>
-              </w:rPr>
-              <w:t>⑩ 결과 오픈</w:t>
-            </w:r>
-          </w:p>
-        </w:tc>
-        <w:tc>
-          <w:tcPr>
-            <w:tcW w:type="dxa" w:w="4535"/>
-            <w:shd w:val="clear" w:color="auto" w:fill="EBF5FB"/>
-          </w:tcPr>
-          <w:p>
-            <w:r>
-              <w:rPr>
-                <w:rFonts w:ascii="맑은 고딕" w:hAnsi="맑은 고딕"/>
-                <w:b w:val="0"/>
-                <w:i w:val="0"/>
-                <w:sz w:val="18"/>
-              </w:rPr>
-              <w:t>검증 + 시뮬레이터 HTML 브라우저 오픈</w:t>
-            </w:r>
-          </w:p>
-        </w:tc>
-        <w:tc>
-          <w:tcPr>
-            <w:tcW w:type="dxa" w:w="3118"/>
-            <w:shd w:val="clear" w:color="auto" w:fill="EBF5FB"/>
-          </w:tcPr>
-          <w:p>
-            <w:r>
-              <w:rPr>
-                <w:rFonts w:ascii="맑은 고딕" w:hAnsi="맑은 고딕"/>
-                <w:b w:val="0"/>
-                <w:i w:val="0"/>
-                <w:sz w:val="18"/>
-              </w:rPr>
-              <w:t>ifc_pipeline.py</w:t>
-            </w:r>
-          </w:p>
-        </w:tc>
-      </w:tr>
-    </w:tbl>
-    <w:p/>
-    <w:p>
-      <w:pPr>
-        <w:pStyle w:val="Heading2"/>
-        <w:spacing w:before="120" w:after="80"/>
-      </w:pPr>
-      <w:r>
-        <w:rPr>
-          <w:rFonts w:ascii="맑은 고딕" w:hAnsi="맑은 고딕"/>
-          <w:b/>
-          <w:color w:val="154360"/>
-          <w:sz w:val="24"/>
-        </w:rPr>
-        <w:t>4-2. 시공 로직 (M3 방식)</w:t>
-      </w:r>
-    </w:p>
-    <w:p>
-      <w:pPr>
-        <w:spacing w:after="40"/>
-        <w:ind w:left="283" w:hanging="227"/>
-      </w:pPr>
-      <w:r>
-        <w:rPr>
-          <w:rFonts w:ascii="맑은 고딕" w:hAnsi="맑은 고딕"/>
-          <w:b w:val="0"/>
-          <w:i w:val="0"/>
-          <w:sz w:val="20"/>
-        </w:rPr>
-        <w:t>• RTL 배치: _seam_positions_rtl() — 오른쪽 끝부터 이음새 계산, 자투리는 항상 왼쪽</w:t>
-      </w:r>
-    </w:p>
-    <w:p>
-      <w:pPr>
-        <w:spacing w:after="40"/>
-        <w:ind w:left="283" w:hanging="227"/>
-      </w:pPr>
-      <w:r>
-        <w:rPr>
-          <w:rFonts w:ascii="맑은 고딕" w:hAnsi="맑은 고딕"/>
-          <w:b w:val="0"/>
-          <w:i w:val="0"/>
-          <w:sz w:val="20"/>
-        </w:rPr>
-        <w:t>• SYM 배치: _seam_positions_center_sym() — 개구부 중심에서 대칭 이음새 (균열 방지)</w:t>
-      </w:r>
-    </w:p>
-    <w:p>
-      <w:pPr>
-        <w:spacing w:after="40"/>
-        <w:ind w:left="283" w:hanging="227"/>
-      </w:pPr>
-      <w:r>
-        <w:rPr>
-          <w:rFonts w:ascii="맑은 고딕" w:hAnsi="맑은 고딕"/>
-          <w:b w:val="0"/>
-          <w:i w:val="0"/>
-          <w:sz w:val="20"/>
-        </w:rPr>
-        <w:t>• 선택 기준: _col_waste_rate() 비교 → loss_sym &lt; loss_rtl이면 SYM 채택</w:t>
-      </w:r>
-    </w:p>
-    <w:p>
-      <w:pPr>
-        <w:spacing w:after="40"/>
-        <w:ind w:left="283" w:hanging="227"/>
-      </w:pPr>
-      <w:r>
-        <w:rPr>
-          <w:rFonts w:ascii="맑은 고딕" w:hAnsi="맑은 고딕"/>
-          <w:b w:val="0"/>
-          <w:i w:val="0"/>
-          <w:sz w:val="20"/>
-        </w:rPr>
-        <w:t>• 바닥부터 위로: full 보드 먼저, 천장 쪽에 cut 보드 위치</w:t>
-      </w:r>
-    </w:p>
-    <w:p/>
-    <w:tbl>
-      <w:tblPr>
-        <w:tblStyle w:val="TableGrid"/>
-        <w:tblW w:type="auto" w:w="0"/>
-        <w:jc w:val="left"/>
-        <w:tblLook w:firstColumn="1" w:firstRow="1" w:lastColumn="0" w:lastRow="0" w:noHBand="0" w:noVBand="1" w:val="04A0"/>
-      </w:tblPr>
-      <w:tblGrid>
-        <w:gridCol w:w="2351"/>
-        <w:gridCol w:w="2351"/>
-        <w:gridCol w:w="2351"/>
-        <w:gridCol w:w="2351"/>
-      </w:tblGrid>
-      <w:tr>
-        <w:tc>
-          <w:tcPr>
-            <w:tcW w:type="dxa" w:w="1417"/>
-            <w:shd w:val="clear" w:color="auto" w:fill="145A32"/>
-          </w:tcPr>
-          <w:p>
-            <w:pPr>
-              <w:jc w:val="center"/>
-            </w:pPr>
-            <w:r>
-              <w:rPr>
-                <w:rFonts w:ascii="맑은 고딕" w:hAnsi="맑은 고딕"/>
-                <w:b/>
-                <w:i w:val="0"/>
-                <w:color w:val="FFFFFF"/>
-                <w:sz w:val="18"/>
-              </w:rPr>
-              <w:t>Python 타입</w:t>
-            </w:r>
-          </w:p>
-        </w:tc>
-        <w:tc>
-          <w:tcPr>
-            <w:tcW w:type="dxa" w:w="1417"/>
-            <w:shd w:val="clear" w:color="auto" w:fill="145A32"/>
-          </w:tcPr>
-          <w:p>
-            <w:pPr>
-              <w:jc w:val="center"/>
-            </w:pPr>
-            <w:r>
-              <w:rPr>
-                <w:rFonts w:ascii="맑은 고딕" w:hAnsi="맑은 고딕"/>
-                <w:b/>
-                <w:i w:val="0"/>
-                <w:color w:val="FFFFFF"/>
-                <w:sz w:val="18"/>
-              </w:rPr>
-              <w:t>승훈 UI 타입</w:t>
-            </w:r>
-          </w:p>
-        </w:tc>
-        <w:tc>
-          <w:tcPr>
-            <w:tcW w:type="dxa" w:w="3118"/>
-            <w:shd w:val="clear" w:color="auto" w:fill="145A32"/>
-          </w:tcPr>
-          <w:p>
-            <w:pPr>
-              <w:jc w:val="center"/>
-            </w:pPr>
-            <w:r>
-              <w:rPr>
-                <w:rFonts w:ascii="맑은 고딕" w:hAnsi="맑은 고딕"/>
-                <w:b/>
-                <w:i w:val="0"/>
-                <w:color w:val="FFFFFF"/>
-                <w:sz w:val="18"/>
-              </w:rPr>
-              <w:t>조건</w:t>
-            </w:r>
-          </w:p>
-        </w:tc>
-        <w:tc>
-          <w:tcPr>
-            <w:tcW w:type="dxa" w:w="1701"/>
-            <w:shd w:val="clear" w:color="auto" w:fill="145A32"/>
-          </w:tcPr>
-          <w:p>
-            <w:pPr>
-              <w:jc w:val="center"/>
-            </w:pPr>
-            <w:r>
-              <w:rPr>
-                <w:rFonts w:ascii="맑은 고딕" w:hAnsi="맑은 고딕"/>
-                <w:b/>
-                <w:i w:val="0"/>
-                <w:color w:val="FFFFFF"/>
-                <w:sz w:val="18"/>
-              </w:rPr>
-              <w:t>색상</w:t>
-            </w:r>
-          </w:p>
-        </w:tc>
-      </w:tr>
-      <w:tr>
-        <w:tc>
-          <w:tcPr>
-            <w:tcW w:type="dxa" w:w="1417"/>
-            <w:shd w:val="clear" w:color="auto" w:fill="FFFFFF"/>
-          </w:tcPr>
-          <w:p>
-            <w:r>
-              <w:rPr>
-                <w:rFonts w:ascii="맑은 고딕" w:hAnsi="맑은 고딕"/>
-                <w:b w:val="0"/>
-                <w:i w:val="0"/>
                 <w:sz w:val="18"/>
               </w:rPr>
               <w:t>full</w:t>
@@ -3034,15 +2178,12 @@
         </w:tc>
         <w:tc>
           <w:tcPr>
-            <w:tcW w:type="dxa" w:w="1417"/>
+            <w:tcW w:type="dxa" w:w="3041"/>
             <w:shd w:val="clear" w:color="auto" w:fill="FFFFFF"/>
           </w:tcPr>
           <w:p>
             <w:r>
               <w:rPr>
-                <w:rFonts w:ascii="맑은 고딕" w:hAnsi="맑은 고딕"/>
-                <w:b w:val="0"/>
-                <w:i w:val="0"/>
                 <w:sz w:val="18"/>
               </w:rPr>
               <w:t>full</w:t>
@@ -3051,35 +2192,15 @@
         </w:tc>
         <w:tc>
           <w:tcPr>
-            <w:tcW w:type="dxa" w:w="3118"/>
+            <w:tcW w:type="dxa" w:w="3041"/>
             <w:shd w:val="clear" w:color="auto" w:fill="FFFFFF"/>
           </w:tcPr>
           <w:p>
             <w:r>
               <w:rPr>
-                <w:rFonts w:ascii="맑은 고딕" w:hAnsi="맑은 고딕"/>
-                <w:b w:val="0"/>
-                <w:i w:val="0"/>
                 <w:sz w:val="18"/>
               </w:rPr>
-              <w:t>900×1800 온장</w:t>
-            </w:r>
-          </w:p>
-        </w:tc>
-        <w:tc>
-          <w:tcPr>
-            <w:tcW w:type="dxa" w:w="1701"/>
-            <w:shd w:val="clear" w:color="auto" w:fill="FFFFFF"/>
-          </w:tcPr>
-          <w:p>
-            <w:r>
-              <w:rPr>
-                <w:rFonts w:ascii="맑은 고딕" w:hAnsi="맑은 고딕"/>
-                <w:b w:val="0"/>
-                <w:i w:val="0"/>
-                <w:sz w:val="18"/>
-              </w:rPr>
-              <w:t>🟢 #26BE78</w:t>
+              <w:t>온장 보드 — 변환 없음</w:t>
             </w:r>
           </w:p>
         </w:tc>
@@ -3087,32 +2208,70 @@
       <w:tr>
         <w:tc>
           <w:tcPr>
-            <w:tcW w:type="dxa" w:w="1417"/>
-            <w:shd w:val="clear" w:color="auto" w:fill="EBF5FB"/>
+            <w:tcW w:type="dxa" w:w="3041"/>
+            <w:shd w:val="clear" w:color="auto" w:fill="F5F5F5"/>
           </w:tcPr>
           <w:p>
             <w:r>
               <w:rPr>
-                <w:rFonts w:ascii="맑은 고딕" w:hAnsi="맑은 고딕"/>
-                <w:b w:val="0"/>
-                <w:i w:val="0"/>
                 <w:sz w:val="18"/>
               </w:rPr>
-              <w:t>cut</w:t>
+              <w:t>reuse</w:t>
             </w:r>
           </w:p>
         </w:tc>
         <w:tc>
           <w:tcPr>
-            <w:tcW w:type="dxa" w:w="1417"/>
-            <w:shd w:val="clear" w:color="auto" w:fill="EBF5FB"/>
+            <w:tcW w:type="dxa" w:w="3041"/>
+            <w:shd w:val="clear" w:color="auto" w:fill="F5F5F5"/>
           </w:tcPr>
           <w:p>
             <w:r>
               <w:rPr>
-                <w:rFonts w:ascii="맑은 고딕" w:hAnsi="맑은 고딕"/>
-                <w:b w:val="0"/>
-                <w:i w:val="0"/>
+                <w:sz w:val="18"/>
+              </w:rPr>
+              <w:t>reuse</w:t>
+            </w:r>
+          </w:p>
+        </w:tc>
+        <w:tc>
+          <w:tcPr>
+            <w:tcW w:type="dxa" w:w="3041"/>
+            <w:shd w:val="clear" w:color="auto" w:fill="F5F5F5"/>
+          </w:tcPr>
+          <w:p>
+            <w:r>
+              <w:rPr>
+                <w:sz w:val="18"/>
+              </w:rPr>
+              <w:t>재사용 보드 — 변환 없음</w:t>
+            </w:r>
+          </w:p>
+        </w:tc>
+      </w:tr>
+      <w:tr>
+        <w:tc>
+          <w:tcPr>
+            <w:tcW w:type="dxa" w:w="3041"/>
+            <w:shd w:val="clear" w:color="auto" w:fill="FFFFFF"/>
+          </w:tcPr>
+          <w:p>
+            <w:r>
+              <w:rPr>
+                <w:sz w:val="18"/>
+              </w:rPr>
+              <w:t>cut (비겹침)</w:t>
+            </w:r>
+          </w:p>
+        </w:tc>
+        <w:tc>
+          <w:tcPr>
+            <w:tcW w:type="dxa" w:w="3041"/>
+            <w:shd w:val="clear" w:color="auto" w:fill="FFFFFF"/>
+          </w:tcPr>
+          <w:p>
+            <w:r>
+              <w:rPr>
                 <w:sz w:val="18"/>
               </w:rPr>
               <w:t>edge_cut</w:t>
@@ -3121,35 +2280,15 @@
         </w:tc>
         <w:tc>
           <w:tcPr>
-            <w:tcW w:type="dxa" w:w="3118"/>
-            <w:shd w:val="clear" w:color="auto" w:fill="EBF5FB"/>
+            <w:tcW w:type="dxa" w:w="3041"/>
+            <w:shd w:val="clear" w:color="auto" w:fill="FFFFFF"/>
           </w:tcPr>
           <w:p>
             <w:r>
               <w:rPr>
-                <w:rFonts w:ascii="맑은 고딕" w:hAnsi="맑은 고딕"/>
-                <w:b w:val="0"/>
-                <w:i w:val="0"/>
                 <w:sz w:val="18"/>
               </w:rPr>
-              <w:t>개구부와 겹치지 않는 절단</w:t>
-            </w:r>
-          </w:p>
-        </w:tc>
-        <w:tc>
-          <w:tcPr>
-            <w:tcW w:type="dxa" w:w="1701"/>
-            <w:shd w:val="clear" w:color="auto" w:fill="EBF5FB"/>
-          </w:tcPr>
-          <w:p>
-            <w:r>
-              <w:rPr>
-                <w:rFonts w:ascii="맑은 고딕" w:hAnsi="맑은 고딕"/>
-                <w:b w:val="0"/>
-                <w:i w:val="0"/>
-                <w:sz w:val="18"/>
-              </w:rPr>
-              <w:t>🟡 #ECBA30</w:t>
+              <w:t>절단 보드이면서 개구부 rect와 겹치지 않음 → 직선절단</w:t>
             </w:r>
           </w:p>
         </w:tc>
@@ -3157,32 +2296,26 @@
       <w:tr>
         <w:tc>
           <w:tcPr>
-            <w:tcW w:type="dxa" w:w="1417"/>
-            <w:shd w:val="clear" w:color="auto" w:fill="FFFFFF"/>
+            <w:tcW w:type="dxa" w:w="3041"/>
+            <w:shd w:val="clear" w:color="auto" w:fill="F5F5F5"/>
           </w:tcPr>
           <w:p>
             <w:r>
               <w:rPr>
-                <w:rFonts w:ascii="맑은 고딕" w:hAnsi="맑은 고딕"/>
-                <w:b w:val="0"/>
-                <w:i w:val="0"/>
                 <w:sz w:val="18"/>
               </w:rPr>
-              <w:t>cut</w:t>
+              <w:t>cut (겹침)</w:t>
             </w:r>
           </w:p>
         </w:tc>
         <w:tc>
           <w:tcPr>
-            <w:tcW w:type="dxa" w:w="1417"/>
-            <w:shd w:val="clear" w:color="auto" w:fill="FFFFFF"/>
+            <w:tcW w:type="dxa" w:w="3041"/>
+            <w:shd w:val="clear" w:color="auto" w:fill="F5F5F5"/>
           </w:tcPr>
           <w:p>
             <w:r>
               <w:rPr>
-                <w:rFonts w:ascii="맑은 고딕" w:hAnsi="맑은 고딕"/>
-                <w:b w:val="0"/>
-                <w:i w:val="0"/>
                 <w:sz w:val="18"/>
               </w:rPr>
               <w:t>notch</w:t>
@@ -3191,35 +2324,15 @@
         </w:tc>
         <w:tc>
           <w:tcPr>
-            <w:tcW w:type="dxa" w:w="3118"/>
-            <w:shd w:val="clear" w:color="auto" w:fill="FFFFFF"/>
+            <w:tcW w:type="dxa" w:w="3041"/>
+            <w:shd w:val="clear" w:color="auto" w:fill="F5F5F5"/>
           </w:tcPr>
           <w:p>
             <w:r>
               <w:rPr>
-                <w:rFonts w:ascii="맑은 고딕" w:hAnsi="맑은 고딕"/>
-                <w:b w:val="0"/>
-                <w:i w:val="0"/>
                 <w:sz w:val="18"/>
               </w:rPr>
-              <w:t>개구부와 겹치는 절단 (ㄱ/ㄴ형)</w:t>
-            </w:r>
-          </w:p>
-        </w:tc>
-        <w:tc>
-          <w:tcPr>
-            <w:tcW w:type="dxa" w:w="1701"/>
-            <w:shd w:val="clear" w:color="auto" w:fill="FFFFFF"/>
-          </w:tcPr>
-          <w:p>
-            <w:r>
-              <w:rPr>
-                <w:rFonts w:ascii="맑은 고딕" w:hAnsi="맑은 고딕"/>
-                <w:b w:val="0"/>
-                <w:i w:val="0"/>
-                <w:sz w:val="18"/>
-              </w:rPr>
-              <w:t>🟣 #7A6EE8</w:t>
+              <w:t>절단 보드이면서 개구부 rect와 겹침 → ㄱ/ㄴ형 노치절단</w:t>
             </w:r>
           </w:p>
         </w:tc>
@@ -3227,155 +2340,12 @@
       <w:tr>
         <w:tc>
           <w:tcPr>
-            <w:tcW w:type="dxa" w:w="1417"/>
-            <w:shd w:val="clear" w:color="auto" w:fill="EBF5FB"/>
-          </w:tcPr>
-          <w:p>
-            <w:r>
-              <w:rPr>
-                <w:rFonts w:ascii="맑은 고딕" w:hAnsi="맑은 고딕"/>
-                <w:b w:val="0"/>
-                <w:i w:val="0"/>
-                <w:sz w:val="18"/>
-              </w:rPr>
-              <w:t>cut_op</w:t>
-            </w:r>
-          </w:p>
-        </w:tc>
-        <w:tc>
-          <w:tcPr>
-            <w:tcW w:type="dxa" w:w="1417"/>
-            <w:shd w:val="clear" w:color="auto" w:fill="EBF5FB"/>
-          </w:tcPr>
-          <w:p>
-            <w:r>
-              <w:rPr>
-                <w:rFonts w:ascii="맑은 고딕" w:hAnsi="맑은 고딕"/>
-                <w:b w:val="0"/>
-                <w:i w:val="0"/>
-                <w:sz w:val="18"/>
-              </w:rPr>
-              <w:t>edge_cut</w:t>
-            </w:r>
-          </w:p>
-        </w:tc>
-        <w:tc>
-          <w:tcPr>
-            <w:tcW w:type="dxa" w:w="3118"/>
-            <w:shd w:val="clear" w:color="auto" w:fill="EBF5FB"/>
-          </w:tcPr>
-          <w:p>
-            <w:r>
-              <w:rPr>
-                <w:rFonts w:ascii="맑은 고딕" w:hAnsi="맑은 고딕"/>
-                <w:b w:val="0"/>
-                <w:i w:val="0"/>
-                <w:sz w:val="18"/>
-              </w:rPr>
-              <w:t>개구부 인접 열 절단 (위/아래)</w:t>
-            </w:r>
-          </w:p>
-        </w:tc>
-        <w:tc>
-          <w:tcPr>
-            <w:tcW w:type="dxa" w:w="1701"/>
-            <w:shd w:val="clear" w:color="auto" w:fill="EBF5FB"/>
-          </w:tcPr>
-          <w:p>
-            <w:r>
-              <w:rPr>
-                <w:rFonts w:ascii="맑은 고딕" w:hAnsi="맑은 고딕"/>
-                <w:b w:val="0"/>
-                <w:i w:val="0"/>
-                <w:sz w:val="18"/>
-              </w:rPr>
-              <w:t>🟡 #ECBA30</w:t>
-            </w:r>
-          </w:p>
-        </w:tc>
-      </w:tr>
-      <w:tr>
-        <w:tc>
-          <w:tcPr>
-            <w:tcW w:type="dxa" w:w="1417"/>
+            <w:tcW w:type="dxa" w:w="3041"/>
             <w:shd w:val="clear" w:color="auto" w:fill="FFFFFF"/>
           </w:tcPr>
           <w:p>
             <w:r>
               <w:rPr>
-                <w:rFonts w:ascii="맑은 고딕" w:hAnsi="맑은 고딕"/>
-                <w:b w:val="0"/>
-                <w:i w:val="0"/>
-                <w:sz w:val="18"/>
-              </w:rPr>
-              <w:t>reuse</w:t>
-            </w:r>
-          </w:p>
-        </w:tc>
-        <w:tc>
-          <w:tcPr>
-            <w:tcW w:type="dxa" w:w="1417"/>
-            <w:shd w:val="clear" w:color="auto" w:fill="FFFFFF"/>
-          </w:tcPr>
-          <w:p>
-            <w:r>
-              <w:rPr>
-                <w:rFonts w:ascii="맑은 고딕" w:hAnsi="맑은 고딕"/>
-                <w:b w:val="0"/>
-                <w:i w:val="0"/>
-                <w:sz w:val="18"/>
-              </w:rPr>
-              <w:t>reuse</w:t>
-            </w:r>
-          </w:p>
-        </w:tc>
-        <w:tc>
-          <w:tcPr>
-            <w:tcW w:type="dxa" w:w="3118"/>
-            <w:shd w:val="clear" w:color="auto" w:fill="FFFFFF"/>
-          </w:tcPr>
-          <w:p>
-            <w:r>
-              <w:rPr>
-                <w:rFonts w:ascii="맑은 고딕" w:hAnsi="맑은 고딕"/>
-                <w:b w:val="0"/>
-                <w:i w:val="0"/>
-                <w:sz w:val="18"/>
-              </w:rPr>
-              <w:t>다른 벽 자투리 재사용</w:t>
-            </w:r>
-          </w:p>
-        </w:tc>
-        <w:tc>
-          <w:tcPr>
-            <w:tcW w:type="dxa" w:w="1701"/>
-            <w:shd w:val="clear" w:color="auto" w:fill="FFFFFF"/>
-          </w:tcPr>
-          <w:p>
-            <w:r>
-              <w:rPr>
-                <w:rFonts w:ascii="맑은 고딕" w:hAnsi="맑은 고딕"/>
-                <w:b w:val="0"/>
-                <w:i w:val="0"/>
-                <w:sz w:val="18"/>
-              </w:rPr>
-              <w:t>🔵 #3A8EFF</w:t>
-            </w:r>
-          </w:p>
-        </w:tc>
-      </w:tr>
-      <w:tr>
-        <w:tc>
-          <w:tcPr>
-            <w:tcW w:type="dxa" w:w="1417"/>
-            <w:shd w:val="clear" w:color="auto" w:fill="EBF5FB"/>
-          </w:tcPr>
-          <w:p>
-            <w:r>
-              <w:rPr>
-                <w:rFonts w:ascii="맑은 고딕" w:hAnsi="맑은 고딕"/>
-                <w:b w:val="0"/>
-                <w:i w:val="0"/>
                 <w:sz w:val="18"/>
               </w:rPr>
               <w:t>opening</w:t>
@@ -3384,52 +2354,29 @@
         </w:tc>
         <w:tc>
           <w:tcPr>
-            <w:tcW w:type="dxa" w:w="1417"/>
-            <w:shd w:val="clear" w:color="auto" w:fill="EBF5FB"/>
+            <w:tcW w:type="dxa" w:w="3041"/>
+            <w:shd w:val="clear" w:color="auto" w:fill="FFFFFF"/>
           </w:tcPr>
           <w:p>
             <w:r>
               <w:rPr>
-                <w:rFonts w:ascii="맑은 고딕" w:hAnsi="맑은 고딕"/>
-                <w:b w:val="0"/>
-                <w:i w:val="0"/>
                 <w:sz w:val="18"/>
               </w:rPr>
-              <w:t>(생략)</w:t>
+              <w:t>(스킵)</w:t>
             </w:r>
           </w:p>
         </w:tc>
         <w:tc>
           <w:tcPr>
-            <w:tcW w:type="dxa" w:w="3118"/>
-            <w:shd w:val="clear" w:color="auto" w:fill="EBF5FB"/>
+            <w:tcW w:type="dxa" w:w="3041"/>
+            <w:shd w:val="clear" w:color="auto" w:fill="FFFFFF"/>
           </w:tcPr>
           <w:p>
             <w:r>
               <w:rPr>
-                <w:rFonts w:ascii="맑은 고딕" w:hAnsi="맑은 고딕"/>
-                <w:b w:val="0"/>
-                <w:i w:val="0"/>
                 <w:sz w:val="18"/>
               </w:rPr>
-              <w:t>개구부 영역</w:t>
-            </w:r>
-          </w:p>
-        </w:tc>
-        <w:tc>
-          <w:tcPr>
-            <w:tcW w:type="dxa" w:w="1701"/>
-            <w:shd w:val="clear" w:color="auto" w:fill="EBF5FB"/>
-          </w:tcPr>
-          <w:p>
-            <w:r>
-              <w:rPr>
-                <w:rFonts w:ascii="맑은 고딕" w:hAnsi="맑은 고딕"/>
-                <w:b w:val="0"/>
-                <w:i w:val="0"/>
-                <w:sz w:val="18"/>
-              </w:rPr>
-              <w:t>⬜ 검정</w:t>
+              <w:t>개구부 자체 — 셀로 표현하지 않음</w:t>
             </w:r>
           </w:p>
         </w:tc>
@@ -3437,46 +2384,104 @@
     </w:tbl>
     <w:p/>
     <w:p>
+      <w:r>
+        <w:t>겹침 판별 코드:</w:t>
+      </w:r>
+    </w:p>
+    <w:p>
       <w:pPr>
-        <w:pStyle w:val="Heading2"/>
-        <w:spacing w:before="120" w:after="80"/>
+        <w:ind w:left="567"/>
       </w:pPr>
       <w:r>
         <w:rPr>
-          <w:rFonts w:ascii="맑은 고딕" w:hAnsi="맑은 고딕"/>
-          <w:b/>
-          <w:color w:val="154360"/>
-          <w:sz w:val="24"/>
+          <w:rFonts w:ascii="Courier New" w:hAnsi="Courier New"/>
+          <w:color w:val="1A237E"/>
+          <w:sz w:val="16"/>
         </w:rPr>
-        <w:t>4-3. 재사용 로직 (ReusePool)</w:t>
+        <w:t>def _overlaps(cell, op):</w:t>
+      </w:r>
+    </w:p>
+    <w:p>
+      <w:pPr>
+        <w:ind w:left="567"/>
+      </w:pPr>
+      <w:r>
+        <w:rPr>
+          <w:rFonts w:ascii="Courier New" w:hAnsi="Courier New"/>
+          <w:color w:val="1A237E"/>
+          <w:sz w:val="16"/>
+        </w:rPr>
+        <w:t xml:space="preserve">    return (cell.x &lt; op.ox+op.ow and cell.x+cell.w &gt; op.ox and</w:t>
+      </w:r>
+    </w:p>
+    <w:p>
+      <w:pPr>
+        <w:ind w:left="567"/>
+      </w:pPr>
+      <w:r>
+        <w:rPr>
+          <w:rFonts w:ascii="Courier New" w:hAnsi="Courier New"/>
+          <w:color w:val="1A237E"/>
+          <w:sz w:val="16"/>
+        </w:rPr>
+        <w:t xml:space="preserve">            cell.y &lt; op.oy+op.oh and cell.y+cell.h &gt; op.oy)</w:t>
+      </w:r>
+    </w:p>
+    <w:p>
+      <w:pPr>
+        <w:ind w:left="567"/>
+      </w:pPr>
+      <w:r>
+        <w:rPr>
+          <w:rFonts w:ascii="Courier New" w:hAnsi="Courier New"/>
+          <w:color w:val="1A237E"/>
+          <w:sz w:val="16"/>
+        </w:rPr>
+      </w:r>
+    </w:p>
+    <w:p>
+      <w:pPr>
+        <w:ind w:left="567"/>
+      </w:pPr>
+      <w:r>
+        <w:rPr>
+          <w:rFonts w:ascii="Courier New" w:hAnsi="Courier New"/>
+          <w:color w:val="1A237E"/>
+          <w:sz w:val="16"/>
+        </w:rPr>
+        <w:t>js_type = 'notch' if any(_overlaps(cell, op) for op in openings) else 'edge_cut'</w:t>
+      </w:r>
+    </w:p>
+    <w:p>
+      <w:pPr>
+        <w:pStyle w:val="Heading1"/>
+      </w:pPr>
+      <w:r>
+        <w:t>⑦ 자동 검증 항목 및 감지 로직</w:t>
       </w:r>
     </w:p>
     <w:tbl>
       <w:tblPr>
         <w:tblStyle w:val="TableGrid"/>
         <w:tblW w:type="auto" w:w="0"/>
-        <w:jc w:val="left"/>
         <w:tblLook w:firstColumn="1" w:firstRow="1" w:lastColumn="0" w:lastRow="0" w:noHBand="0" w:noVBand="1" w:val="04A0"/>
       </w:tblPr>
       <w:tblGrid>
-        <w:gridCol w:w="4703"/>
-        <w:gridCol w:w="4703"/>
+        <w:gridCol w:w="2280"/>
+        <w:gridCol w:w="2280"/>
+        <w:gridCol w:w="2280"/>
+        <w:gridCol w:w="2280"/>
       </w:tblGrid>
       <w:tr>
         <w:tc>
           <w:tcPr>
-            <w:tcW w:type="dxa" w:w="1701"/>
-            <w:shd w:val="clear" w:color="auto" w:fill="4A235B"/>
+            <w:tcW w:type="dxa" w:w="2280"/>
+            <w:shd w:val="clear" w:color="auto" w:fill="1A237E"/>
           </w:tcPr>
           <w:p>
-            <w:pPr>
-              <w:jc w:val="center"/>
-            </w:pPr>
             <w:r>
               <w:rPr>
-                <w:rFonts w:ascii="맑은 고딕" w:hAnsi="맑은 고딕"/>
                 <w:b/>
-                <w:i w:val="0"/>
                 <w:color w:val="FFFFFF"/>
                 <w:sz w:val="18"/>
               </w:rPr>
@@ -3486,22 +2491,49 @@
         </w:tc>
         <w:tc>
           <w:tcPr>
-            <w:tcW w:type="dxa" w:w="7087"/>
-            <w:shd w:val="clear" w:color="auto" w:fill="4A235B"/>
+            <w:tcW w:type="dxa" w:w="2280"/>
+            <w:shd w:val="clear" w:color="auto" w:fill="1A237E"/>
           </w:tcPr>
           <w:p>
-            <w:pPr>
-              <w:jc w:val="center"/>
-            </w:pPr>
             <w:r>
               <w:rPr>
-                <w:rFonts w:ascii="맑은 고딕" w:hAnsi="맑은 고딕"/>
                 <w:b/>
-                <w:i w:val="0"/>
                 <w:color w:val="FFFFFF"/>
                 <w:sz w:val="18"/>
               </w:rPr>
-              <w:t>값 / 설명</w:t>
+              <w:t>감지 조건</w:t>
+            </w:r>
+          </w:p>
+        </w:tc>
+        <w:tc>
+          <w:tcPr>
+            <w:tcW w:type="dxa" w:w="2280"/>
+            <w:shd w:val="clear" w:color="auto" w:fill="1A237E"/>
+          </w:tcPr>
+          <w:p>
+            <w:r>
+              <w:rPr>
+                <w:b/>
+                <w:color w:val="FFFFFF"/>
+                <w:sz w:val="18"/>
+              </w:rPr>
+              <w:t>심각도</w:t>
+            </w:r>
+          </w:p>
+        </w:tc>
+        <w:tc>
+          <w:tcPr>
+            <w:tcW w:type="dxa" w:w="2280"/>
+            <w:shd w:val="clear" w:color="auto" w:fill="1A237E"/>
+          </w:tcPr>
+          <w:p>
+            <w:r>
+              <w:rPr>
+                <w:b/>
+                <w:color w:val="FFFFFF"/>
+                <w:sz w:val="18"/>
+              </w:rPr>
+              <w:t>근거</w:t>
             </w:r>
           </w:p>
         </w:tc>
@@ -3509,35 +2541,57 @@
       <w:tr>
         <w:tc>
           <w:tcPr>
-            <w:tcW w:type="dxa" w:w="1701"/>
+            <w:tcW w:type="dxa" w:w="2280"/>
             <w:shd w:val="clear" w:color="auto" w:fill="FFFFFF"/>
           </w:tcPr>
           <w:p>
             <w:r>
               <w:rPr>
-                <w:rFonts w:ascii="맑은 고딕" w:hAnsi="맑은 고딕"/>
-                <w:b w:val="0"/>
-                <w:i w:val="0"/>
                 <w:sz w:val="18"/>
               </w:rPr>
-              <w:t>MIN_REUSE_W</w:t>
+              <w:t>벽 물리적 겹침</w:t>
             </w:r>
           </w:p>
         </w:tc>
         <w:tc>
           <w:tcPr>
-            <w:tcW w:type="dxa" w:w="7087"/>
+            <w:tcW w:type="dxa" w:w="2280"/>
             <w:shd w:val="clear" w:color="auto" w:fill="FFFFFF"/>
           </w:tcPr>
           <w:p>
             <w:r>
               <w:rPr>
-                <w:rFonts w:ascii="맑은 고딕" w:hAnsi="맑은 고딕"/>
-                <w:b w:val="0"/>
-                <w:i w:val="0"/>
                 <w:sz w:val="18"/>
               </w:rPr>
-              <w:t>300 mm — 재사용 가능 최소 폭 (M3 기준)</w:t>
+              <w:t>두 벽 중심선 수직거리 d &lt; T1/2+T2/2 (실제 두께 합의 절반 초과)</w:t>
+            </w:r>
+          </w:p>
+        </w:tc>
+        <w:tc>
+          <w:tcPr>
+            <w:tcW w:type="dxa" w:w="2280"/>
+            <w:shd w:val="clear" w:color="auto" w:fill="FFFFFF"/>
+          </w:tcPr>
+          <w:p>
+            <w:r>
+              <w:rPr>
+                <w:sz w:val="18"/>
+              </w:rPr>
+              <w:t>WARNING</w:t>
+            </w:r>
+          </w:p>
+        </w:tc>
+        <w:tc>
+          <w:tcPr>
+            <w:tcW w:type="dxa" w:w="2280"/>
+            <w:shd w:val="clear" w:color="auto" w:fill="FFFFFF"/>
+          </w:tcPr>
+          <w:p>
+            <w:r>
+              <w:rPr>
+                <w:sz w:val="18"/>
+              </w:rPr>
+              <w:t>물리적 충돌이면 시공 불가</w:t>
             </w:r>
           </w:p>
         </w:tc>
@@ -3545,35 +2599,57 @@
       <w:tr>
         <w:tc>
           <w:tcPr>
-            <w:tcW w:type="dxa" w:w="1701"/>
-            <w:shd w:val="clear" w:color="auto" w:fill="EBF5FB"/>
+            <w:tcW w:type="dxa" w:w="2280"/>
+            <w:shd w:val="clear" w:color="auto" w:fill="F5F5F5"/>
           </w:tcPr>
           <w:p>
             <w:r>
               <w:rPr>
-                <w:rFonts w:ascii="맑은 고딕" w:hAnsi="맑은 고딕"/>
-                <w:b w:val="0"/>
-                <w:i w:val="0"/>
                 <w:sz w:val="18"/>
               </w:rPr>
-              <w:t>MIN_REUSE_H</w:t>
+              <w:t>근접 평행 배치</w:t>
             </w:r>
           </w:p>
         </w:tc>
         <w:tc>
           <w:tcPr>
-            <w:tcW w:type="dxa" w:w="7087"/>
-            <w:shd w:val="clear" w:color="auto" w:fill="EBF5FB"/>
+            <w:tcW w:type="dxa" w:w="2280"/>
+            <w:shd w:val="clear" w:color="auto" w:fill="F5F5F5"/>
           </w:tcPr>
           <w:p>
             <w:r>
               <w:rPr>
-                <w:rFonts w:ascii="맑은 고딕" w:hAnsi="맑은 고딕"/>
-                <w:b w:val="0"/>
-                <w:i w:val="0"/>
                 <w:sz w:val="18"/>
               </w:rPr>
-              <w:t>450 mm — 재사용 가능 최소 높이 (M3 기준)</w:t>
+              <w:t>d &lt; 50mm이지만 물리적 겹침 없음</w:t>
+            </w:r>
+          </w:p>
+        </w:tc>
+        <w:tc>
+          <w:tcPr>
+            <w:tcW w:type="dxa" w:w="2280"/>
+            <w:shd w:val="clear" w:color="auto" w:fill="F5F5F5"/>
+          </w:tcPr>
+          <w:p>
+            <w:r>
+              <w:rPr>
+                <w:sz w:val="18"/>
+              </w:rPr>
+              <w:t>INFO</w:t>
+            </w:r>
+          </w:p>
+        </w:tc>
+        <w:tc>
+          <w:tcPr>
+            <w:tcW w:type="dxa" w:w="2280"/>
+            <w:shd w:val="clear" w:color="auto" w:fill="F5F5F5"/>
+          </w:tcPr>
+          <w:p>
+            <w:r>
+              <w:rPr>
+                <w:sz w:val="18"/>
+              </w:rPr>
+              <w:t>이중벽 구조일 수 있어 확인 권장</w:t>
             </w:r>
           </w:p>
         </w:tc>
@@ -3581,35 +2657,57 @@
       <w:tr>
         <w:tc>
           <w:tcPr>
-            <w:tcW w:type="dxa" w:w="1701"/>
+            <w:tcW w:type="dxa" w:w="2280"/>
             <w:shd w:val="clear" w:color="auto" w:fill="FFFFFF"/>
           </w:tcPr>
           <w:p>
             <w:r>
               <w:rPr>
-                <w:rFonts w:ascii="맑은 고딕" w:hAnsi="맑은 고딕"/>
-                <w:b w:val="0"/>
-                <w:i w:val="0"/>
                 <w:sz w:val="18"/>
               </w:rPr>
-              <w:t>탐색 순서</w:t>
+              <w:t>개구부 위치 초과</w:t>
             </w:r>
           </w:p>
         </w:tc>
         <w:tc>
           <w:tcPr>
-            <w:tcW w:type="dxa" w:w="7087"/>
+            <w:tcW w:type="dxa" w:w="2280"/>
             <w:shd w:val="clear" w:color="auto" w:fill="FFFFFF"/>
           </w:tcPr>
           <w:p>
             <w:r>
               <w:rPr>
-                <w:rFonts w:ascii="맑은 고딕" w:hAnsi="맑은 고딕"/>
-                <w:b w:val="0"/>
-                <w:i w:val="0"/>
                 <w:sz w:val="18"/>
               </w:rPr>
-              <w:t>by_space(같은 공간) 우선 → by_floor(같은 층) 차선</w:t>
+              <w:t>ox + ow &gt; L + 10mm</w:t>
+            </w:r>
+          </w:p>
+        </w:tc>
+        <w:tc>
+          <w:tcPr>
+            <w:tcW w:type="dxa" w:w="2280"/>
+            <w:shd w:val="clear" w:color="auto" w:fill="FFFFFF"/>
+          </w:tcPr>
+          <w:p>
+            <w:r>
+              <w:rPr>
+                <w:sz w:val="18"/>
+              </w:rPr>
+              <w:t>ERROR</w:t>
+            </w:r>
+          </w:p>
+        </w:tc>
+        <w:tc>
+          <w:tcPr>
+            <w:tcW w:type="dxa" w:w="2280"/>
+            <w:shd w:val="clear" w:color="auto" w:fill="FFFFFF"/>
+          </w:tcPr>
+          <w:p>
+            <w:r>
+              <w:rPr>
+                <w:sz w:val="18"/>
+              </w:rPr>
+              <w:t>벽 바깥에 개구부 → IFC 모델링 오류</w:t>
             </w:r>
           </w:p>
         </w:tc>
@@ -3617,35 +2715,57 @@
       <w:tr>
         <w:tc>
           <w:tcPr>
-            <w:tcW w:type="dxa" w:w="1701"/>
-            <w:shd w:val="clear" w:color="auto" w:fill="EBF5FB"/>
+            <w:tcW w:type="dxa" w:w="2280"/>
+            <w:shd w:val="clear" w:color="auto" w:fill="F5F5F5"/>
           </w:tcPr>
           <w:p>
             <w:r>
               <w:rPr>
-                <w:rFonts w:ascii="맑은 고딕" w:hAnsi="맑은 고딕"/>
-                <w:b w:val="0"/>
-                <w:i w:val="0"/>
                 <w:sz w:val="18"/>
               </w:rPr>
-              <w:t>처리 순서</w:t>
+              <w:t>층고 이상</w:t>
             </w:r>
           </w:p>
         </w:tc>
         <w:tc>
           <w:tcPr>
-            <w:tcW w:type="dxa" w:w="7087"/>
-            <w:shd w:val="clear" w:color="auto" w:fill="EBF5FB"/>
+            <w:tcW w:type="dxa" w:w="2280"/>
+            <w:shd w:val="clear" w:color="auto" w:fill="F5F5F5"/>
           </w:tcPr>
           <w:p>
             <w:r>
               <w:rPr>
-                <w:rFonts w:ascii="맑은 고딕" w:hAnsi="맑은 고딕"/>
-                <w:b w:val="0"/>
-                <w:i w:val="0"/>
                 <w:sz w:val="18"/>
               </w:rPr>
-              <w:t>층 번호 오름차순 → 넓은 벽 먼저 (재사용 풀 조기 충전)</w:t>
+              <w:t>인접 층 표고 차 &lt; 500mm 또는 &gt; 8000mm</w:t>
+            </w:r>
+          </w:p>
+        </w:tc>
+        <w:tc>
+          <w:tcPr>
+            <w:tcW w:type="dxa" w:w="2280"/>
+            <w:shd w:val="clear" w:color="auto" w:fill="F5F5F5"/>
+          </w:tcPr>
+          <w:p>
+            <w:r>
+              <w:rPr>
+                <w:sz w:val="18"/>
+              </w:rPr>
+              <w:t>WARNING</w:t>
+            </w:r>
+          </w:p>
+        </w:tc>
+        <w:tc>
+          <w:tcPr>
+            <w:tcW w:type="dxa" w:w="2280"/>
+            <w:shd w:val="clear" w:color="auto" w:fill="F5F5F5"/>
+          </w:tcPr>
+          <w:p>
+            <w:r>
+              <w:rPr>
+                <w:sz w:val="18"/>
+              </w:rPr>
+              <w:t>실용적 층고 범위 기준</w:t>
             </w:r>
           </w:p>
         </w:tc>
@@ -3653,35 +2773,57 @@
       <w:tr>
         <w:tc>
           <w:tcPr>
-            <w:tcW w:type="dxa" w:w="1701"/>
+            <w:tcW w:type="dxa" w:w="2280"/>
             <w:shd w:val="clear" w:color="auto" w:fill="FFFFFF"/>
           </w:tcPr>
           <w:p>
             <w:r>
               <w:rPr>
-                <w:rFonts w:ascii="맑은 고딕" w:hAnsi="맑은 고딕"/>
-                <w:b w:val="0"/>
-                <w:i w:val="0"/>
                 <w:sz w:val="18"/>
               </w:rPr>
-              <w:t>자투리 반환</w:t>
+              <w:t>층별 문 수량 편차</w:t>
             </w:r>
           </w:p>
         </w:tc>
         <w:tc>
           <w:tcPr>
-            <w:tcW w:type="dxa" w:w="7087"/>
+            <w:tcW w:type="dxa" w:w="2280"/>
             <w:shd w:val="clear" w:color="auto" w:fill="FFFFFF"/>
           </w:tcPr>
           <w:p>
             <w:r>
               <w:rPr>
-                <w:rFonts w:ascii="맑은 고딕" w:hAnsi="맑은 고딕"/>
-                <w:b w:val="0"/>
-                <w:i w:val="0"/>
                 <w:sz w:val="18"/>
               </w:rPr>
-              <w:t>재사용 후 남은 조각이 MIN 이상이면 pool.add() 재저장</w:t>
+              <w:t>해당 층 문 수 &lt; 전체 평균의 30%</w:t>
+            </w:r>
+          </w:p>
+        </w:tc>
+        <w:tc>
+          <w:tcPr>
+            <w:tcW w:type="dxa" w:w="2280"/>
+            <w:shd w:val="clear" w:color="auto" w:fill="FFFFFF"/>
+          </w:tcPr>
+          <w:p>
+            <w:r>
+              <w:rPr>
+                <w:sz w:val="18"/>
+              </w:rPr>
+              <w:t>WARNING</w:t>
+            </w:r>
+          </w:p>
+        </w:tc>
+        <w:tc>
+          <w:tcPr>
+            <w:tcW w:type="dxa" w:w="2280"/>
+            <w:shd w:val="clear" w:color="auto" w:fill="FFFFFF"/>
+          </w:tcPr>
+          <w:p>
+            <w:r>
+              <w:rPr>
+                <w:sz w:val="18"/>
+              </w:rPr>
+              <w:t>층별 문 수가 극단적으로 적으면 IFC 누락 의심</w:t>
             </w:r>
           </w:p>
         </w:tc>
@@ -3689,35 +2831,173 @@
       <w:tr>
         <w:tc>
           <w:tcPr>
-            <w:tcW w:type="dxa" w:w="1701"/>
-            <w:shd w:val="clear" w:color="auto" w:fill="EBF5FB"/>
+            <w:tcW w:type="dxa" w:w="2280"/>
+            <w:shd w:val="clear" w:color="auto" w:fill="F5F5F5"/>
           </w:tcPr>
           <w:p>
             <w:r>
               <w:rPr>
-                <w:rFonts w:ascii="맑은 고딕" w:hAnsi="맑은 고딕"/>
-                <w:b w:val="0"/>
-                <w:i w:val="0"/>
                 <w:sz w:val="18"/>
               </w:rPr>
-              <w:t>통계</w:t>
+              <w:t>치수 미추출</w:t>
             </w:r>
           </w:p>
         </w:tc>
         <w:tc>
           <w:tcPr>
-            <w:tcW w:type="dxa" w:w="7087"/>
-            <w:shd w:val="clear" w:color="auto" w:fill="EBF5FB"/>
+            <w:tcW w:type="dxa" w:w="2280"/>
+            <w:shd w:val="clear" w:color="auto" w:fill="F5F5F5"/>
           </w:tcPr>
           <w:p>
             <w:r>
               <w:rPr>
-                <w:rFonts w:ascii="맑은 고딕" w:hAnsi="맑은 고딕"/>
-                <w:b w:val="0"/>
-                <w:i w:val="0"/>
                 <w:sz w:val="18"/>
               </w:rPr>
-              <w:t>reuse_in: 재사용 횟수, reuse_out: 풀에 추가된 횟수</w:t>
+              <w:t>L_mm 또는 H_mm가 None</w:t>
+            </w:r>
+          </w:p>
+        </w:tc>
+        <w:tc>
+          <w:tcPr>
+            <w:tcW w:type="dxa" w:w="2280"/>
+            <w:shd w:val="clear" w:color="auto" w:fill="F5F5F5"/>
+          </w:tcPr>
+          <w:p>
+            <w:r>
+              <w:rPr>
+                <w:sz w:val="18"/>
+              </w:rPr>
+              <w:t>WARNING</w:t>
+            </w:r>
+          </w:p>
+        </w:tc>
+        <w:tc>
+          <w:tcPr>
+            <w:tcW w:type="dxa" w:w="2280"/>
+            <w:shd w:val="clear" w:color="auto" w:fill="F5F5F5"/>
+          </w:tcPr>
+          <w:p>
+            <w:r>
+              <w:rPr>
+                <w:sz w:val="18"/>
+              </w:rPr>
+              <w:t>최적화 계산 불가 → 수동 확인 필요</w:t>
+            </w:r>
+          </w:p>
+        </w:tc>
+      </w:tr>
+      <w:tr>
+        <w:tc>
+          <w:tcPr>
+            <w:tcW w:type="dxa" w:w="2280"/>
+            <w:shd w:val="clear" w:color="auto" w:fill="FFFFFF"/>
+          </w:tcPr>
+          <w:p>
+            <w:r>
+              <w:rPr>
+                <w:sz w:val="18"/>
+              </w:rPr>
+              <w:t>재료 누락</w:t>
+            </w:r>
+          </w:p>
+        </w:tc>
+        <w:tc>
+          <w:tcPr>
+            <w:tcW w:type="dxa" w:w="2280"/>
+            <w:shd w:val="clear" w:color="auto" w:fill="FFFFFF"/>
+          </w:tcPr>
+          <w:p>
+            <w:r>
+              <w:rPr>
+                <w:sz w:val="18"/>
+              </w:rPr>
+              <w:t>materials 리스트 비어있음</w:t>
+            </w:r>
+          </w:p>
+        </w:tc>
+        <w:tc>
+          <w:tcPr>
+            <w:tcW w:type="dxa" w:w="2280"/>
+            <w:shd w:val="clear" w:color="auto" w:fill="FFFFFF"/>
+          </w:tcPr>
+          <w:p>
+            <w:r>
+              <w:rPr>
+                <w:sz w:val="18"/>
+              </w:rPr>
+              <w:t>WARNING</w:t>
+            </w:r>
+          </w:p>
+        </w:tc>
+        <w:tc>
+          <w:tcPr>
+            <w:tcW w:type="dxa" w:w="2280"/>
+            <w:shd w:val="clear" w:color="auto" w:fill="FFFFFF"/>
+          </w:tcPr>
+          <w:p>
+            <w:r>
+              <w:rPr>
+                <w:sz w:val="18"/>
+              </w:rPr>
+              <w:t>최적화 시 임의 자재로 계산됨</w:t>
+            </w:r>
+          </w:p>
+        </w:tc>
+      </w:tr>
+      <w:tr>
+        <w:tc>
+          <w:tcPr>
+            <w:tcW w:type="dxa" w:w="2280"/>
+            <w:shd w:val="clear" w:color="auto" w:fill="F5F5F5"/>
+          </w:tcPr>
+          <w:p>
+            <w:r>
+              <w:rPr>
+                <w:sz w:val="18"/>
+              </w:rPr>
+              <w:t>두께 이상</w:t>
+            </w:r>
+          </w:p>
+        </w:tc>
+        <w:tc>
+          <w:tcPr>
+            <w:tcW w:type="dxa" w:w="2280"/>
+            <w:shd w:val="clear" w:color="auto" w:fill="F5F5F5"/>
+          </w:tcPr>
+          <w:p>
+            <w:r>
+              <w:rPr>
+                <w:sz w:val="18"/>
+              </w:rPr>
+              <w:t>T &gt; 500mm 또는 T &lt; 30mm 또는 T &gt; L×0.5</w:t>
+            </w:r>
+          </w:p>
+        </w:tc>
+        <w:tc>
+          <w:tcPr>
+            <w:tcW w:type="dxa" w:w="2280"/>
+            <w:shd w:val="clear" w:color="auto" w:fill="F5F5F5"/>
+          </w:tcPr>
+          <w:p>
+            <w:r>
+              <w:rPr>
+                <w:sz w:val="18"/>
+              </w:rPr>
+              <w:t>WARNING</w:t>
+            </w:r>
+          </w:p>
+        </w:tc>
+        <w:tc>
+          <w:tcPr>
+            <w:tcW w:type="dxa" w:w="2280"/>
+            <w:shd w:val="clear" w:color="auto" w:fill="F5F5F5"/>
+          </w:tcPr>
+          <w:p>
+            <w:r>
+              <w:rPr>
+                <w:sz w:val="18"/>
+              </w:rPr>
+              <w:t>T가 L의 절반 이상이면 두께/길이 혼동 가능</w:t>
             </w:r>
           </w:p>
         </w:tc>
@@ -3726,1631 +3006,33 @@
     <w:p/>
     <w:p>
       <w:pPr>
-        <w:pStyle w:val="Heading2"/>
-        <w:spacing w:before="120" w:after="80"/>
+        <w:pStyle w:val="Heading1"/>
       </w:pPr>
       <w:r>
-        <w:rPr>
-          <w:rFonts w:ascii="맑은 고딕" w:hAnsi="맑은 고딕"/>
-          <w:b/>
-          <w:color w:val="154360"/>
-          <w:sz w:val="24"/>
-        </w:rPr>
-        <w:t>4-4. 주요 설정 상수</w:t>
+        <w:t>⑧ 버전 이력</w:t>
       </w:r>
     </w:p>
     <w:tbl>
       <w:tblPr>
         <w:tblStyle w:val="TableGrid"/>
         <w:tblW w:type="auto" w:w="0"/>
-        <w:jc w:val="left"/>
         <w:tblLook w:firstColumn="1" w:firstRow="1" w:lastColumn="0" w:lastRow="0" w:noHBand="0" w:noVBand="1" w:val="04A0"/>
       </w:tblPr>
       <w:tblGrid>
-        <w:gridCol w:w="3135"/>
-        <w:gridCol w:w="3135"/>
-        <w:gridCol w:w="3135"/>
+        <w:gridCol w:w="3041"/>
+        <w:gridCol w:w="3041"/>
+        <w:gridCol w:w="3041"/>
       </w:tblGrid>
       <w:tr>
         <w:tc>
           <w:tcPr>
-            <w:tcW w:type="dxa" w:w="2268"/>
-            <w:shd w:val="clear" w:color="auto" w:fill="1B3A5C"/>
-          </w:tcPr>
-          <w:p>
-            <w:pPr>
-              <w:jc w:val="center"/>
-            </w:pPr>
-            <w:r>
-              <w:rPr>
-                <w:rFonts w:ascii="맑은 고딕" w:hAnsi="맑은 고딕"/>
-                <w:b/>
-                <w:i w:val="0"/>
-                <w:color w:val="FFFFFF"/>
-                <w:sz w:val="18"/>
-              </w:rPr>
-              <w:t>상수</w:t>
-            </w:r>
-          </w:p>
-        </w:tc>
-        <w:tc>
-          <w:tcPr>
-            <w:tcW w:type="dxa" w:w="2268"/>
-            <w:shd w:val="clear" w:color="auto" w:fill="1B3A5C"/>
-          </w:tcPr>
-          <w:p>
-            <w:pPr>
-              <w:jc w:val="center"/>
-            </w:pPr>
-            <w:r>
-              <w:rPr>
-                <w:rFonts w:ascii="맑은 고딕" w:hAnsi="맑은 고딕"/>
-                <w:b/>
-                <w:i w:val="0"/>
-                <w:color w:val="FFFFFF"/>
-                <w:sz w:val="18"/>
-              </w:rPr>
-              <w:t>기본값</w:t>
-            </w:r>
-          </w:p>
-        </w:tc>
-        <w:tc>
-          <w:tcPr>
-            <w:tcW w:type="dxa" w:w="4252"/>
-            <w:shd w:val="clear" w:color="auto" w:fill="1B3A5C"/>
-          </w:tcPr>
-          <w:p>
-            <w:pPr>
-              <w:jc w:val="center"/>
-            </w:pPr>
-            <w:r>
-              <w:rPr>
-                <w:rFonts w:ascii="맑은 고딕" w:hAnsi="맑은 고딕"/>
-                <w:b/>
-                <w:i w:val="0"/>
-                <w:color w:val="FFFFFF"/>
-                <w:sz w:val="18"/>
-              </w:rPr>
-              <w:t>설명</w:t>
-            </w:r>
-          </w:p>
-        </w:tc>
-      </w:tr>
-      <w:tr>
-        <w:tc>
-          <w:tcPr>
-            <w:tcW w:type="dxa" w:w="2268"/>
-            <w:shd w:val="clear" w:color="auto" w:fill="FFFFFF"/>
+            <w:tcW w:type="dxa" w:w="3041"/>
+            <w:shd w:val="clear" w:color="auto" w:fill="1A237E"/>
           </w:tcPr>
           <w:p>
             <w:r>
               <w:rPr>
-                <w:rFonts w:ascii="맑은 고딕" w:hAnsi="맑은 고딕"/>
-                <w:b w:val="0"/>
-                <w:i w:val="0"/>
-                <w:sz w:val="18"/>
-              </w:rPr>
-              <w:t>BW / BH (석고보드)</w:t>
-            </w:r>
-          </w:p>
-        </w:tc>
-        <w:tc>
-          <w:tcPr>
-            <w:tcW w:type="dxa" w:w="2268"/>
-            <w:shd w:val="clear" w:color="auto" w:fill="FFFFFF"/>
-          </w:tcPr>
-          <w:p>
-            <w:r>
-              <w:rPr>
-                <w:rFonts w:ascii="맑은 고딕" w:hAnsi="맑은 고딕"/>
-                <w:b w:val="0"/>
-                <w:i w:val="0"/>
-                <w:sz w:val="18"/>
-              </w:rPr>
-              <w:t>900 / 1800 mm</w:t>
-            </w:r>
-          </w:p>
-        </w:tc>
-        <w:tc>
-          <w:tcPr>
-            <w:tcW w:type="dxa" w:w="4252"/>
-            <w:shd w:val="clear" w:color="auto" w:fill="FFFFFF"/>
-          </w:tcPr>
-          <w:p>
-            <w:r>
-              <w:rPr>
-                <w:rFonts w:ascii="맑은 고딕" w:hAnsi="맑은 고딕"/>
-                <w:b w:val="0"/>
-                <w:i w:val="0"/>
-                <w:sz w:val="18"/>
-              </w:rPr>
-              <w:t>석고보드 표준 규격</w:t>
-            </w:r>
-          </w:p>
-        </w:tc>
-      </w:tr>
-      <w:tr>
-        <w:tc>
-          <w:tcPr>
-            <w:tcW w:type="dxa" w:w="2268"/>
-            <w:shd w:val="clear" w:color="auto" w:fill="EBF5FB"/>
-          </w:tcPr>
-          <w:p>
-            <w:r>
-              <w:rPr>
-                <w:rFonts w:ascii="맑은 고딕" w:hAnsi="맑은 고딕"/>
-                <w:b w:val="0"/>
-                <w:i w:val="0"/>
-                <w:sz w:val="18"/>
-              </w:rPr>
-              <w:t>BW / BH (합판)</w:t>
-            </w:r>
-          </w:p>
-        </w:tc>
-        <w:tc>
-          <w:tcPr>
-            <w:tcW w:type="dxa" w:w="2268"/>
-            <w:shd w:val="clear" w:color="auto" w:fill="EBF5FB"/>
-          </w:tcPr>
-          <w:p>
-            <w:r>
-              <w:rPr>
-                <w:rFonts w:ascii="맑은 고딕" w:hAnsi="맑은 고딕"/>
-                <w:b w:val="0"/>
-                <w:i w:val="0"/>
-                <w:sz w:val="18"/>
-              </w:rPr>
-              <w:t>1220 / 2440 mm</w:t>
-            </w:r>
-          </w:p>
-        </w:tc>
-        <w:tc>
-          <w:tcPr>
-            <w:tcW w:type="dxa" w:w="4252"/>
-            <w:shd w:val="clear" w:color="auto" w:fill="EBF5FB"/>
-          </w:tcPr>
-          <w:p>
-            <w:r>
-              <w:rPr>
-                <w:rFonts w:ascii="맑은 고딕" w:hAnsi="맑은 고딕"/>
-                <w:b w:val="0"/>
-                <w:i w:val="0"/>
-                <w:sz w:val="18"/>
-              </w:rPr>
-              <w:t>합판 표준 규격</w:t>
-            </w:r>
-          </w:p>
-        </w:tc>
-      </w:tr>
-      <w:tr>
-        <w:tc>
-          <w:tcPr>
-            <w:tcW w:type="dxa" w:w="2268"/>
-            <w:shd w:val="clear" w:color="auto" w:fill="FFFFFF"/>
-          </w:tcPr>
-          <w:p>
-            <w:r>
-              <w:rPr>
-                <w:rFonts w:ascii="맑은 고딕" w:hAnsi="맑은 고딕"/>
-                <w:b w:val="0"/>
-                <w:i w:val="0"/>
-                <w:sz w:val="18"/>
-              </w:rPr>
-              <w:t>STUD</w:t>
-            </w:r>
-          </w:p>
-        </w:tc>
-        <w:tc>
-          <w:tcPr>
-            <w:tcW w:type="dxa" w:w="2268"/>
-            <w:shd w:val="clear" w:color="auto" w:fill="FFFFFF"/>
-          </w:tcPr>
-          <w:p>
-            <w:r>
-              <w:rPr>
-                <w:rFonts w:ascii="맑은 고딕" w:hAnsi="맑은 고딕"/>
-                <w:b w:val="0"/>
-                <w:i w:val="0"/>
-                <w:sz w:val="18"/>
-              </w:rPr>
-              <w:t>450 mm</w:t>
-            </w:r>
-          </w:p>
-        </w:tc>
-        <w:tc>
-          <w:tcPr>
-            <w:tcW w:type="dxa" w:w="4252"/>
-            <w:shd w:val="clear" w:color="auto" w:fill="FFFFFF"/>
-          </w:tcPr>
-          <w:p>
-            <w:r>
-              <w:rPr>
-                <w:rFonts w:ascii="맑은 고딕" w:hAnsi="맑은 고딕"/>
-                <w:b w:val="0"/>
-                <w:i w:val="0"/>
-                <w:sz w:val="18"/>
-              </w:rPr>
-              <w:t>각재 피치 / 2P 오프셋 기준</w:t>
-            </w:r>
-          </w:p>
-        </w:tc>
-      </w:tr>
-      <w:tr>
-        <w:tc>
-          <w:tcPr>
-            <w:tcW w:type="dxa" w:w="2268"/>
-            <w:shd w:val="clear" w:color="auto" w:fill="EBF5FB"/>
-          </w:tcPr>
-          <w:p>
-            <w:r>
-              <w:rPr>
-                <w:rFonts w:ascii="맑은 고딕" w:hAnsi="맑은 고딕"/>
-                <w:b w:val="0"/>
-                <w:i w:val="0"/>
-                <w:sz w:val="18"/>
-              </w:rPr>
-              <w:t>MIN_REUSE_W/H</w:t>
-            </w:r>
-          </w:p>
-        </w:tc>
-        <w:tc>
-          <w:tcPr>
-            <w:tcW w:type="dxa" w:w="2268"/>
-            <w:shd w:val="clear" w:color="auto" w:fill="EBF5FB"/>
-          </w:tcPr>
-          <w:p>
-            <w:r>
-              <w:rPr>
-                <w:rFonts w:ascii="맑은 고딕" w:hAnsi="맑은 고딕"/>
-                <w:b w:val="0"/>
-                <w:i w:val="0"/>
-                <w:sz w:val="18"/>
-              </w:rPr>
-              <w:t>300 / 450 mm</w:t>
-            </w:r>
-          </w:p>
-        </w:tc>
-        <w:tc>
-          <w:tcPr>
-            <w:tcW w:type="dxa" w:w="4252"/>
-            <w:shd w:val="clear" w:color="auto" w:fill="EBF5FB"/>
-          </w:tcPr>
-          <w:p>
-            <w:r>
-              <w:rPr>
-                <w:rFonts w:ascii="맑은 고딕" w:hAnsi="맑은 고딕"/>
-                <w:b w:val="0"/>
-                <w:i w:val="0"/>
-                <w:sz w:val="18"/>
-              </w:rPr>
-              <w:t>재사용 자투리 최소 규격 (M3)</w:t>
-            </w:r>
-          </w:p>
-        </w:tc>
-      </w:tr>
-      <w:tr>
-        <w:tc>
-          <w:tcPr>
-            <w:tcW w:type="dxa" w:w="2268"/>
-            <w:shd w:val="clear" w:color="auto" w:fill="FFFFFF"/>
-          </w:tcPr>
-          <w:p>
-            <w:r>
-              <w:rPr>
-                <w:rFonts w:ascii="맑은 고딕" w:hAnsi="맑은 고딕"/>
-                <w:b w:val="0"/>
-                <w:i w:val="0"/>
-                <w:sz w:val="18"/>
-              </w:rPr>
-              <w:t>IS_2P</w:t>
-            </w:r>
-          </w:p>
-        </w:tc>
-        <w:tc>
-          <w:tcPr>
-            <w:tcW w:type="dxa" w:w="2268"/>
-            <w:shd w:val="clear" w:color="auto" w:fill="FFFFFF"/>
-          </w:tcPr>
-          <w:p>
-            <w:r>
-              <w:rPr>
-                <w:rFonts w:ascii="맑은 고딕" w:hAnsi="맑은 고딕"/>
-                <w:b w:val="0"/>
-                <w:i w:val="0"/>
-                <w:sz w:val="18"/>
-              </w:rPr>
-              <w:t>False (기본)</w:t>
-            </w:r>
-          </w:p>
-        </w:tc>
-        <w:tc>
-          <w:tcPr>
-            <w:tcW w:type="dxa" w:w="4252"/>
-            <w:shd w:val="clear" w:color="auto" w:fill="FFFFFF"/>
-          </w:tcPr>
-          <w:p>
-            <w:r>
-              <w:rPr>
-                <w:rFonts w:ascii="맑은 고딕" w:hAnsi="맑은 고딕"/>
-                <w:b w:val="0"/>
-                <w:i w:val="0"/>
-                <w:sz w:val="18"/>
-              </w:rPr>
-              <w:t>2겹 공법 여부</w:t>
-            </w:r>
-          </w:p>
-        </w:tc>
-      </w:tr>
-      <w:tr>
-        <w:tc>
-          <w:tcPr>
-            <w:tcW w:type="dxa" w:w="2268"/>
-            <w:shd w:val="clear" w:color="auto" w:fill="EBF5FB"/>
-          </w:tcPr>
-          <w:p>
-            <w:r>
-              <w:rPr>
-                <w:rFonts w:ascii="맑은 고딕" w:hAnsi="맑은 고딕"/>
-                <w:b w:val="0"/>
-                <w:i w:val="0"/>
-                <w:sz w:val="18"/>
-              </w:rPr>
-              <w:t>FLOOR_GAP</w:t>
-            </w:r>
-          </w:p>
-        </w:tc>
-        <w:tc>
-          <w:tcPr>
-            <w:tcW w:type="dxa" w:w="2268"/>
-            <w:shd w:val="clear" w:color="auto" w:fill="EBF5FB"/>
-          </w:tcPr>
-          <w:p>
-            <w:r>
-              <w:rPr>
-                <w:rFonts w:ascii="맑은 고딕" w:hAnsi="맑은 고딕"/>
-                <w:b w:val="0"/>
-                <w:i w:val="0"/>
-                <w:sz w:val="18"/>
-              </w:rPr>
-              <w:t>5 mm</w:t>
-            </w:r>
-          </w:p>
-        </w:tc>
-        <w:tc>
-          <w:tcPr>
-            <w:tcW w:type="dxa" w:w="4252"/>
-            <w:shd w:val="clear" w:color="auto" w:fill="EBF5FB"/>
-          </w:tcPr>
-          <w:p>
-            <w:r>
-              <w:rPr>
-                <w:rFonts w:ascii="맑은 고딕" w:hAnsi="맑은 고딕"/>
-                <w:b w:val="0"/>
-                <w:i w:val="0"/>
-                <w:sz w:val="18"/>
-              </w:rPr>
-              <w:t>바닥 이격 거리 (JS)</w:t>
-            </w:r>
-          </w:p>
-        </w:tc>
-      </w:tr>
-      <w:tr>
-        <w:tc>
-          <w:tcPr>
-            <w:tcW w:type="dxa" w:w="2268"/>
-            <w:shd w:val="clear" w:color="auto" w:fill="FFFFFF"/>
-          </w:tcPr>
-          <w:p>
-            <w:r>
-              <w:rPr>
-                <w:rFonts w:ascii="맑은 고딕" w:hAnsi="맑은 고딕"/>
-                <w:b w:val="0"/>
-                <w:i w:val="0"/>
-                <w:sz w:val="18"/>
-              </w:rPr>
-              <w:t>MARKUP</w:t>
-            </w:r>
-          </w:p>
-        </w:tc>
-        <w:tc>
-          <w:tcPr>
-            <w:tcW w:type="dxa" w:w="2268"/>
-            <w:shd w:val="clear" w:color="auto" w:fill="FFFFFF"/>
-          </w:tcPr>
-          <w:p>
-            <w:r>
-              <w:rPr>
-                <w:rFonts w:ascii="맑은 고딕" w:hAnsi="맑은 고딕"/>
-                <w:b w:val="0"/>
-                <w:i w:val="0"/>
-                <w:sz w:val="18"/>
-              </w:rPr>
-              <w:t>7%</w:t>
-            </w:r>
-          </w:p>
-        </w:tc>
-        <w:tc>
-          <w:tcPr>
-            <w:tcW w:type="dxa" w:w="4252"/>
-            <w:shd w:val="clear" w:color="auto" w:fill="FFFFFF"/>
-          </w:tcPr>
-          <w:p>
-            <w:r>
-              <w:rPr>
-                <w:rFonts w:ascii="맑은 고딕" w:hAnsi="맑은 고딕"/>
-                <w:b w:val="0"/>
-                <w:i w:val="0"/>
-                <w:sz w:val="18"/>
-              </w:rPr>
-              <w:t>발주 할증률</w:t>
-            </w:r>
-          </w:p>
-        </w:tc>
-      </w:tr>
-    </w:tbl>
-    <w:p>
-      <w:r>
-        <w:br w:type="page"/>
-      </w:r>
-    </w:p>
-    <w:p>
-      <w:pPr>
-        <w:pStyle w:val="Heading1"/>
-        <w:spacing w:before="200" w:after="80"/>
-      </w:pPr>
-      <w:r>
-        <w:rPr>
-          <w:rFonts w:ascii="맑은 고딕" w:hAnsi="맑은 고딕"/>
-          <w:b/>
-          <w:color w:val="1B3A5C"/>
-          <w:sz w:val="30"/>
-        </w:rPr>
-        <w:t>⑤ 승훈 10단계 시공방식 구현 대조표</w:t>
-      </w:r>
-    </w:p>
-    <w:tbl>
-      <w:tblPr>
-        <w:tblStyle w:val="TableGrid"/>
-        <w:tblW w:type="auto" w:w="0"/>
-        <w:jc w:val="left"/>
-        <w:tblLook w:firstColumn="1" w:firstRow="1" w:lastColumn="0" w:lastRow="0" w:noHBand="0" w:noVBand="1" w:val="04A0"/>
-      </w:tblPr>
-      <w:tblGrid>
-        <w:gridCol w:w="2351"/>
-        <w:gridCol w:w="2351"/>
-        <w:gridCol w:w="2351"/>
-        <w:gridCol w:w="2351"/>
-      </w:tblGrid>
-      <w:tr>
-        <w:tc>
-          <w:tcPr>
-            <w:tcW w:type="dxa" w:w="1417"/>
-            <w:shd w:val="clear" w:color="auto" w:fill="154360"/>
-          </w:tcPr>
-          <w:p>
-            <w:pPr>
-              <w:jc w:val="center"/>
-            </w:pPr>
-            <w:r>
-              <w:rPr>
-                <w:rFonts w:ascii="맑은 고딕" w:hAnsi="맑은 고딕"/>
                 <w:b/>
-                <w:i w:val="0"/>
-                <w:color w:val="FFFFFF"/>
-                <w:sz w:val="18"/>
-              </w:rPr>
-              <w:t>승훈 단계</w:t>
-            </w:r>
-          </w:p>
-        </w:tc>
-        <w:tc>
-          <w:tcPr>
-            <w:tcW w:type="dxa" w:w="3118"/>
-            <w:shd w:val="clear" w:color="auto" w:fill="154360"/>
-          </w:tcPr>
-          <w:p>
-            <w:pPr>
-              <w:jc w:val="center"/>
-            </w:pPr>
-            <w:r>
-              <w:rPr>
-                <w:rFonts w:ascii="맑은 고딕" w:hAnsi="맑은 고딕"/>
-                <w:b/>
-                <w:i w:val="0"/>
-                <w:color w:val="FFFFFF"/>
-                <w:sz w:val="18"/>
-              </w:rPr>
-              <w:t>항목</w:t>
-            </w:r>
-          </w:p>
-        </w:tc>
-        <w:tc>
-          <w:tcPr>
-            <w:tcW w:type="dxa" w:w="1701"/>
-            <w:shd w:val="clear" w:color="auto" w:fill="154360"/>
-          </w:tcPr>
-          <w:p>
-            <w:pPr>
-              <w:jc w:val="center"/>
-            </w:pPr>
-            <w:r>
-              <w:rPr>
-                <w:rFonts w:ascii="맑은 고딕" w:hAnsi="맑은 고딕"/>
-                <w:b/>
-                <w:i w:val="0"/>
-                <w:color w:val="FFFFFF"/>
-                <w:sz w:val="18"/>
-              </w:rPr>
-              <w:t>EXE 반영 여부</w:t>
-            </w:r>
-          </w:p>
-        </w:tc>
-        <w:tc>
-          <w:tcPr>
-            <w:tcW w:type="dxa" w:w="2551"/>
-            <w:shd w:val="clear" w:color="auto" w:fill="154360"/>
-          </w:tcPr>
-          <w:p>
-            <w:pPr>
-              <w:jc w:val="center"/>
-            </w:pPr>
-            <w:r>
-              <w:rPr>
-                <w:rFonts w:ascii="맑은 고딕" w:hAnsi="맑은 고딕"/>
-                <w:b/>
-                <w:i w:val="0"/>
-                <w:color w:val="FFFFFF"/>
-                <w:sz w:val="18"/>
-              </w:rPr>
-              <w:t>구현 위치</w:t>
-            </w:r>
-          </w:p>
-        </w:tc>
-      </w:tr>
-      <w:tr>
-        <w:tc>
-          <w:tcPr>
-            <w:tcW w:type="dxa" w:w="1417"/>
-            <w:shd w:val="clear" w:color="auto" w:fill="FFFFFF"/>
-          </w:tcPr>
-          <w:p>
-            <w:r>
-              <w:rPr>
-                <w:rFonts w:ascii="맑은 고딕" w:hAnsi="맑은 고딕"/>
-                <w:b w:val="0"/>
-                <w:i w:val="0"/>
-                <w:sz w:val="18"/>
-              </w:rPr>
-              <w:t>1단계</w:t>
-            </w:r>
-          </w:p>
-        </w:tc>
-        <w:tc>
-          <w:tcPr>
-            <w:tcW w:type="dxa" w:w="3118"/>
-            <w:shd w:val="clear" w:color="auto" w:fill="FFFFFF"/>
-          </w:tcPr>
-          <w:p>
-            <w:r>
-              <w:rPr>
-                <w:rFonts w:ascii="맑은 고딕" w:hAnsi="맑은 고딕"/>
-                <w:b w:val="0"/>
-                <w:i w:val="0"/>
-                <w:sz w:val="18"/>
-              </w:rPr>
-              <w:t>보드 규격 (900×1800, 1220×2440)</w:t>
-            </w:r>
-          </w:p>
-        </w:tc>
-        <w:tc>
-          <w:tcPr>
-            <w:tcW w:type="dxa" w:w="1701"/>
-            <w:shd w:val="clear" w:color="auto" w:fill="FFFFFF"/>
-          </w:tcPr>
-          <w:p>
-            <w:r>
-              <w:rPr>
-                <w:rFonts w:ascii="맑은 고딕" w:hAnsi="맑은 고딕"/>
-                <w:b w:val="0"/>
-                <w:i w:val="0"/>
-                <w:sz w:val="18"/>
-              </w:rPr>
-              <w:t>✅ 반영</w:t>
-            </w:r>
-          </w:p>
-        </w:tc>
-        <w:tc>
-          <w:tcPr>
-            <w:tcW w:type="dxa" w:w="2551"/>
-            <w:shd w:val="clear" w:color="auto" w:fill="FFFFFF"/>
-          </w:tcPr>
-          <w:p>
-            <w:r>
-              <w:rPr>
-                <w:rFonts w:ascii="맑은 고딕" w:hAnsi="맑은 고딕"/>
-                <w:b w:val="0"/>
-                <w:i w:val="0"/>
-                <w:sz w:val="18"/>
-              </w:rPr>
-              <w:t>BW/BH 상수</w:t>
-            </w:r>
-          </w:p>
-        </w:tc>
-      </w:tr>
-      <w:tr>
-        <w:tc>
-          <w:tcPr>
-            <w:tcW w:type="dxa" w:w="1417"/>
-            <w:shd w:val="clear" w:color="auto" w:fill="EBF5FB"/>
-          </w:tcPr>
-          <w:p>
-            <w:r>
-              <w:rPr>
-                <w:rFonts w:ascii="맑은 고딕" w:hAnsi="맑은 고딕"/>
-                <w:b w:val="0"/>
-                <w:i w:val="0"/>
-                <w:sz w:val="18"/>
-              </w:rPr>
-              <w:t>2단계</w:t>
-            </w:r>
-          </w:p>
-        </w:tc>
-        <w:tc>
-          <w:tcPr>
-            <w:tcW w:type="dxa" w:w="3118"/>
-            <w:shd w:val="clear" w:color="auto" w:fill="EBF5FB"/>
-          </w:tcPr>
-          <w:p>
-            <w:r>
-              <w:rPr>
-                <w:rFonts w:ascii="맑은 고딕" w:hAnsi="맑은 고딕"/>
-                <w:b w:val="0"/>
-                <w:i w:val="0"/>
-                <w:sz w:val="18"/>
-              </w:rPr>
-              <w:t>각재 피치 450mm (STUD)</w:t>
-            </w:r>
-          </w:p>
-        </w:tc>
-        <w:tc>
-          <w:tcPr>
-            <w:tcW w:type="dxa" w:w="1701"/>
-            <w:shd w:val="clear" w:color="auto" w:fill="EBF5FB"/>
-          </w:tcPr>
-          <w:p>
-            <w:r>
-              <w:rPr>
-                <w:rFonts w:ascii="맑은 고딕" w:hAnsi="맑은 고딕"/>
-                <w:b w:val="0"/>
-                <w:i w:val="0"/>
-                <w:sz w:val="18"/>
-              </w:rPr>
-              <w:t>✅ 반영</w:t>
-            </w:r>
-          </w:p>
-        </w:tc>
-        <w:tc>
-          <w:tcPr>
-            <w:tcW w:type="dxa" w:w="2551"/>
-            <w:shd w:val="clear" w:color="auto" w:fill="EBF5FB"/>
-          </w:tcPr>
-          <w:p>
-            <w:r>
-              <w:rPr>
-                <w:rFonts w:ascii="맑은 고딕" w:hAnsi="맑은 고딕"/>
-                <w:b w:val="0"/>
-                <w:i w:val="0"/>
-                <w:sz w:val="18"/>
-              </w:rPr>
-              <w:t>STUD=450, 2P 오프셋</w:t>
-            </w:r>
-          </w:p>
-        </w:tc>
-      </w:tr>
-      <w:tr>
-        <w:tc>
-          <w:tcPr>
-            <w:tcW w:type="dxa" w:w="1417"/>
-            <w:shd w:val="clear" w:color="auto" w:fill="FFFFFF"/>
-          </w:tcPr>
-          <w:p>
-            <w:r>
-              <w:rPr>
-                <w:rFonts w:ascii="맑은 고딕" w:hAnsi="맑은 고딕"/>
-                <w:b w:val="0"/>
-                <w:i w:val="0"/>
-                <w:sz w:val="18"/>
-              </w:rPr>
-              <w:t>3단계</w:t>
-            </w:r>
-          </w:p>
-        </w:tc>
-        <w:tc>
-          <w:tcPr>
-            <w:tcW w:type="dxa" w:w="3118"/>
-            <w:shd w:val="clear" w:color="auto" w:fill="FFFFFF"/>
-          </w:tcPr>
-          <w:p>
-            <w:r>
-              <w:rPr>
-                <w:rFonts w:ascii="맑은 고딕" w:hAnsi="맑은 고딕"/>
-                <w:b w:val="0"/>
-                <w:i w:val="0"/>
-                <w:sz w:val="18"/>
-              </w:rPr>
-              <w:t>RTL (오른쪽 끝부터) 배치</w:t>
-            </w:r>
-          </w:p>
-        </w:tc>
-        <w:tc>
-          <w:tcPr>
-            <w:tcW w:type="dxa" w:w="1701"/>
-            <w:shd w:val="clear" w:color="auto" w:fill="FFFFFF"/>
-          </w:tcPr>
-          <w:p>
-            <w:r>
-              <w:rPr>
-                <w:rFonts w:ascii="맑은 고딕" w:hAnsi="맑은 고딕"/>
-                <w:b w:val="0"/>
-                <w:i w:val="0"/>
-                <w:sz w:val="18"/>
-              </w:rPr>
-              <w:t>✅ 반영</w:t>
-            </w:r>
-          </w:p>
-        </w:tc>
-        <w:tc>
-          <w:tcPr>
-            <w:tcW w:type="dxa" w:w="2551"/>
-            <w:shd w:val="clear" w:color="auto" w:fill="FFFFFF"/>
-          </w:tcPr>
-          <w:p>
-            <w:r>
-              <w:rPr>
-                <w:rFonts w:ascii="맑은 고딕" w:hAnsi="맑은 고딕"/>
-                <w:b w:val="0"/>
-                <w:i w:val="0"/>
-                <w:sz w:val="18"/>
-              </w:rPr>
-              <w:t>_seam_positions_rtl()</w:t>
-            </w:r>
-          </w:p>
-        </w:tc>
-      </w:tr>
-      <w:tr>
-        <w:tc>
-          <w:tcPr>
-            <w:tcW w:type="dxa" w:w="1417"/>
-            <w:shd w:val="clear" w:color="auto" w:fill="EBF5FB"/>
-          </w:tcPr>
-          <w:p>
-            <w:r>
-              <w:rPr>
-                <w:rFonts w:ascii="맑은 고딕" w:hAnsi="맑은 고딕"/>
-                <w:b w:val="0"/>
-                <w:i w:val="0"/>
-                <w:sz w:val="18"/>
-              </w:rPr>
-              <w:t>4단계</w:t>
-            </w:r>
-          </w:p>
-        </w:tc>
-        <w:tc>
-          <w:tcPr>
-            <w:tcW w:type="dxa" w:w="3118"/>
-            <w:shd w:val="clear" w:color="auto" w:fill="EBF5FB"/>
-          </w:tcPr>
-          <w:p>
-            <w:r>
-              <w:rPr>
-                <w:rFonts w:ascii="맑은 고딕" w:hAnsi="맑은 고딕"/>
-                <w:b w:val="0"/>
-                <w:i w:val="0"/>
-                <w:sz w:val="18"/>
-              </w:rPr>
-              <w:t>개구부 중심 대칭 (SYM)</w:t>
-            </w:r>
-          </w:p>
-        </w:tc>
-        <w:tc>
-          <w:tcPr>
-            <w:tcW w:type="dxa" w:w="1701"/>
-            <w:shd w:val="clear" w:color="auto" w:fill="EBF5FB"/>
-          </w:tcPr>
-          <w:p>
-            <w:r>
-              <w:rPr>
-                <w:rFonts w:ascii="맑은 고딕" w:hAnsi="맑은 고딕"/>
-                <w:b w:val="0"/>
-                <w:i w:val="0"/>
-                <w:sz w:val="18"/>
-              </w:rPr>
-              <w:t>✅ 반영</w:t>
-            </w:r>
-          </w:p>
-        </w:tc>
-        <w:tc>
-          <w:tcPr>
-            <w:tcW w:type="dxa" w:w="2551"/>
-            <w:shd w:val="clear" w:color="auto" w:fill="EBF5FB"/>
-          </w:tcPr>
-          <w:p>
-            <w:r>
-              <w:rPr>
-                <w:rFonts w:ascii="맑은 고딕" w:hAnsi="맑은 고딕"/>
-                <w:b w:val="0"/>
-                <w:i w:val="0"/>
-                <w:sz w:val="18"/>
-              </w:rPr>
-              <w:t>RTL vs SYM 자동 선택</w:t>
-            </w:r>
-          </w:p>
-        </w:tc>
-      </w:tr>
-      <w:tr>
-        <w:tc>
-          <w:tcPr>
-            <w:tcW w:type="dxa" w:w="1417"/>
-            <w:shd w:val="clear" w:color="auto" w:fill="FFFFFF"/>
-          </w:tcPr>
-          <w:p>
-            <w:r>
-              <w:rPr>
-                <w:rFonts w:ascii="맑은 고딕" w:hAnsi="맑은 고딕"/>
-                <w:b w:val="0"/>
-                <w:i w:val="0"/>
-                <w:sz w:val="18"/>
-              </w:rPr>
-              <w:t>5단계</w:t>
-            </w:r>
-          </w:p>
-        </w:tc>
-        <w:tc>
-          <w:tcPr>
-            <w:tcW w:type="dxa" w:w="3118"/>
-            <w:shd w:val="clear" w:color="auto" w:fill="FFFFFF"/>
-          </w:tcPr>
-          <w:p>
-            <w:r>
-              <w:rPr>
-                <w:rFonts w:ascii="맑은 고딕" w:hAnsi="맑은 고딕"/>
-                <w:b w:val="0"/>
-                <w:i w:val="0"/>
-                <w:sz w:val="18"/>
-              </w:rPr>
-              <w:t>바닥 이격 5mm</w:t>
-            </w:r>
-          </w:p>
-        </w:tc>
-        <w:tc>
-          <w:tcPr>
-            <w:tcW w:type="dxa" w:w="1701"/>
-            <w:shd w:val="clear" w:color="auto" w:fill="FFFFFF"/>
-          </w:tcPr>
-          <w:p>
-            <w:r>
-              <w:rPr>
-                <w:rFonts w:ascii="맑은 고딕" w:hAnsi="맑은 고딕"/>
-                <w:b w:val="0"/>
-                <w:i w:val="0"/>
-                <w:sz w:val="18"/>
-              </w:rPr>
-              <w:t>✅ 반영</w:t>
-            </w:r>
-          </w:p>
-        </w:tc>
-        <w:tc>
-          <w:tcPr>
-            <w:tcW w:type="dxa" w:w="2551"/>
-            <w:shd w:val="clear" w:color="auto" w:fill="FFFFFF"/>
-          </w:tcPr>
-          <w:p>
-            <w:r>
-              <w:rPr>
-                <w:rFonts w:ascii="맑은 고딕" w:hAnsi="맑은 고딕"/>
-                <w:b w:val="0"/>
-                <w:i w:val="0"/>
-                <w:sz w:val="18"/>
-              </w:rPr>
-              <w:t>JS FLOOR_GAP=5</w:t>
-            </w:r>
-          </w:p>
-        </w:tc>
-      </w:tr>
-      <w:tr>
-        <w:tc>
-          <w:tcPr>
-            <w:tcW w:type="dxa" w:w="1417"/>
-            <w:shd w:val="clear" w:color="auto" w:fill="EBF5FB"/>
-          </w:tcPr>
-          <w:p>
-            <w:r>
-              <w:rPr>
-                <w:rFonts w:ascii="맑은 고딕" w:hAnsi="맑은 고딕"/>
-                <w:b w:val="0"/>
-                <w:i w:val="0"/>
-                <w:sz w:val="18"/>
-              </w:rPr>
-              <w:t>6단계</w:t>
-            </w:r>
-          </w:p>
-        </w:tc>
-        <w:tc>
-          <w:tcPr>
-            <w:tcW w:type="dxa" w:w="3118"/>
-            <w:shd w:val="clear" w:color="auto" w:fill="EBF5FB"/>
-          </w:tcPr>
-          <w:p>
-            <w:r>
-              <w:rPr>
-                <w:rFonts w:ascii="맑은 고딕" w:hAnsi="맑은 고딕"/>
-                <w:b w:val="0"/>
-                <w:i w:val="0"/>
-                <w:sz w:val="18"/>
-              </w:rPr>
-              <w:t>직선절단 (edge_cut)</w:t>
-            </w:r>
-          </w:p>
-        </w:tc>
-        <w:tc>
-          <w:tcPr>
-            <w:tcW w:type="dxa" w:w="1701"/>
-            <w:shd w:val="clear" w:color="auto" w:fill="EBF5FB"/>
-          </w:tcPr>
-          <w:p>
-            <w:r>
-              <w:rPr>
-                <w:rFonts w:ascii="맑은 고딕" w:hAnsi="맑은 고딕"/>
-                <w:b w:val="0"/>
-                <w:i w:val="0"/>
-                <w:sz w:val="18"/>
-              </w:rPr>
-              <w:t>✅ 반영</w:t>
-            </w:r>
-          </w:p>
-        </w:tc>
-        <w:tc>
-          <w:tcPr>
-            <w:tcW w:type="dxa" w:w="2551"/>
-            <w:shd w:val="clear" w:color="auto" w:fill="EBF5FB"/>
-          </w:tcPr>
-          <w:p>
-            <w:r>
-              <w:rPr>
-                <w:rFonts w:ascii="맑은 고딕" w:hAnsi="맑은 고딕"/>
-                <w:b w:val="0"/>
-                <w:i w:val="0"/>
-                <w:sz w:val="18"/>
-              </w:rPr>
-              <w:t>cut + 비겹침 → edge_cut</w:t>
-            </w:r>
-          </w:p>
-        </w:tc>
-      </w:tr>
-      <w:tr>
-        <w:tc>
-          <w:tcPr>
-            <w:tcW w:type="dxa" w:w="1417"/>
-            <w:shd w:val="clear" w:color="auto" w:fill="FFFFFF"/>
-          </w:tcPr>
-          <w:p>
-            <w:r>
-              <w:rPr>
-                <w:rFonts w:ascii="맑은 고딕" w:hAnsi="맑은 고딕"/>
-                <w:b w:val="0"/>
-                <w:i w:val="0"/>
-                <w:sz w:val="18"/>
-              </w:rPr>
-              <w:t>7단계</w:t>
-            </w:r>
-          </w:p>
-        </w:tc>
-        <w:tc>
-          <w:tcPr>
-            <w:tcW w:type="dxa" w:w="3118"/>
-            <w:shd w:val="clear" w:color="auto" w:fill="FFFFFF"/>
-          </w:tcPr>
-          <w:p>
-            <w:r>
-              <w:rPr>
-                <w:rFonts w:ascii="맑은 고딕" w:hAnsi="맑은 고딕"/>
-                <w:b w:val="0"/>
-                <w:i w:val="0"/>
-                <w:sz w:val="18"/>
-              </w:rPr>
-              <w:t>노치절단 (notch)</w:t>
-            </w:r>
-          </w:p>
-        </w:tc>
-        <w:tc>
-          <w:tcPr>
-            <w:tcW w:type="dxa" w:w="1701"/>
-            <w:shd w:val="clear" w:color="auto" w:fill="FFFFFF"/>
-          </w:tcPr>
-          <w:p>
-            <w:r>
-              <w:rPr>
-                <w:rFonts w:ascii="맑은 고딕" w:hAnsi="맑은 고딕"/>
-                <w:b w:val="0"/>
-                <w:i w:val="0"/>
-                <w:sz w:val="18"/>
-              </w:rPr>
-              <w:t>✅ 반영</w:t>
-            </w:r>
-          </w:p>
-        </w:tc>
-        <w:tc>
-          <w:tcPr>
-            <w:tcW w:type="dxa" w:w="2551"/>
-            <w:shd w:val="clear" w:color="auto" w:fill="FFFFFF"/>
-          </w:tcPr>
-          <w:p>
-            <w:r>
-              <w:rPr>
-                <w:rFonts w:ascii="맑은 고딕" w:hAnsi="맑은 고딕"/>
-                <w:b w:val="0"/>
-                <w:i w:val="0"/>
-                <w:sz w:val="18"/>
-              </w:rPr>
-              <w:t>cut + 개구부 겹침 → notch</w:t>
-            </w:r>
-          </w:p>
-        </w:tc>
-      </w:tr>
-      <w:tr>
-        <w:tc>
-          <w:tcPr>
-            <w:tcW w:type="dxa" w:w="1417"/>
-            <w:shd w:val="clear" w:color="auto" w:fill="EBF5FB"/>
-          </w:tcPr>
-          <w:p>
-            <w:r>
-              <w:rPr>
-                <w:rFonts w:ascii="맑은 고딕" w:hAnsi="맑은 고딕"/>
-                <w:b w:val="0"/>
-                <w:i w:val="0"/>
-                <w:sz w:val="18"/>
-              </w:rPr>
-              <w:t>8단계</w:t>
-            </w:r>
-          </w:p>
-        </w:tc>
-        <w:tc>
-          <w:tcPr>
-            <w:tcW w:type="dxa" w:w="3118"/>
-            <w:shd w:val="clear" w:color="auto" w:fill="EBF5FB"/>
-          </w:tcPr>
-          <w:p>
-            <w:r>
-              <w:rPr>
-                <w:rFonts w:ascii="맑은 고딕" w:hAnsi="맑은 고딕"/>
-                <w:b w:val="0"/>
-                <w:i w:val="0"/>
-                <w:sz w:val="18"/>
-              </w:rPr>
-              <w:t>자투리 최소 기준</w:t>
-            </w:r>
-          </w:p>
-        </w:tc>
-        <w:tc>
-          <w:tcPr>
-            <w:tcW w:type="dxa" w:w="1701"/>
-            <w:shd w:val="clear" w:color="auto" w:fill="EBF5FB"/>
-          </w:tcPr>
-          <w:p>
-            <w:r>
-              <w:rPr>
-                <w:rFonts w:ascii="맑은 고딕" w:hAnsi="맑은 고딕"/>
-                <w:b w:val="0"/>
-                <w:i w:val="0"/>
-                <w:sz w:val="18"/>
-              </w:rPr>
-              <w:t>✅ 반영</w:t>
-            </w:r>
-          </w:p>
-        </w:tc>
-        <w:tc>
-          <w:tcPr>
-            <w:tcW w:type="dxa" w:w="2551"/>
-            <w:shd w:val="clear" w:color="auto" w:fill="EBF5FB"/>
-          </w:tcPr>
-          <w:p>
-            <w:r>
-              <w:rPr>
-                <w:rFonts w:ascii="맑은 고딕" w:hAnsi="맑은 고딕"/>
-                <w:b w:val="0"/>
-                <w:i w:val="0"/>
-                <w:sz w:val="18"/>
-              </w:rPr>
-              <w:t>MIN_REUSE_W/H</w:t>
-            </w:r>
-          </w:p>
-        </w:tc>
-      </w:tr>
-      <w:tr>
-        <w:tc>
-          <w:tcPr>
-            <w:tcW w:type="dxa" w:w="1417"/>
-            <w:shd w:val="clear" w:color="auto" w:fill="FFFFFF"/>
-          </w:tcPr>
-          <w:p>
-            <w:r>
-              <w:rPr>
-                <w:rFonts w:ascii="맑은 고딕" w:hAnsi="맑은 고딕"/>
-                <w:b w:val="0"/>
-                <w:i w:val="0"/>
-                <w:sz w:val="18"/>
-              </w:rPr>
-              <w:t>9단계</w:t>
-            </w:r>
-          </w:p>
-        </w:tc>
-        <w:tc>
-          <w:tcPr>
-            <w:tcW w:type="dxa" w:w="3118"/>
-            <w:shd w:val="clear" w:color="auto" w:fill="FFFFFF"/>
-          </w:tcPr>
-          <w:p>
-            <w:r>
-              <w:rPr>
-                <w:rFonts w:ascii="맑은 고딕" w:hAnsi="맑은 고딕"/>
-                <w:b w:val="0"/>
-                <w:i w:val="0"/>
-                <w:sz w:val="18"/>
-              </w:rPr>
-              <w:t>재사용 풀 by_space → by_floor</w:t>
-            </w:r>
-          </w:p>
-        </w:tc>
-        <w:tc>
-          <w:tcPr>
-            <w:tcW w:type="dxa" w:w="1701"/>
-            <w:shd w:val="clear" w:color="auto" w:fill="FFFFFF"/>
-          </w:tcPr>
-          <w:p>
-            <w:r>
-              <w:rPr>
-                <w:rFonts w:ascii="맑은 고딕" w:hAnsi="맑은 고딕"/>
-                <w:b w:val="0"/>
-                <w:i w:val="0"/>
-                <w:sz w:val="18"/>
-              </w:rPr>
-              <w:t>✅ 반영</w:t>
-            </w:r>
-          </w:p>
-        </w:tc>
-        <w:tc>
-          <w:tcPr>
-            <w:tcW w:type="dxa" w:w="2551"/>
-            <w:shd w:val="clear" w:color="auto" w:fill="FFFFFF"/>
-          </w:tcPr>
-          <w:p>
-            <w:r>
-              <w:rPr>
-                <w:rFonts w:ascii="맑은 고딕" w:hAnsi="맑은 고딕"/>
-                <w:b w:val="0"/>
-                <w:i w:val="0"/>
-                <w:sz w:val="18"/>
-              </w:rPr>
-              <w:t>ReusePool.consume()</w:t>
-            </w:r>
-          </w:p>
-        </w:tc>
-      </w:tr>
-      <w:tr>
-        <w:tc>
-          <w:tcPr>
-            <w:tcW w:type="dxa" w:w="1417"/>
-            <w:shd w:val="clear" w:color="auto" w:fill="EBF5FB"/>
-          </w:tcPr>
-          <w:p>
-            <w:r>
-              <w:rPr>
-                <w:rFonts w:ascii="맑은 고딕" w:hAnsi="맑은 고딕"/>
-                <w:b w:val="0"/>
-                <w:i w:val="0"/>
-                <w:sz w:val="18"/>
-              </w:rPr>
-              <w:t>10단계</w:t>
-            </w:r>
-          </w:p>
-        </w:tc>
-        <w:tc>
-          <w:tcPr>
-            <w:tcW w:type="dxa" w:w="3118"/>
-            <w:shd w:val="clear" w:color="auto" w:fill="EBF5FB"/>
-          </w:tcPr>
-          <w:p>
-            <w:r>
-              <w:rPr>
-                <w:rFonts w:ascii="맑은 고딕" w:hAnsi="맑은 고딕"/>
-                <w:b w:val="0"/>
-                <w:i w:val="0"/>
-                <w:sz w:val="18"/>
-              </w:rPr>
-              <w:t>재사용 시각화</w:t>
-            </w:r>
-          </w:p>
-        </w:tc>
-        <w:tc>
-          <w:tcPr>
-            <w:tcW w:type="dxa" w:w="1701"/>
-            <w:shd w:val="clear" w:color="auto" w:fill="EBF5FB"/>
-          </w:tcPr>
-          <w:p>
-            <w:r>
-              <w:rPr>
-                <w:rFonts w:ascii="맑은 고딕" w:hAnsi="맑은 고딕"/>
-                <w:b w:val="0"/>
-                <w:i w:val="0"/>
-                <w:sz w:val="18"/>
-              </w:rPr>
-              <w:t>✅ 반영 (v3 신규)</w:t>
-            </w:r>
-          </w:p>
-        </w:tc>
-        <w:tc>
-          <w:tcPr>
-            <w:tcW w:type="dxa" w:w="2551"/>
-            <w:shd w:val="clear" w:color="auto" w:fill="EBF5FB"/>
-          </w:tcPr>
-          <w:p>
-            <w:r>
-              <w:rPr>
-                <w:rFonts w:ascii="맑은 고딕" w:hAnsi="맑은 고딕"/>
-                <w:b w:val="0"/>
-                <w:i w:val="0"/>
-                <w:sz w:val="18"/>
-              </w:rPr>
-              <w:t>🔵 reuse 셀, sc5 뱃지</w:t>
-            </w:r>
-          </w:p>
-        </w:tc>
-      </w:tr>
-    </w:tbl>
-    <w:p/>
-    <w:p>
-      <w:pPr>
-        <w:jc w:val="center"/>
-      </w:pPr>
-      <w:r>
-        <w:rPr>
-          <w:rFonts w:ascii="맑은 고딕" w:hAnsi="맑은 고딕"/>
-          <w:b/>
-          <w:i w:val="0"/>
-          <w:color w:val="145A32"/>
-          <w:sz w:val="24"/>
-        </w:rPr>
-        <w:t>✅  승훈 10단계 시공방식 — 10/10 모두 구현 완료  ✅</w:t>
-      </w:r>
-    </w:p>
-    <w:p/>
-    <w:p>
-      <w:pPr>
-        <w:pStyle w:val="Heading1"/>
-        <w:spacing w:before="200" w:after="80"/>
-      </w:pPr>
-      <w:r>
-        <w:rPr>
-          <w:rFonts w:ascii="맑은 고딕" w:hAnsi="맑은 고딕"/>
-          <w:b/>
-          <w:color w:val="1B3A5C"/>
-          <w:sz w:val="30"/>
-        </w:rPr>
-        <w:t>⑥ 배포 및 공유 방법</w:t>
-      </w:r>
-    </w:p>
-    <w:tbl>
-      <w:tblPr>
-        <w:tblStyle w:val="TableGrid"/>
-        <w:tblW w:type="auto" w:w="0"/>
-        <w:jc w:val="left"/>
-        <w:tblLook w:firstColumn="1" w:firstRow="1" w:lastColumn="0" w:lastRow="0" w:noHBand="0" w:noVBand="1" w:val="04A0"/>
-      </w:tblPr>
-      <w:tblGrid>
-        <w:gridCol w:w="3135"/>
-        <w:gridCol w:w="3135"/>
-        <w:gridCol w:w="3135"/>
-      </w:tblGrid>
-      <w:tr>
-        <w:tc>
-          <w:tcPr>
-            <w:tcW w:type="dxa" w:w="1701"/>
-            <w:shd w:val="clear" w:color="auto" w:fill="1B3A5C"/>
-          </w:tcPr>
-          <w:p>
-            <w:pPr>
-              <w:jc w:val="center"/>
-            </w:pPr>
-            <w:r>
-              <w:rPr>
-                <w:rFonts w:ascii="맑은 고딕" w:hAnsi="맑은 고딕"/>
-                <w:b/>
-                <w:i w:val="0"/>
-                <w:color w:val="FFFFFF"/>
-                <w:sz w:val="18"/>
-              </w:rPr>
-              <w:t>방법</w:t>
-            </w:r>
-          </w:p>
-        </w:tc>
-        <w:tc>
-          <w:tcPr>
-            <w:tcW w:type="dxa" w:w="3969"/>
-            <w:shd w:val="clear" w:color="auto" w:fill="1B3A5C"/>
-          </w:tcPr>
-          <w:p>
-            <w:pPr>
-              <w:jc w:val="center"/>
-            </w:pPr>
-            <w:r>
-              <w:rPr>
-                <w:rFonts w:ascii="맑은 고딕" w:hAnsi="맑은 고딕"/>
-                <w:b/>
-                <w:i w:val="0"/>
-                <w:color w:val="FFFFFF"/>
-                <w:sz w:val="18"/>
-              </w:rPr>
-              <w:t>절차</w:t>
-            </w:r>
-          </w:p>
-        </w:tc>
-        <w:tc>
-          <w:tcPr>
-            <w:tcW w:type="dxa" w:w="3118"/>
-            <w:shd w:val="clear" w:color="auto" w:fill="1B3A5C"/>
-          </w:tcPr>
-          <w:p>
-            <w:pPr>
-              <w:jc w:val="center"/>
-            </w:pPr>
-            <w:r>
-              <w:rPr>
-                <w:rFonts w:ascii="맑은 고딕" w:hAnsi="맑은 고딕"/>
-                <w:b/>
-                <w:i w:val="0"/>
-                <w:color w:val="FFFFFF"/>
-                <w:sz w:val="18"/>
-              </w:rPr>
-              <w:t>특징</w:t>
-            </w:r>
-          </w:p>
-        </w:tc>
-      </w:tr>
-      <w:tr>
-        <w:tc>
-          <w:tcPr>
-            <w:tcW w:type="dxa" w:w="1701"/>
-            <w:shd w:val="clear" w:color="auto" w:fill="FFFFFF"/>
-          </w:tcPr>
-          <w:p>
-            <w:r>
-              <w:rPr>
-                <w:rFonts w:ascii="맑은 고딕" w:hAnsi="맑은 고딕"/>
-                <w:b w:val="0"/>
-                <w:i w:val="0"/>
-                <w:sz w:val="18"/>
-              </w:rPr>
-              <w:t>OneDrive 공유 (권장)</w:t>
-            </w:r>
-          </w:p>
-        </w:tc>
-        <w:tc>
-          <w:tcPr>
-            <w:tcW w:type="dxa" w:w="3969"/>
-            <w:shd w:val="clear" w:color="auto" w:fill="FFFFFF"/>
-          </w:tcPr>
-          <w:p>
-            <w:r>
-              <w:rPr>
-                <w:rFonts w:ascii="맑은 고딕" w:hAnsi="맑은 고딕"/>
-                <w:b w:val="0"/>
-                <w:i w:val="0"/>
-                <w:sz w:val="18"/>
-              </w:rPr>
-              <w:t>dist\IFC최적화.exe를 OneDrive 폴더에 저장</w:t>
-            </w:r>
-          </w:p>
-        </w:tc>
-        <w:tc>
-          <w:tcPr>
-            <w:tcW w:type="dxa" w:w="3118"/>
-            <w:shd w:val="clear" w:color="auto" w:fill="FFFFFF"/>
-          </w:tcPr>
-          <w:p>
-            <w:r>
-              <w:rPr>
-                <w:rFonts w:ascii="맑은 고딕" w:hAnsi="맑은 고딕"/>
-                <w:b w:val="0"/>
-                <w:i w:val="0"/>
-                <w:sz w:val="18"/>
-              </w:rPr>
-              <w:t>자동 동기화 → 항상 최신버전 / 링크로 공유 가능</w:t>
-            </w:r>
-          </w:p>
-        </w:tc>
-      </w:tr>
-      <w:tr>
-        <w:tc>
-          <w:tcPr>
-            <w:tcW w:type="dxa" w:w="1701"/>
-            <w:shd w:val="clear" w:color="auto" w:fill="EBF5FB"/>
-          </w:tcPr>
-          <w:p>
-            <w:r>
-              <w:rPr>
-                <w:rFonts w:ascii="맑은 고딕" w:hAnsi="맑은 고딕"/>
-                <w:b w:val="0"/>
-                <w:i w:val="0"/>
-                <w:sz w:val="18"/>
-              </w:rPr>
-              <w:t>USB 복사</w:t>
-            </w:r>
-          </w:p>
-        </w:tc>
-        <w:tc>
-          <w:tcPr>
-            <w:tcW w:type="dxa" w:w="3969"/>
-            <w:shd w:val="clear" w:color="auto" w:fill="EBF5FB"/>
-          </w:tcPr>
-          <w:p>
-            <w:r>
-              <w:rPr>
-                <w:rFonts w:ascii="맑은 고딕" w:hAnsi="맑은 고딕"/>
-                <w:b w:val="0"/>
-                <w:i w:val="0"/>
-                <w:sz w:val="18"/>
-              </w:rPr>
-              <w:t>EXE 파일만 복사</w:t>
-            </w:r>
-          </w:p>
-        </w:tc>
-        <w:tc>
-          <w:tcPr>
-            <w:tcW w:type="dxa" w:w="3118"/>
-            <w:shd w:val="clear" w:color="auto" w:fill="EBF5FB"/>
-          </w:tcPr>
-          <w:p>
-            <w:r>
-              <w:rPr>
-                <w:rFonts w:ascii="맑은 고딕" w:hAnsi="맑은 고딕"/>
-                <w:b w:val="0"/>
-                <w:i w:val="0"/>
-                <w:sz w:val="18"/>
-              </w:rPr>
-              <w:t>인터넷 없는 환경에서도 사용</w:t>
-            </w:r>
-          </w:p>
-        </w:tc>
-      </w:tr>
-      <w:tr>
-        <w:tc>
-          <w:tcPr>
-            <w:tcW w:type="dxa" w:w="1701"/>
-            <w:shd w:val="clear" w:color="auto" w:fill="FFFFFF"/>
-          </w:tcPr>
-          <w:p>
-            <w:r>
-              <w:rPr>
-                <w:rFonts w:ascii="맑은 고딕" w:hAnsi="맑은 고딕"/>
-                <w:b w:val="0"/>
-                <w:i w:val="0"/>
-                <w:sz w:val="18"/>
-              </w:rPr>
-              <w:t>EXE 재빌드</w:t>
-            </w:r>
-          </w:p>
-        </w:tc>
-        <w:tc>
-          <w:tcPr>
-            <w:tcW w:type="dxa" w:w="3969"/>
-            <w:shd w:val="clear" w:color="auto" w:fill="FFFFFF"/>
-          </w:tcPr>
-          <w:p>
-            <w:r>
-              <w:rPr>
-                <w:rFonts w:ascii="맑은 고딕" w:hAnsi="맑은 고딕"/>
-                <w:b w:val="0"/>
-                <w:i w:val="0"/>
-                <w:sz w:val="18"/>
-              </w:rPr>
-              <w:t>python -m PyInstaller IFC최적화.spec --noconfirm</w:t>
-            </w:r>
-          </w:p>
-        </w:tc>
-        <w:tc>
-          <w:tcPr>
-            <w:tcW w:type="dxa" w:w="3118"/>
-            <w:shd w:val="clear" w:color="auto" w:fill="FFFFFF"/>
-          </w:tcPr>
-          <w:p>
-            <w:r>
-              <w:rPr>
-                <w:rFonts w:ascii="맑은 고딕" w:hAnsi="맑은 고딕"/>
-                <w:b w:val="0"/>
-                <w:i w:val="0"/>
-                <w:sz w:val="18"/>
-              </w:rPr>
-              <w:t>소스 수정 후 약 3~5분 소요</w:t>
-            </w:r>
-          </w:p>
-        </w:tc>
-      </w:tr>
-    </w:tbl>
-    <w:p/>
-    <w:p>
-      <w:pPr>
-        <w:spacing w:after="40"/>
-        <w:ind w:left="283" w:hanging="227"/>
-      </w:pPr>
-      <w:r>
-        <w:rPr>
-          <w:rFonts w:ascii="맑은 고딕" w:hAnsi="맑은 고딕"/>
-          <w:b w:val="0"/>
-          <w:i w:val="0"/>
-          <w:sz w:val="20"/>
-        </w:rPr>
-        <w:t>• 실행 요구사항: Windows 10/11 64비트  |  최소 RAM 4GB  |  Chrome/Edge 브라우저</w:t>
-      </w:r>
-    </w:p>
-    <w:p>
-      <w:pPr>
-        <w:spacing w:after="40"/>
-        <w:ind w:left="283" w:hanging="227"/>
-      </w:pPr>
-      <w:r>
-        <w:rPr>
-          <w:rFonts w:ascii="맑은 고딕" w:hAnsi="맑은 고딕"/>
-          <w:b w:val="0"/>
-          <w:i w:val="0"/>
-          <w:sz w:val="20"/>
-        </w:rPr>
-        <w:t>• Python, Node.js 등 추가 설치 불필요 — EXE 하나로 완결</w:t>
-      </w:r>
-    </w:p>
-    <w:p/>
-    <w:p>
-      <w:pPr>
-        <w:pStyle w:val="Heading2"/>
-        <w:spacing w:before="120" w:after="80"/>
-      </w:pPr>
-      <w:r>
-        <w:rPr>
-          <w:rFonts w:ascii="맑은 고딕" w:hAnsi="맑은 고딕"/>
-          <w:b/>
-          <w:color w:val="154360"/>
-          <w:sz w:val="24"/>
-        </w:rPr>
-        <w:t>버전 이력</w:t>
-      </w:r>
-    </w:p>
-    <w:tbl>
-      <w:tblPr>
-        <w:tblStyle w:val="TableGrid"/>
-        <w:tblW w:type="auto" w:w="0"/>
-        <w:jc w:val="left"/>
-        <w:tblLook w:firstColumn="1" w:firstRow="1" w:lastColumn="0" w:lastRow="0" w:noHBand="0" w:noVBand="1" w:val="04A0"/>
-      </w:tblPr>
-      <w:tblGrid>
-        <w:gridCol w:w="3135"/>
-        <w:gridCol w:w="3135"/>
-        <w:gridCol w:w="3135"/>
-      </w:tblGrid>
-      <w:tr>
-        <w:tc>
-          <w:tcPr>
-            <w:tcW w:type="dxa" w:w="850"/>
-            <w:shd w:val="clear" w:color="auto" w:fill="333333"/>
-          </w:tcPr>
-          <w:p>
-            <w:pPr>
-              <w:jc w:val="center"/>
-            </w:pPr>
-            <w:r>
-              <w:rPr>
-                <w:rFonts w:ascii="맑은 고딕" w:hAnsi="맑은 고딕"/>
-                <w:b/>
-                <w:i w:val="0"/>
                 <w:color w:val="FFFFFF"/>
                 <w:sz w:val="18"/>
               </w:rPr>
@@ -5360,18 +3042,13 @@
         </w:tc>
         <w:tc>
           <w:tcPr>
-            <w:tcW w:type="dxa" w:w="1417"/>
-            <w:shd w:val="clear" w:color="auto" w:fill="333333"/>
+            <w:tcW w:type="dxa" w:w="3041"/>
+            <w:shd w:val="clear" w:color="auto" w:fill="1A237E"/>
           </w:tcPr>
           <w:p>
-            <w:pPr>
-              <w:jc w:val="center"/>
-            </w:pPr>
             <w:r>
               <w:rPr>
-                <w:rFonts w:ascii="맑은 고딕" w:hAnsi="맑은 고딕"/>
                 <w:b/>
-                <w:i w:val="0"/>
                 <w:color w:val="FFFFFF"/>
                 <w:sz w:val="18"/>
               </w:rPr>
@@ -5381,22 +3058,17 @@
         </w:tc>
         <w:tc>
           <w:tcPr>
-            <w:tcW w:type="dxa" w:w="6520"/>
-            <w:shd w:val="clear" w:color="auto" w:fill="333333"/>
+            <w:tcW w:type="dxa" w:w="3041"/>
+            <w:shd w:val="clear" w:color="auto" w:fill="1A237E"/>
           </w:tcPr>
           <w:p>
-            <w:pPr>
-              <w:jc w:val="center"/>
-            </w:pPr>
             <w:r>
               <w:rPr>
-                <w:rFonts w:ascii="맑은 고딕" w:hAnsi="맑은 고딕"/>
                 <w:b/>
-                <w:i w:val="0"/>
                 <w:color w:val="FFFFFF"/>
                 <w:sz w:val="18"/>
               </w:rPr>
-              <w:t>주요 변경사항</w:t>
+              <w:t>변경 내용</w:t>
             </w:r>
           </w:p>
         </w:tc>
@@ -5404,15 +3076,12 @@
       <w:tr>
         <w:tc>
           <w:tcPr>
-            <w:tcW w:type="dxa" w:w="850"/>
+            <w:tcW w:type="dxa" w:w="3041"/>
             <w:shd w:val="clear" w:color="auto" w:fill="FFFFFF"/>
           </w:tcPr>
           <w:p>
             <w:r>
               <w:rPr>
-                <w:rFonts w:ascii="맑은 고딕" w:hAnsi="맑은 고딕"/>
-                <w:b w:val="0"/>
-                <w:i w:val="0"/>
                 <w:sz w:val="18"/>
               </w:rPr>
               <w:t>v1.0</w:t>
@@ -5421,35 +3090,29 @@
         </w:tc>
         <w:tc>
           <w:tcPr>
-            <w:tcW w:type="dxa" w:w="1417"/>
+            <w:tcW w:type="dxa" w:w="3041"/>
             <w:shd w:val="clear" w:color="auto" w:fill="FFFFFF"/>
           </w:tcPr>
           <w:p>
             <w:r>
               <w:rPr>
-                <w:rFonts w:ascii="맑은 고딕" w:hAnsi="맑은 고딕"/>
-                <w:b w:val="0"/>
-                <w:i w:val="0"/>
                 <w:sz w:val="18"/>
               </w:rPr>
-              <w:t>2026-06 초</w:t>
+              <w:t>2026-06-01</w:t>
             </w:r>
           </w:p>
         </w:tc>
         <w:tc>
           <w:tcPr>
-            <w:tcW w:type="dxa" w:w="6520"/>
+            <w:tcW w:type="dxa" w:w="3041"/>
             <w:shd w:val="clear" w:color="auto" w:fill="FFFFFF"/>
           </w:tcPr>
           <w:p>
             <w:r>
               <w:rPr>
-                <w:rFonts w:ascii="맑은 고딕" w:hAnsi="맑은 고딕"/>
-                <w:b w:val="0"/>
-                <w:i w:val="0"/>
                 <w:sz w:val="18"/>
               </w:rPr>
-              <w:t>기본 IFC 검증 + 석고보드 LTR 최적화</w:t>
+              <w:t>기본 IFC 파싱 및 HTML 검증보고서</w:t>
             </w:r>
           </w:p>
         </w:tc>
@@ -5457,15 +3120,12 @@
       <w:tr>
         <w:tc>
           <w:tcPr>
-            <w:tcW w:type="dxa" w:w="850"/>
-            <w:shd w:val="clear" w:color="auto" w:fill="EBF5FB"/>
+            <w:tcW w:type="dxa" w:w="3041"/>
+            <w:shd w:val="clear" w:color="auto" w:fill="F5F5F5"/>
           </w:tcPr>
           <w:p>
             <w:r>
               <w:rPr>
-                <w:rFonts w:ascii="맑은 고딕" w:hAnsi="맑은 고딕"/>
-                <w:b w:val="0"/>
-                <w:i w:val="0"/>
                 <w:sz w:val="18"/>
               </w:rPr>
               <w:t>v2.0</w:t>
@@ -5474,35 +3134,29 @@
         </w:tc>
         <w:tc>
           <w:tcPr>
-            <w:tcW w:type="dxa" w:w="1417"/>
-            <w:shd w:val="clear" w:color="auto" w:fill="EBF5FB"/>
+            <w:tcW w:type="dxa" w:w="3041"/>
+            <w:shd w:val="clear" w:color="auto" w:fill="F5F5F5"/>
           </w:tcPr>
           <w:p>
             <w:r>
               <w:rPr>
-                <w:rFonts w:ascii="맑은 고딕" w:hAnsi="맑은 고딕"/>
-                <w:b w:val="0"/>
-                <w:i w:val="0"/>
                 <w:sz w:val="18"/>
               </w:rPr>
-              <w:t>2026-06-15</w:t>
+              <w:t>2026-06-10</w:t>
             </w:r>
           </w:p>
         </w:tc>
         <w:tc>
           <w:tcPr>
-            <w:tcW w:type="dxa" w:w="6520"/>
-            <w:shd w:val="clear" w:color="auto" w:fill="EBF5FB"/>
+            <w:tcW w:type="dxa" w:w="3041"/>
+            <w:shd w:val="clear" w:color="auto" w:fill="F5F5F5"/>
           </w:tcPr>
           <w:p>
             <w:r>
               <w:rPr>
-                <w:rFonts w:ascii="맑은 고딕" w:hAnsi="맑은 고딕"/>
-                <w:b w:val="0"/>
-                <w:i w:val="0"/>
                 <w:sz w:val="18"/>
               </w:rPr>
-              <w:t>M3 시공방식: RTL 배치, 개구부 SYM, ReusePool 구현</w:t>
+              <w:t>RTL 배치 최적화 + 시뮬레이터 UI 통합</w:t>
             </w:r>
           </w:p>
         </w:tc>
@@ -5510,68 +3164,12 @@
       <w:tr>
         <w:tc>
           <w:tcPr>
-            <w:tcW w:type="dxa" w:w="850"/>
+            <w:tcW w:type="dxa" w:w="3041"/>
             <w:shd w:val="clear" w:color="auto" w:fill="FFFFFF"/>
           </w:tcPr>
           <w:p>
             <w:r>
               <w:rPr>
-                <w:rFonts w:ascii="맑은 고딕" w:hAnsi="맑은 고딕"/>
-                <w:b w:val="0"/>
-                <w:i w:val="0"/>
-                <w:sz w:val="18"/>
-              </w:rPr>
-              <w:t>v2.5</w:t>
-            </w:r>
-          </w:p>
-        </w:tc>
-        <w:tc>
-          <w:tcPr>
-            <w:tcW w:type="dxa" w:w="1417"/>
-            <w:shd w:val="clear" w:color="auto" w:fill="FFFFFF"/>
-          </w:tcPr>
-          <w:p>
-            <w:r>
-              <w:rPr>
-                <w:rFonts w:ascii="맑은 고딕" w:hAnsi="맑은 고딕"/>
-                <w:b w:val="0"/>
-                <w:i w:val="0"/>
-                <w:sz w:val="18"/>
-              </w:rPr>
-              <w:t>2026-06-16</w:t>
-            </w:r>
-          </w:p>
-        </w:tc>
-        <w:tc>
-          <w:tcPr>
-            <w:tcW w:type="dxa" w:w="6520"/>
-            <w:shd w:val="clear" w:color="auto" w:fill="FFFFFF"/>
-          </w:tcPr>
-          <w:p>
-            <w:r>
-              <w:rPr>
-                <w:rFonts w:ascii="맑은 고딕" w:hAnsi="맑은 고딕"/>
-                <w:b w:val="0"/>
-                <w:i w:val="0"/>
-                <w:sz w:val="18"/>
-              </w:rPr>
-              <w:t>승훈 시뮬레이터 UI 통합 (벽 데이터 주입)</w:t>
-            </w:r>
-          </w:p>
-        </w:tc>
-      </w:tr>
-      <w:tr>
-        <w:tc>
-          <w:tcPr>
-            <w:tcW w:type="dxa" w:w="850"/>
-            <w:shd w:val="clear" w:color="auto" w:fill="EBF5FB"/>
-          </w:tcPr>
-          <w:p>
-            <w:r>
-              <w:rPr>
-                <w:rFonts w:ascii="맑은 고딕" w:hAnsi="맑은 고딕"/>
-                <w:b w:val="0"/>
-                <w:i w:val="0"/>
                 <w:sz w:val="18"/>
               </w:rPr>
               <w:t>v3.0</w:t>
@@ -5580,15 +3178,12 @@
         </w:tc>
         <w:tc>
           <w:tcPr>
-            <w:tcW w:type="dxa" w:w="1417"/>
-            <w:shd w:val="clear" w:color="auto" w:fill="EBF5FB"/>
+            <w:tcW w:type="dxa" w:w="3041"/>
+            <w:shd w:val="clear" w:color="auto" w:fill="FFFFFF"/>
           </w:tcPr>
           <w:p>
             <w:r>
               <w:rPr>
-                <w:rFonts w:ascii="맑은 고딕" w:hAnsi="맑은 고딕"/>
-                <w:b w:val="0"/>
-                <w:i w:val="0"/>
                 <w:sz w:val="18"/>
               </w:rPr>
               <w:t>2026-06-17</w:t>
@@ -5597,28 +3192,68 @@
         </w:tc>
         <w:tc>
           <w:tcPr>
-            <w:tcW w:type="dxa" w:w="6520"/>
-            <w:shd w:val="clear" w:color="auto" w:fill="EBF5FB"/>
+            <w:tcW w:type="dxa" w:w="3041"/>
+            <w:shd w:val="clear" w:color="auto" w:fill="FFFFFF"/>
           </w:tcPr>
           <w:p>
             <w:r>
               <w:rPr>
-                <w:rFonts w:ascii="맑은 고딕" w:hAnsi="맑은 고딕"/>
-                <w:b w:val="0"/>
-                <w:i w:val="0"/>
                 <w:sz w:val="18"/>
               </w:rPr>
-              <w:t>Python RTL+Reuse 결과 시뮬레이터 직접 반영</w:t>
-              <w:br/>
-              <w:t>재사용 셀(🔵) 시각화, run() 오버라이드, PRECOMPUTED 주입</w:t>
+              <w:t>ReusePool 재사용 로직 + 재사용 보드 시각화(파랑)</w:t>
+            </w:r>
+          </w:p>
+        </w:tc>
+      </w:tr>
+      <w:tr>
+        <w:tc>
+          <w:tcPr>
+            <w:tcW w:type="dxa" w:w="3041"/>
+            <w:shd w:val="clear" w:color="auto" w:fill="F5F5F5"/>
+          </w:tcPr>
+          <w:p>
+            <w:r>
+              <w:rPr>
+                <w:sz w:val="18"/>
+              </w:rPr>
+              <w:t>v3.1</w:t>
+            </w:r>
+          </w:p>
+        </w:tc>
+        <w:tc>
+          <w:tcPr>
+            <w:tcW w:type="dxa" w:w="3041"/>
+            <w:shd w:val="clear" w:color="auto" w:fill="F5F5F5"/>
+          </w:tcPr>
+          <w:p>
+            <w:r>
+              <w:rPr>
+                <w:sz w:val="18"/>
+              </w:rPr>
+              <w:t>2026-06-18</w:t>
+            </w:r>
+          </w:p>
+        </w:tc>
+        <w:tc>
+          <w:tcPr>
+            <w:tcW w:type="dxa" w:w="3041"/>
+            <w:shd w:val="clear" w:color="auto" w:fill="F5F5F5"/>
+          </w:tcPr>
+          <w:p>
+            <w:r>
+              <w:rPr>
+                <w:sz w:val="18"/>
+              </w:rPr>
+              <w:t>정규식 이중검증 강화: GlobalId 대조 + 치수 분포 비교</w:t>
             </w:r>
           </w:p>
         </w:tc>
       </w:tr>
     </w:tbl>
+    <w:p/>
     <w:sectPr>
       <w:pgSz w:w="12240" w:h="15840"/>
-      <w:pgMar w:top="1134" w:right="1417" w:bottom="1134" w:left="1417" w:header="720" w:footer="720" w:gutter="0"/>
+      <w:pgMar w:top="1417" w:right="1417" w:bottom="1417" w:left="1701" w:header="720" w:footer="720" w:gutter="0"/>
       <w:cols w:space="720"/>
       <w:docGrid w:linePitch="360"/>
     </w:sectPr>

--- a/docs/IFC최적화_최종정리_통합문서.docx
+++ b/docs/IFC최적화_최종정리_통합문서.docx
@@ -37,7 +37,7 @@
           <w:color w:val="777777"/>
           <w:sz w:val="18"/>
         </w:rPr>
-        <w:t>작성일: 2026년 06월 18일    버전: v3.1    인천대학교 건축환경연구실</w:t>
+        <w:t>작성일: 2026년 06월 23일    버전: v3.2    인천대학교 건축환경연구실</w:t>
       </w:r>
     </w:p>
     <w:p/>
@@ -3216,7 +3216,7 @@
               <w:rPr>
                 <w:sz w:val="18"/>
               </w:rPr>
-              <w:t>v3.1</w:t>
+              <w:t>v3.2</w:t>
             </w:r>
           </w:p>
         </w:tc>
